--- a/docs/ecostats_lectures/lecture_06/06_02_class_activity.docx
+++ b/docs/ecostats_lectures/lecture_06/06_02_class_activity.docx
@@ -275,6 +275,138 @@
         </w:rPr>
         <w:t xml:space="preserve"># For diagnostic tests</w:t>
       </w:r>
+      <w:r>
+        <w:br/>
+      </w:r>
+      <w:r>
+        <w:rPr>
+          <w:rStyle w:val="FunctionTok"/>
+        </w:rPr>
+        <w:t xml:space="preserve">library</w:t>
+      </w:r>
+      <w:r>
+        <w:rPr>
+          <w:rStyle w:val="NormalTok"/>
+        </w:rPr>
+        <w:t xml:space="preserve">(tidyverse)    </w:t>
+      </w:r>
+      <w:r>
+        <w:rPr>
+          <w:rStyle w:val="CommentTok"/>
+        </w:rPr>
+        <w:t xml:space="preserve"># For data manipulation and visualization</w:t>
+      </w:r>
+      <w:r>
+        <w:br/>
+      </w:r>
+      <w:r>
+        <w:rPr>
+          <w:rStyle w:val="FunctionTok"/>
+        </w:rPr>
+        <w:t xml:space="preserve">library</w:t>
+      </w:r>
+      <w:r>
+        <w:rPr>
+          <w:rStyle w:val="NormalTok"/>
+        </w:rPr>
+        <w:t xml:space="preserve">(readxl)</w:t>
+      </w:r>
+      <w:r>
+        <w:br/>
+      </w:r>
+      <w:r>
+        <w:rPr>
+          <w:rStyle w:val="CommentTok"/>
+        </w:rPr>
+        <w:t xml:space="preserve"># Load the pine needle data</w:t>
+      </w:r>
+      <w:r>
+        <w:br/>
+      </w:r>
+      <w:r>
+        <w:rPr>
+          <w:rStyle w:val="CommentTok"/>
+        </w:rPr>
+        <w:t xml:space="preserve"># Use here() function to specify the path</w:t>
+      </w:r>
+      <w:r>
+        <w:br/>
+      </w:r>
+      <w:r>
+        <w:rPr>
+          <w:rStyle w:val="NormalTok"/>
+        </w:rPr>
+        <w:t xml:space="preserve">pine_switch_df </w:t>
+      </w:r>
+      <w:r>
+        <w:rPr>
+          <w:rStyle w:val="OtherTok"/>
+        </w:rPr>
+        <w:t xml:space="preserve">&lt;-</w:t>
+      </w:r>
+      <w:r>
+        <w:rPr>
+          <w:rStyle w:val="NormalTok"/>
+        </w:rPr>
+        <w:t xml:space="preserve"> </w:t>
+      </w:r>
+      <w:r>
+        <w:rPr>
+          <w:rStyle w:val="FunctionTok"/>
+        </w:rPr>
+        <w:t xml:space="preserve">read_excel</w:t>
+      </w:r>
+      <w:r>
+        <w:rPr>
+          <w:rStyle w:val="NormalTok"/>
+        </w:rPr>
+        <w:t xml:space="preserve">(</w:t>
+      </w:r>
+      <w:r>
+        <w:rPr>
+          <w:rStyle w:val="StringTok"/>
+        </w:rPr>
+        <w:t xml:space="preserve">"data/class_pine needle length switched.xlsx"</w:t>
+      </w:r>
+      <w:r>
+        <w:rPr>
+          <w:rStyle w:val="NormalTok"/>
+        </w:rPr>
+        <w:t xml:space="preserve">)</w:t>
+      </w:r>
+      <w:r>
+        <w:br/>
+      </w:r>
+      <w:r>
+        <w:br/>
+      </w:r>
+      <w:r>
+        <w:br/>
+      </w:r>
+      <w:r>
+        <w:br/>
+      </w:r>
+      <w:r>
+        <w:rPr>
+          <w:rStyle w:val="CommentTok"/>
+        </w:rPr>
+        <w:t xml:space="preserve"># Examine the first few rows</w:t>
+      </w:r>
+      <w:r>
+        <w:br/>
+      </w:r>
+      <w:r>
+        <w:rPr>
+          <w:rStyle w:val="FunctionTok"/>
+        </w:rPr>
+        <w:t xml:space="preserve">head</w:t>
+      </w:r>
+      <w:r>
+        <w:rPr>
+          <w:rStyle w:val="NormalTok"/>
+        </w:rPr>
+        <w:t xml:space="preserve">(pine_switch_df)</w:t>
+      </w:r>
     </w:p>
     <w:p>
       <w:pPr>
@@ -284,7 +416,79 @@
         <w:rPr>
           <w:rStyle w:val="VerbatimChar"/>
         </w:rPr>
-        <w:t xml:space="preserve">Loading required package: carData</w:t>
+        <w:t xml:space="preserve"># A tibble: 6 × 5</w:t>
+      </w:r>
+      <w:r>
+        <w:br/>
+      </w:r>
+      <w:r>
+        <w:rPr>
+          <w:rStyle w:val="VerbatimChar"/>
+        </w:rPr>
+        <w:t xml:space="preserve">  group tree_no tree_char side  length_mm</w:t>
+      </w:r>
+      <w:r>
+        <w:br/>
+      </w:r>
+      <w:r>
+        <w:rPr>
+          <w:rStyle w:val="VerbatimChar"/>
+        </w:rPr>
+        <w:t xml:space="preserve">  &lt;chr&gt;   &lt;dbl&gt; &lt;chr&gt;     &lt;chr&gt;     &lt;dbl&gt;</w:t>
+      </w:r>
+      <w:r>
+        <w:br/>
+      </w:r>
+      <w:r>
+        <w:rPr>
+          <w:rStyle w:val="VerbatimChar"/>
+        </w:rPr>
+        <w:t xml:space="preserve">1 five        1 tree_1    sunny      22.7</w:t>
+      </w:r>
+      <w:r>
+        <w:br/>
+      </w:r>
+      <w:r>
+        <w:rPr>
+          <w:rStyle w:val="VerbatimChar"/>
+        </w:rPr>
+        <w:t xml:space="preserve">2 five        1 tree_1    sunny      21.1</w:t>
+      </w:r>
+      <w:r>
+        <w:br/>
+      </w:r>
+      <w:r>
+        <w:rPr>
+          <w:rStyle w:val="VerbatimChar"/>
+        </w:rPr>
+        <w:t xml:space="preserve">3 five        1 tree_1    sunny      18.6</w:t>
+      </w:r>
+      <w:r>
+        <w:br/>
+      </w:r>
+      <w:r>
+        <w:rPr>
+          <w:rStyle w:val="VerbatimChar"/>
+        </w:rPr>
+        <w:t xml:space="preserve">4 five        1 tree_1    sunny      18.6</w:t>
+      </w:r>
+      <w:r>
+        <w:br/>
+      </w:r>
+      <w:r>
+        <w:rPr>
+          <w:rStyle w:val="VerbatimChar"/>
+        </w:rPr>
+        <w:t xml:space="preserve">5 five        1 tree_1    sunny      21.0</w:t>
+      </w:r>
+      <w:r>
+        <w:br/>
+      </w:r>
+      <w:r>
+        <w:rPr>
+          <w:rStyle w:val="VerbatimChar"/>
+        </w:rPr>
+        <w:t xml:space="preserve">6 five        1 tree_1    sunny      18.9</w:t>
       </w:r>
     </w:p>
     <w:p>
@@ -293,21 +497,129 @@
       </w:pPr>
       <w:r>
         <w:rPr>
+          <w:rStyle w:val="NormalTok"/>
+        </w:rPr>
+        <w:t xml:space="preserve">ps_df </w:t>
+      </w:r>
+      <w:r>
+        <w:rPr>
+          <w:rStyle w:val="OtherTok"/>
+        </w:rPr>
+        <w:t xml:space="preserve">&lt;-</w:t>
+      </w:r>
+      <w:r>
+        <w:rPr>
+          <w:rStyle w:val="NormalTok"/>
+        </w:rPr>
+        <w:t xml:space="preserve"> pine_switch_df </w:t>
+      </w:r>
+      <w:r>
+        <w:rPr>
+          <w:rStyle w:val="SpecialCharTok"/>
+        </w:rPr>
+        <w:t xml:space="preserve">%&gt;%</w:t>
+      </w:r>
+      <w:r>
+        <w:rPr>
+          <w:rStyle w:val="NormalTok"/>
+        </w:rPr>
+        <w:t xml:space="preserve"> </w:t>
+      </w:r>
+      <w:r>
+        <w:br/>
+      </w:r>
+      <w:r>
+        <w:rPr>
+          <w:rStyle w:val="NormalTok"/>
+        </w:rPr>
+        <w:t xml:space="preserve">  </w:t>
+      </w:r>
+      <w:r>
+        <w:rPr>
           <w:rStyle w:val="FunctionTok"/>
         </w:rPr>
-        <w:t xml:space="preserve">library</w:t>
-      </w:r>
-      <w:r>
-        <w:rPr>
-          <w:rStyle w:val="NormalTok"/>
-        </w:rPr>
-        <w:t xml:space="preserve">(tidyverse)    </w:t>
-      </w:r>
-      <w:r>
-        <w:rPr>
-          <w:rStyle w:val="CommentTok"/>
-        </w:rPr>
-        <w:t xml:space="preserve"># For data manipulation and visualization</w:t>
+        <w:t xml:space="preserve">group_by</w:t>
+      </w:r>
+      <w:r>
+        <w:rPr>
+          <w:rStyle w:val="NormalTok"/>
+        </w:rPr>
+        <w:t xml:space="preserve">(group, tree_no, tree_char, side) </w:t>
+      </w:r>
+      <w:r>
+        <w:rPr>
+          <w:rStyle w:val="SpecialCharTok"/>
+        </w:rPr>
+        <w:t xml:space="preserve">%&gt;%</w:t>
+      </w:r>
+      <w:r>
+        <w:rPr>
+          <w:rStyle w:val="NormalTok"/>
+        </w:rPr>
+        <w:t xml:space="preserve"> </w:t>
+      </w:r>
+      <w:r>
+        <w:br/>
+      </w:r>
+      <w:r>
+        <w:rPr>
+          <w:rStyle w:val="NormalTok"/>
+        </w:rPr>
+        <w:t xml:space="preserve">  </w:t>
+      </w:r>
+      <w:r>
+        <w:rPr>
+          <w:rStyle w:val="FunctionTok"/>
+        </w:rPr>
+        <w:t xml:space="preserve">summarise</w:t>
+      </w:r>
+      <w:r>
+        <w:rPr>
+          <w:rStyle w:val="NormalTok"/>
+        </w:rPr>
+        <w:t xml:space="preserve">(</w:t>
+      </w:r>
+      <w:r>
+        <w:rPr>
+          <w:rStyle w:val="AttributeTok"/>
+        </w:rPr>
+        <w:t xml:space="preserve">length_mm =</w:t>
+      </w:r>
+      <w:r>
+        <w:rPr>
+          <w:rStyle w:val="NormalTok"/>
+        </w:rPr>
+        <w:t xml:space="preserve"> </w:t>
+      </w:r>
+      <w:r>
+        <w:rPr>
+          <w:rStyle w:val="FunctionTok"/>
+        </w:rPr>
+        <w:t xml:space="preserve">mean</w:t>
+      </w:r>
+      <w:r>
+        <w:rPr>
+          <w:rStyle w:val="NormalTok"/>
+        </w:rPr>
+        <w:t xml:space="preserve">(length_mm, </w:t>
+      </w:r>
+      <w:r>
+        <w:rPr>
+          <w:rStyle w:val="AttributeTok"/>
+        </w:rPr>
+        <w:t xml:space="preserve">na.rm=</w:t>
+      </w:r>
+      <w:r>
+        <w:rPr>
+          <w:rStyle w:val="ConstantTok"/>
+        </w:rPr>
+        <w:t xml:space="preserve">TRUE</w:t>
+      </w:r>
+      <w:r>
+        <w:rPr>
+          <w:rStyle w:val="NormalTok"/>
+        </w:rPr>
+        <w:t xml:space="preserve">))</w:t>
       </w:r>
     </w:p>
     <w:p>
@@ -318,7 +630,7 @@
         <w:rPr>
           <w:rStyle w:val="VerbatimChar"/>
         </w:rPr>
-        <w:t xml:space="preserve">── Attaching core tidyverse packages ──────────────────────── tidyverse 2.0.0 ──</w:t>
+        <w:t xml:space="preserve">`summarise()` has grouped output by 'group', 'tree_no', 'tree_char'. You can</w:t>
       </w:r>
       <w:r>
         <w:br/>
@@ -327,16 +639,200 @@
         <w:rPr>
           <w:rStyle w:val="VerbatimChar"/>
         </w:rPr>
-        <w:t xml:space="preserve">✔ dplyr     1.1.4     ✔ readr     2.1.5</w:t>
-      </w:r>
-      <w:r>
-        <w:br/>
-      </w:r>
+        <w:t xml:space="preserve">override using the `.groups` argument.</w:t>
+      </w:r>
+    </w:p>
+    <w:p>
+      <w:pPr>
+        <w:pStyle w:val="SourceCode"/>
+      </w:pPr>
+      <w:r>
+        <w:rPr>
+          <w:rStyle w:val="NormalTok"/>
+        </w:rPr>
+        <w:t xml:space="preserve">ps_shady_df </w:t>
+      </w:r>
+      <w:r>
+        <w:rPr>
+          <w:rStyle w:val="OtherTok"/>
+        </w:rPr>
+        <w:t xml:space="preserve">&lt;-</w:t>
+      </w:r>
+      <w:r>
+        <w:rPr>
+          <w:rStyle w:val="NormalTok"/>
+        </w:rPr>
+        <w:t xml:space="preserve"> ps_df </w:t>
+      </w:r>
+      <w:r>
+        <w:rPr>
+          <w:rStyle w:val="SpecialCharTok"/>
+        </w:rPr>
+        <w:t xml:space="preserve">%&gt;%</w:t>
+      </w:r>
+      <w:r>
+        <w:rPr>
+          <w:rStyle w:val="NormalTok"/>
+        </w:rPr>
+        <w:t xml:space="preserve"> </w:t>
+      </w:r>
+      <w:r>
+        <w:br/>
+      </w:r>
+      <w:r>
+        <w:rPr>
+          <w:rStyle w:val="NormalTok"/>
+        </w:rPr>
+        <w:t xml:space="preserve">  </w:t>
+      </w:r>
+      <w:r>
+        <w:rPr>
+          <w:rStyle w:val="FunctionTok"/>
+        </w:rPr>
+        <w:t xml:space="preserve">filter</w:t>
+      </w:r>
+      <w:r>
+        <w:rPr>
+          <w:rStyle w:val="NormalTok"/>
+        </w:rPr>
+        <w:t xml:space="preserve">(side </w:t>
+      </w:r>
+      <w:r>
+        <w:rPr>
+          <w:rStyle w:val="SpecialCharTok"/>
+        </w:rPr>
+        <w:t xml:space="preserve">==</w:t>
+      </w:r>
+      <w:r>
+        <w:rPr>
+          <w:rStyle w:val="NormalTok"/>
+        </w:rPr>
+        <w:t xml:space="preserve"> </w:t>
+      </w:r>
+      <w:r>
+        <w:rPr>
+          <w:rStyle w:val="StringTok"/>
+        </w:rPr>
+        <w:t xml:space="preserve">"shady"</w:t>
+      </w:r>
+      <w:r>
+        <w:rPr>
+          <w:rStyle w:val="NormalTok"/>
+        </w:rPr>
+        <w:t xml:space="preserve">)</w:t>
+      </w:r>
+      <w:r>
+        <w:br/>
+      </w:r>
+      <w:r>
+        <w:br/>
+      </w:r>
+      <w:r>
+        <w:rPr>
+          <w:rStyle w:val="NormalTok"/>
+        </w:rPr>
+        <w:t xml:space="preserve">ps_sunny_df </w:t>
+      </w:r>
+      <w:r>
+        <w:rPr>
+          <w:rStyle w:val="OtherTok"/>
+        </w:rPr>
+        <w:t xml:space="preserve">&lt;-</w:t>
+      </w:r>
+      <w:r>
+        <w:rPr>
+          <w:rStyle w:val="NormalTok"/>
+        </w:rPr>
+        <w:t xml:space="preserve"> ps_df </w:t>
+      </w:r>
+      <w:r>
+        <w:rPr>
+          <w:rStyle w:val="SpecialCharTok"/>
+        </w:rPr>
+        <w:t xml:space="preserve">%&gt;%</w:t>
+      </w:r>
+      <w:r>
+        <w:rPr>
+          <w:rStyle w:val="NormalTok"/>
+        </w:rPr>
+        <w:t xml:space="preserve"> </w:t>
+      </w:r>
+      <w:r>
+        <w:br/>
+      </w:r>
+      <w:r>
+        <w:rPr>
+          <w:rStyle w:val="NormalTok"/>
+        </w:rPr>
+        <w:t xml:space="preserve">  </w:t>
+      </w:r>
+      <w:r>
+        <w:rPr>
+          <w:rStyle w:val="FunctionTok"/>
+        </w:rPr>
+        <w:t xml:space="preserve">filter</w:t>
+      </w:r>
+      <w:r>
+        <w:rPr>
+          <w:rStyle w:val="NormalTok"/>
+        </w:rPr>
+        <w:t xml:space="preserve">(side </w:t>
+      </w:r>
+      <w:r>
+        <w:rPr>
+          <w:rStyle w:val="SpecialCharTok"/>
+        </w:rPr>
+        <w:t xml:space="preserve">==</w:t>
+      </w:r>
+      <w:r>
+        <w:rPr>
+          <w:rStyle w:val="NormalTok"/>
+        </w:rPr>
+        <w:t xml:space="preserve"> </w:t>
+      </w:r>
+      <w:r>
+        <w:rPr>
+          <w:rStyle w:val="StringTok"/>
+        </w:rPr>
+        <w:t xml:space="preserve">"sunny"</w:t>
+      </w:r>
+      <w:r>
+        <w:rPr>
+          <w:rStyle w:val="NormalTok"/>
+        </w:rPr>
+        <w:t xml:space="preserve">)</w:t>
+      </w:r>
+      <w:r>
+        <w:br/>
+      </w:r>
+      <w:r>
+        <w:br/>
+      </w:r>
+      <w:r>
+        <w:br/>
+      </w:r>
+      <w:r>
+        <w:rPr>
+          <w:rStyle w:val="FunctionTok"/>
+        </w:rPr>
+        <w:t xml:space="preserve">head</w:t>
+      </w:r>
+      <w:r>
+        <w:rPr>
+          <w:rStyle w:val="NormalTok"/>
+        </w:rPr>
+        <w:t xml:space="preserve">(ps_df)</w:t>
+      </w:r>
+    </w:p>
+    <w:p>
+      <w:pPr>
+        <w:pStyle w:val="SourceCode"/>
+      </w:pPr>
       <w:r>
         <w:rPr>
           <w:rStyle w:val="VerbatimChar"/>
         </w:rPr>
-        <w:t xml:space="preserve">✔ forcats   1.0.0     ✔ stringr   1.5.1</w:t>
+        <w:t xml:space="preserve"># A tibble: 6 × 5</w:t>
       </w:r>
       <w:r>
         <w:br/>
@@ -345,7 +841,7 @@
         <w:rPr>
           <w:rStyle w:val="VerbatimChar"/>
         </w:rPr>
-        <w:t xml:space="preserve">✔ ggplot2   3.5.2     ✔ tibble    3.3.0</w:t>
+        <w:t xml:space="preserve"># Groups:   group, tree_no, tree_char [3]</w:t>
       </w:r>
       <w:r>
         <w:br/>
@@ -354,7 +850,7 @@
         <w:rPr>
           <w:rStyle w:val="VerbatimChar"/>
         </w:rPr>
-        <w:t xml:space="preserve">✔ lubridate 1.9.4     ✔ tidyr     1.3.1</w:t>
+        <w:t xml:space="preserve">  group                      tree_no tree_char side  length_mm</w:t>
       </w:r>
       <w:r>
         <w:br/>
@@ -363,18 +859,16 @@
         <w:rPr>
           <w:rStyle w:val="VerbatimChar"/>
         </w:rPr>
-        <w:t xml:space="preserve">✔ purrr     1.1.0     </w:t>
-      </w:r>
-    </w:p>
-    <w:p>
-      <w:pPr>
-        <w:pStyle w:val="SourceCode"/>
-      </w:pPr>
+        <w:t xml:space="preserve">  &lt;chr&gt;                        &lt;dbl&gt; &lt;chr&gt;     &lt;chr&gt;     &lt;dbl&gt;</w:t>
+      </w:r>
+      <w:r>
+        <w:br/>
+      </w:r>
       <w:r>
         <w:rPr>
           <w:rStyle w:val="VerbatimChar"/>
         </w:rPr>
-        <w:t xml:space="preserve">── Conflicts ────────────────────────────────────────── tidyverse_conflicts() ──</w:t>
+        <w:t xml:space="preserve">1 big_fat_fecund_female_fish       2 tree_2    shady      15.4</w:t>
       </w:r>
       <w:r>
         <w:br/>
@@ -383,7 +877,7 @@
         <w:rPr>
           <w:rStyle w:val="VerbatimChar"/>
         </w:rPr>
-        <w:t xml:space="preserve">✖ dplyr::filter() masks stats::filter()</w:t>
+        <w:t xml:space="preserve">2 big_fat_fecund_female_fish       2 tree_2    sunny      13.2</w:t>
       </w:r>
       <w:r>
         <w:br/>
@@ -392,7 +886,7 @@
         <w:rPr>
           <w:rStyle w:val="VerbatimChar"/>
         </w:rPr>
-        <w:t xml:space="preserve">✖ dplyr::lag()    masks stats::lag()</w:t>
+        <w:t xml:space="preserve">3 bill                             3 tree_3    shady      16.7</w:t>
       </w:r>
       <w:r>
         <w:br/>
@@ -401,7 +895,7 @@
         <w:rPr>
           <w:rStyle w:val="VerbatimChar"/>
         </w:rPr>
-        <w:t xml:space="preserve">✖ dplyr::recode() masks car::recode()</w:t>
+        <w:t xml:space="preserve">4 bill                             3 tree_3    sunny      16.0</w:t>
       </w:r>
       <w:r>
         <w:br/>
@@ -410,7 +904,7 @@
         <w:rPr>
           <w:rStyle w:val="VerbatimChar"/>
         </w:rPr>
-        <w:t xml:space="preserve">✖ purrr::some()   masks car::some()</w:t>
+        <w:t xml:space="preserve">5 ciabatta                         5 tree_5    shady      19.1</w:t>
       </w:r>
       <w:r>
         <w:br/>
@@ -419,249 +913,7 @@
         <w:rPr>
           <w:rStyle w:val="VerbatimChar"/>
         </w:rPr>
-        <w:t xml:space="preserve">ℹ Use the conflicted package (&lt;http://conflicted.r-lib.org/&gt;) to force all conflicts to become errors</w:t>
-      </w:r>
-    </w:p>
-    <w:p>
-      <w:pPr>
-        <w:pStyle w:val="SourceCode"/>
-      </w:pPr>
-      <w:r>
-        <w:rPr>
-          <w:rStyle w:val="CommentTok"/>
-        </w:rPr>
-        <w:t xml:space="preserve"># Load the pine needle data</w:t>
-      </w:r>
-      <w:r>
-        <w:br/>
-      </w:r>
-      <w:r>
-        <w:rPr>
-          <w:rStyle w:val="CommentTok"/>
-        </w:rPr>
-        <w:t xml:space="preserve"># Use here() function to specify the path</w:t>
-      </w:r>
-      <w:r>
-        <w:br/>
-      </w:r>
-      <w:r>
-        <w:rPr>
-          <w:rStyle w:val="NormalTok"/>
-        </w:rPr>
-        <w:t xml:space="preserve">pine_data </w:t>
-      </w:r>
-      <w:r>
-        <w:rPr>
-          <w:rStyle w:val="OtherTok"/>
-        </w:rPr>
-        <w:t xml:space="preserve">&lt;-</w:t>
-      </w:r>
-      <w:r>
-        <w:rPr>
-          <w:rStyle w:val="NormalTok"/>
-        </w:rPr>
-        <w:t xml:space="preserve"> </w:t>
-      </w:r>
-      <w:r>
-        <w:rPr>
-          <w:rStyle w:val="FunctionTok"/>
-        </w:rPr>
-        <w:t xml:space="preserve">read_csv</w:t>
-      </w:r>
-      <w:r>
-        <w:rPr>
-          <w:rStyle w:val="NormalTok"/>
-        </w:rPr>
-        <w:t xml:space="preserve">(</w:t>
-      </w:r>
-      <w:r>
-        <w:rPr>
-          <w:rStyle w:val="StringTok"/>
-        </w:rPr>
-        <w:t xml:space="preserve">"data/pine_needles.csv"</w:t>
-      </w:r>
-      <w:r>
-        <w:rPr>
-          <w:rStyle w:val="NormalTok"/>
-        </w:rPr>
-        <w:t xml:space="preserve">)</w:t>
-      </w:r>
-    </w:p>
-    <w:p>
-      <w:pPr>
-        <w:pStyle w:val="SourceCode"/>
-      </w:pPr>
-      <w:r>
-        <w:rPr>
-          <w:rStyle w:val="VerbatimChar"/>
-        </w:rPr>
-        <w:t xml:space="preserve">Rows: 48 Columns: 6</w:t>
-      </w:r>
-      <w:r>
-        <w:br/>
-      </w:r>
-      <w:r>
-        <w:rPr>
-          <w:rStyle w:val="VerbatimChar"/>
-        </w:rPr>
-        <w:t xml:space="preserve">── Column specification ────────────────────────────────────────────────────────</w:t>
-      </w:r>
-      <w:r>
-        <w:br/>
-      </w:r>
-      <w:r>
-        <w:rPr>
-          <w:rStyle w:val="VerbatimChar"/>
-        </w:rPr>
-        <w:t xml:space="preserve">Delimiter: ","</w:t>
-      </w:r>
-      <w:r>
-        <w:br/>
-      </w:r>
-      <w:r>
-        <w:rPr>
-          <w:rStyle w:val="VerbatimChar"/>
-        </w:rPr>
-        <w:t xml:space="preserve">chr (4): date, group, n_s, wind</w:t>
-      </w:r>
-      <w:r>
-        <w:br/>
-      </w:r>
-      <w:r>
-        <w:rPr>
-          <w:rStyle w:val="VerbatimChar"/>
-        </w:rPr>
-        <w:t xml:space="preserve">dbl (2): tree_no, length_mm</w:t>
-      </w:r>
-      <w:r>
-        <w:br/>
-      </w:r>
-      <w:r>
-        <w:br/>
-      </w:r>
-      <w:r>
-        <w:rPr>
-          <w:rStyle w:val="VerbatimChar"/>
-        </w:rPr>
-        <w:t xml:space="preserve">ℹ Use `spec()` to retrieve the full column specification for this data.</w:t>
-      </w:r>
-      <w:r>
-        <w:br/>
-      </w:r>
-      <w:r>
-        <w:rPr>
-          <w:rStyle w:val="VerbatimChar"/>
-        </w:rPr>
-        <w:t xml:space="preserve">ℹ Specify the column types or set `show_col_types = FALSE` to quiet this message.</w:t>
-      </w:r>
-    </w:p>
-    <w:p>
-      <w:pPr>
-        <w:pStyle w:val="SourceCode"/>
-      </w:pPr>
-      <w:r>
-        <w:rPr>
-          <w:rStyle w:val="CommentTok"/>
-        </w:rPr>
-        <w:t xml:space="preserve"># Examine the first few rows</w:t>
-      </w:r>
-      <w:r>
-        <w:br/>
-      </w:r>
-      <w:r>
-        <w:rPr>
-          <w:rStyle w:val="FunctionTok"/>
-        </w:rPr>
-        <w:t xml:space="preserve">head</w:t>
-      </w:r>
-      <w:r>
-        <w:rPr>
-          <w:rStyle w:val="NormalTok"/>
-        </w:rPr>
-        <w:t xml:space="preserve">(pine_data)</w:t>
-      </w:r>
-    </w:p>
-    <w:p>
-      <w:pPr>
-        <w:pStyle w:val="SourceCode"/>
-      </w:pPr>
-      <w:r>
-        <w:rPr>
-          <w:rStyle w:val="VerbatimChar"/>
-        </w:rPr>
-        <w:t xml:space="preserve"># A tibble: 6 × 6</w:t>
-      </w:r>
-      <w:r>
-        <w:br/>
-      </w:r>
-      <w:r>
-        <w:rPr>
-          <w:rStyle w:val="VerbatimChar"/>
-        </w:rPr>
-        <w:t xml:space="preserve">  date    group       n_s   wind  tree_no length_mm</w:t>
-      </w:r>
-      <w:r>
-        <w:br/>
-      </w:r>
-      <w:r>
-        <w:rPr>
-          <w:rStyle w:val="VerbatimChar"/>
-        </w:rPr>
-        <w:t xml:space="preserve">  &lt;chr&gt;   &lt;chr&gt;       &lt;chr&gt; &lt;chr&gt;   &lt;dbl&gt;     &lt;dbl&gt;</w:t>
-      </w:r>
-      <w:r>
-        <w:br/>
-      </w:r>
-      <w:r>
-        <w:rPr>
-          <w:rStyle w:val="VerbatimChar"/>
-        </w:rPr>
-        <w:t xml:space="preserve">1 3/20/25 cephalopods n     lee         1        20</w:t>
-      </w:r>
-      <w:r>
-        <w:br/>
-      </w:r>
-      <w:r>
-        <w:rPr>
-          <w:rStyle w:val="VerbatimChar"/>
-        </w:rPr>
-        <w:t xml:space="preserve">2 3/20/25 cephalopods n     lee         1        21</w:t>
-      </w:r>
-      <w:r>
-        <w:br/>
-      </w:r>
-      <w:r>
-        <w:rPr>
-          <w:rStyle w:val="VerbatimChar"/>
-        </w:rPr>
-        <w:t xml:space="preserve">3 3/20/25 cephalopods n     lee         1        23</w:t>
-      </w:r>
-      <w:r>
-        <w:br/>
-      </w:r>
-      <w:r>
-        <w:rPr>
-          <w:rStyle w:val="VerbatimChar"/>
-        </w:rPr>
-        <w:t xml:space="preserve">4 3/20/25 cephalopods n     lee         1        25</w:t>
-      </w:r>
-      <w:r>
-        <w:br/>
-      </w:r>
-      <w:r>
-        <w:rPr>
-          <w:rStyle w:val="VerbatimChar"/>
-        </w:rPr>
-        <w:t xml:space="preserve">5 3/20/25 cephalopods n     lee         1        21</w:t>
-      </w:r>
-      <w:r>
-        <w:br/>
-      </w:r>
-      <w:r>
-        <w:rPr>
-          <w:rStyle w:val="VerbatimChar"/>
-        </w:rPr>
-        <w:t xml:space="preserve">6 3/20/25 cephalopods n     lee         1        16</w:t>
+        <w:t xml:space="preserve">6 ciabatta                         5 tree_5    sunny      17.7</w:t>
       </w:r>
     </w:p>
     <w:bookmarkEnd w:id="23"/>
@@ -689,7 +941,13 @@
         <w:pStyle w:val="FirstParagraph"/>
       </w:pPr>
       <w:r>
-        <w:t xml:space="preserve">Before conducting hypothesis tests, we should always explore our data to understand its characteristics.</w:t>
+        <w:t xml:space="preserve">Before conducting hypothesis tests, we should always explore our data to</w:t>
+      </w:r>
+      <w:r>
+        <w:t xml:space="preserve"> </w:t>
+      </w:r>
+      <w:r>
+        <w:t xml:space="preserve">understand its characteristics.</w:t>
       </w:r>
     </w:p>
     <w:p>
@@ -774,7 +1032,7 @@
         <w:rPr>
           <w:rStyle w:val="NormalTok"/>
         </w:rPr>
-        <w:t xml:space="preserve"> pine_data </w:t>
+        <w:t xml:space="preserve"> ps_df </w:t>
       </w:r>
       <w:r>
         <w:rPr>
@@ -801,7 +1059,7 @@
         <w:rPr>
           <w:rStyle w:val="NormalTok"/>
         </w:rPr>
-        <w:t xml:space="preserve">(wind) </w:t>
+        <w:t xml:space="preserve">(side) </w:t>
       </w:r>
       <w:r>
         <w:rPr>
@@ -1262,7 +1520,7 @@
         <w:rPr>
           <w:rStyle w:val="VerbatimChar"/>
         </w:rPr>
-        <w:t xml:space="preserve">  wind  mean_length sd_length     n se_length t_critical ci_lower ci_upper</w:t>
+        <w:t xml:space="preserve">  side  mean_length sd_length     n se_length t_critical ci_lower ci_upper</w:t>
       </w:r>
       <w:r>
         <w:br/>
@@ -1280,7 +1538,7 @@
         <w:rPr>
           <w:rStyle w:val="VerbatimChar"/>
         </w:rPr>
-        <w:t xml:space="preserve">1 lee          20.4      2.45    24     0.500       2.07     19.4     21.5</w:t>
+        <w:t xml:space="preserve">1 shady        17.6      2.51     8     0.886       2.36     15.5     19.7</w:t>
       </w:r>
       <w:r>
         <w:br/>
@@ -1289,7 +1547,7 @@
         <w:rPr>
           <w:rStyle w:val="VerbatimChar"/>
         </w:rPr>
-        <w:t xml:space="preserve">2 wind         14.9      1.91    24     0.390       2.07     14.1     15.7</w:t>
+        <w:t xml:space="preserve">2 sunny        16.2      2.64     8     0.934       2.36     13.9     18.4</w:t>
       </w:r>
     </w:p>
     <w:p>
@@ -1349,7 +1607,13 @@
         <w:pStyle w:val="BodyText"/>
       </w:pPr>
       <w:r>
-        <w:t xml:space="preserve">Create a histogram and a boxplot to visualize the distribution of pine needle length values.</w:t>
+        <w:t xml:space="preserve">Create a histogram and a boxplot to visualize the distribution of pine</w:t>
+      </w:r>
+      <w:r>
+        <w:t xml:space="preserve"> </w:t>
+      </w:r>
+      <w:r>
+        <w:t xml:space="preserve">needle length values.</w:t>
       </w:r>
     </w:p>
     <w:p>
@@ -1474,7 +1738,7 @@
         <w:rPr>
           <w:rStyle w:val="NormalTok"/>
         </w:rPr>
-        <w:t xml:space="preserve">(pine_data, </w:t>
+        <w:t xml:space="preserve">(ps_df, </w:t>
       </w:r>
       <w:r>
         <w:rPr>
@@ -1549,13 +1813,40 @@
         <w:rPr>
           <w:rStyle w:val="NormalTok"/>
         </w:rPr>
-        <w:t xml:space="preserve">, </w:t>
+        <w:t xml:space="preserve">) </w:t>
+      </w:r>
+      <w:r>
+        <w:rPr>
+          <w:rStyle w:val="SpecialCharTok"/>
+        </w:rPr>
+        <w:t xml:space="preserve">+</w:t>
+      </w:r>
+      <w:r>
+        <w:br/>
+      </w:r>
+      <w:r>
+        <w:rPr>
+          <w:rStyle w:val="NormalTok"/>
+        </w:rPr>
+        <w:t xml:space="preserve">  </w:t>
+      </w:r>
+      <w:r>
+        <w:rPr>
+          <w:rStyle w:val="FunctionTok"/>
+        </w:rPr>
+        <w:t xml:space="preserve">labs</w:t>
+      </w:r>
+      <w:r>
+        <w:rPr>
+          <w:rStyle w:val="NormalTok"/>
+        </w:rPr>
+        <w:t xml:space="preserve">(</w:t>
       </w:r>
       <w:r>
         <w:rPr>
           <w:rStyle w:val="AttributeTok"/>
         </w:rPr>
-        <w:t xml:space="preserve">fill =</w:t>
+        <w:t xml:space="preserve">title =</w:t>
       </w:r>
       <w:r>
         <w:rPr>
@@ -1567,82 +1858,7 @@
         <w:rPr>
           <w:rStyle w:val="StringTok"/>
         </w:rPr>
-        <w:t xml:space="preserve">"steelblue"</w:t>
-      </w:r>
-      <w:r>
-        <w:rPr>
-          <w:rStyle w:val="NormalTok"/>
-        </w:rPr>
-        <w:t xml:space="preserve">, </w:t>
-      </w:r>
-      <w:r>
-        <w:rPr>
-          <w:rStyle w:val="AttributeTok"/>
-        </w:rPr>
-        <w:t xml:space="preserve">color =</w:t>
-      </w:r>
-      <w:r>
-        <w:rPr>
-          <w:rStyle w:val="NormalTok"/>
-        </w:rPr>
-        <w:t xml:space="preserve"> </w:t>
-      </w:r>
-      <w:r>
-        <w:rPr>
-          <w:rStyle w:val="StringTok"/>
-        </w:rPr>
-        <w:t xml:space="preserve">"black"</w:t>
-      </w:r>
-      <w:r>
-        <w:rPr>
-          <w:rStyle w:val="NormalTok"/>
-        </w:rPr>
-        <w:t xml:space="preserve">) </w:t>
-      </w:r>
-      <w:r>
-        <w:rPr>
-          <w:rStyle w:val="SpecialCharTok"/>
-        </w:rPr>
-        <w:t xml:space="preserve">+</w:t>
-      </w:r>
-      <w:r>
-        <w:br/>
-      </w:r>
-      <w:r>
-        <w:rPr>
-          <w:rStyle w:val="NormalTok"/>
-        </w:rPr>
-        <w:t xml:space="preserve">  </w:t>
-      </w:r>
-      <w:r>
-        <w:rPr>
-          <w:rStyle w:val="FunctionTok"/>
-        </w:rPr>
-        <w:t xml:space="preserve">labs</w:t>
-      </w:r>
-      <w:r>
-        <w:rPr>
-          <w:rStyle w:val="NormalTok"/>
-        </w:rPr>
-        <w:t xml:space="preserve">(</w:t>
-      </w:r>
-      <w:r>
-        <w:rPr>
-          <w:rStyle w:val="AttributeTok"/>
-        </w:rPr>
-        <w:t xml:space="preserve">title =</w:t>
-      </w:r>
-      <w:r>
-        <w:rPr>
-          <w:rStyle w:val="NormalTok"/>
-        </w:rPr>
-        <w:t xml:space="preserve"> </w:t>
-      </w:r>
-      <w:r>
-        <w:rPr>
-          <w:rStyle w:val="StringTok"/>
-        </w:rPr>
-        <w:t xml:space="preserve">"Distribution of Pine Needle Length"</w:t>
+        <w:t xml:space="preserve">"Distribution of Pine Needle Lengths"</w:t>
       </w:r>
       <w:r>
         <w:rPr>
@@ -1799,7 +2015,7 @@
         <w:rPr>
           <w:rStyle w:val="CommentTok"/>
         </w:rPr>
-        <w:t xml:space="preserve"># how can you do this by wind to see both plots</w:t>
+        <w:t xml:space="preserve"># how can you do this by side to see both plots</w:t>
       </w:r>
     </w:p>
     <w:p>
@@ -1810,7 +2026,7 @@
         <w:rPr>
           <w:rStyle w:val="CommentTok"/>
         </w:rPr>
-        <w:t xml:space="preserve"># Boxplot of pine needle length by wind exposure</w:t>
+        <w:t xml:space="preserve"># Boxplot of pine needle length by sun exposure</w:t>
       </w:r>
       <w:r>
         <w:br/>
@@ -1823,627 +2039,7 @@
       </w:r>
     </w:p>
     <w:bookmarkEnd w:id="29"/>
-    <w:bookmarkStart w:id="33" w:name="Xea076cf4ca1bca12a9399f4a42183f5ac35238c"/>
-    <w:p>
-      <w:pPr>
-        <w:pStyle w:val="Heading1"/>
-      </w:pPr>
-      <w:r>
-        <w:t xml:space="preserve">Can you plot the density distributions for the two samples</w:t>
-      </w:r>
-    </w:p>
-    <w:p>
-      <w:pPr>
-        <w:pStyle w:val="SourceCode"/>
-      </w:pPr>
-      <w:r>
-        <w:rPr>
-          <w:rStyle w:val="CommentTok"/>
-        </w:rPr>
-        <w:t xml:space="preserve"># Histogram of all pine needle lengths</w:t>
-      </w:r>
-      <w:r>
-        <w:br/>
-      </w:r>
-      <w:r>
-        <w:rPr>
-          <w:rStyle w:val="NormalTok"/>
-        </w:rPr>
-        <w:t xml:space="preserve">pine_data </w:t>
-      </w:r>
-      <w:r>
-        <w:rPr>
-          <w:rStyle w:val="SpecialCharTok"/>
-        </w:rPr>
-        <w:t xml:space="preserve">%&gt;%</w:t>
-      </w:r>
-      <w:r>
-        <w:rPr>
-          <w:rStyle w:val="NormalTok"/>
-        </w:rPr>
-        <w:t xml:space="preserve"> </w:t>
-      </w:r>
-      <w:r>
-        <w:br/>
-      </w:r>
-      <w:r>
-        <w:rPr>
-          <w:rStyle w:val="NormalTok"/>
-        </w:rPr>
-        <w:t xml:space="preserve">  </w:t>
-      </w:r>
-      <w:r>
-        <w:rPr>
-          <w:rStyle w:val="FunctionTok"/>
-        </w:rPr>
-        <w:t xml:space="preserve">ggplot</w:t>
-      </w:r>
-      <w:r>
-        <w:rPr>
-          <w:rStyle w:val="NormalTok"/>
-        </w:rPr>
-        <w:t xml:space="preserve">(</w:t>
-      </w:r>
-      <w:r>
-        <w:rPr>
-          <w:rStyle w:val="FunctionTok"/>
-        </w:rPr>
-        <w:t xml:space="preserve">aes</w:t>
-      </w:r>
-      <w:r>
-        <w:rPr>
-          <w:rStyle w:val="NormalTok"/>
-        </w:rPr>
-        <w:t xml:space="preserve">(</w:t>
-      </w:r>
-      <w:r>
-        <w:rPr>
-          <w:rStyle w:val="AttributeTok"/>
-        </w:rPr>
-        <w:t xml:space="preserve">x =</w:t>
-      </w:r>
-      <w:r>
-        <w:rPr>
-          <w:rStyle w:val="NormalTok"/>
-        </w:rPr>
-        <w:t xml:space="preserve"> length_mm, </w:t>
-      </w:r>
-      <w:r>
-        <w:rPr>
-          <w:rStyle w:val="AttributeTok"/>
-        </w:rPr>
-        <w:t xml:space="preserve">fill=</w:t>
-      </w:r>
-      <w:r>
-        <w:rPr>
-          <w:rStyle w:val="NormalTok"/>
-        </w:rPr>
-        <w:t xml:space="preserve">wind)) </w:t>
-      </w:r>
-      <w:r>
-        <w:rPr>
-          <w:rStyle w:val="SpecialCharTok"/>
-        </w:rPr>
-        <w:t xml:space="preserve">+</w:t>
-      </w:r>
-      <w:r>
-        <w:br/>
-      </w:r>
-      <w:r>
-        <w:rPr>
-          <w:rStyle w:val="NormalTok"/>
-        </w:rPr>
-        <w:t xml:space="preserve">  </w:t>
-      </w:r>
-      <w:r>
-        <w:rPr>
-          <w:rStyle w:val="FunctionTok"/>
-        </w:rPr>
-        <w:t xml:space="preserve">geom_density</w:t>
-      </w:r>
-      <w:r>
-        <w:rPr>
-          <w:rStyle w:val="NormalTok"/>
-        </w:rPr>
-        <w:t xml:space="preserve">(</w:t>
-      </w:r>
-      <w:r>
-        <w:rPr>
-          <w:rStyle w:val="AttributeTok"/>
-        </w:rPr>
-        <w:t xml:space="preserve">color =</w:t>
-      </w:r>
-      <w:r>
-        <w:rPr>
-          <w:rStyle w:val="NormalTok"/>
-        </w:rPr>
-        <w:t xml:space="preserve"> </w:t>
-      </w:r>
-      <w:r>
-        <w:rPr>
-          <w:rStyle w:val="StringTok"/>
-        </w:rPr>
-        <w:t xml:space="preserve">"black"</w:t>
-      </w:r>
-      <w:r>
-        <w:rPr>
-          <w:rStyle w:val="NormalTok"/>
-        </w:rPr>
-        <w:t xml:space="preserve">, </w:t>
-      </w:r>
-      <w:r>
-        <w:rPr>
-          <w:rStyle w:val="AttributeTok"/>
-        </w:rPr>
-        <w:t xml:space="preserve">alpha=</w:t>
-      </w:r>
-      <w:r>
-        <w:rPr>
-          <w:rStyle w:val="FloatTok"/>
-        </w:rPr>
-        <w:t xml:space="preserve">0.3</w:t>
-      </w:r>
-      <w:r>
-        <w:rPr>
-          <w:rStyle w:val="NormalTok"/>
-        </w:rPr>
-        <w:t xml:space="preserve">, </w:t>
-      </w:r>
-      <w:r>
-        <w:rPr>
-          <w:rStyle w:val="AttributeTok"/>
-        </w:rPr>
-        <w:t xml:space="preserve">trim =</w:t>
-      </w:r>
-      <w:r>
-        <w:rPr>
-          <w:rStyle w:val="NormalTok"/>
-        </w:rPr>
-        <w:t xml:space="preserve"> </w:t>
-      </w:r>
-      <w:r>
-        <w:rPr>
-          <w:rStyle w:val="ConstantTok"/>
-        </w:rPr>
-        <w:t xml:space="preserve">TRUE</w:t>
-      </w:r>
-      <w:r>
-        <w:rPr>
-          <w:rStyle w:val="NormalTok"/>
-        </w:rPr>
-        <w:t xml:space="preserve">) </w:t>
-      </w:r>
-      <w:r>
-        <w:rPr>
-          <w:rStyle w:val="SpecialCharTok"/>
-        </w:rPr>
-        <w:t xml:space="preserve">+</w:t>
-      </w:r>
-      <w:r>
-        <w:br/>
-      </w:r>
-      <w:r>
-        <w:rPr>
-          <w:rStyle w:val="NormalTok"/>
-        </w:rPr>
-        <w:t xml:space="preserve">  </w:t>
-      </w:r>
-      <w:r>
-        <w:rPr>
-          <w:rStyle w:val="FunctionTok"/>
-        </w:rPr>
-        <w:t xml:space="preserve">labs</w:t>
-      </w:r>
-      <w:r>
-        <w:rPr>
-          <w:rStyle w:val="NormalTok"/>
-        </w:rPr>
-        <w:t xml:space="preserve">(</w:t>
-      </w:r>
-      <w:r>
-        <w:rPr>
-          <w:rStyle w:val="AttributeTok"/>
-        </w:rPr>
-        <w:t xml:space="preserve">title =</w:t>
-      </w:r>
-      <w:r>
-        <w:rPr>
-          <w:rStyle w:val="NormalTok"/>
-        </w:rPr>
-        <w:t xml:space="preserve"> </w:t>
-      </w:r>
-      <w:r>
-        <w:rPr>
-          <w:rStyle w:val="StringTok"/>
-        </w:rPr>
-        <w:t xml:space="preserve">"Pine Needle Lengths by Wind Exposure"</w:t>
-      </w:r>
-      <w:r>
-        <w:rPr>
-          <w:rStyle w:val="NormalTok"/>
-        </w:rPr>
-        <w:t xml:space="preserve">,</w:t>
-      </w:r>
-      <w:r>
-        <w:br/>
-      </w:r>
-      <w:r>
-        <w:rPr>
-          <w:rStyle w:val="NormalTok"/>
-        </w:rPr>
-        <w:t xml:space="preserve">       </w:t>
-      </w:r>
-      <w:r>
-        <w:rPr>
-          <w:rStyle w:val="AttributeTok"/>
-        </w:rPr>
-        <w:t xml:space="preserve">x =</w:t>
-      </w:r>
-      <w:r>
-        <w:rPr>
-          <w:rStyle w:val="NormalTok"/>
-        </w:rPr>
-        <w:t xml:space="preserve"> </w:t>
-      </w:r>
-      <w:r>
-        <w:rPr>
-          <w:rStyle w:val="StringTok"/>
-        </w:rPr>
-        <w:t xml:space="preserve">"Position"</w:t>
-      </w:r>
-      <w:r>
-        <w:rPr>
-          <w:rStyle w:val="NormalTok"/>
-        </w:rPr>
-        <w:t xml:space="preserve">,</w:t>
-      </w:r>
-      <w:r>
-        <w:br/>
-      </w:r>
-      <w:r>
-        <w:rPr>
-          <w:rStyle w:val="NormalTok"/>
-        </w:rPr>
-        <w:t xml:space="preserve">       </w:t>
-      </w:r>
-      <w:r>
-        <w:rPr>
-          <w:rStyle w:val="AttributeTok"/>
-        </w:rPr>
-        <w:t xml:space="preserve">y =</w:t>
-      </w:r>
-      <w:r>
-        <w:rPr>
-          <w:rStyle w:val="NormalTok"/>
-        </w:rPr>
-        <w:t xml:space="preserve"> </w:t>
-      </w:r>
-      <w:r>
-        <w:rPr>
-          <w:rStyle w:val="StringTok"/>
-        </w:rPr>
-        <w:t xml:space="preserve">"Length (mm)"</w:t>
-      </w:r>
-      <w:r>
-        <w:rPr>
-          <w:rStyle w:val="NormalTok"/>
-        </w:rPr>
-        <w:t xml:space="preserve">,</w:t>
-      </w:r>
-      <w:r>
-        <w:br/>
-      </w:r>
-      <w:r>
-        <w:rPr>
-          <w:rStyle w:val="NormalTok"/>
-        </w:rPr>
-        <w:t xml:space="preserve">       </w:t>
-      </w:r>
-      <w:r>
-        <w:rPr>
-          <w:rStyle w:val="AttributeTok"/>
-        </w:rPr>
-        <w:t xml:space="preserve">fill =</w:t>
-      </w:r>
-      <w:r>
-        <w:rPr>
-          <w:rStyle w:val="NormalTok"/>
-        </w:rPr>
-        <w:t xml:space="preserve"> </w:t>
-      </w:r>
-      <w:r>
-        <w:rPr>
-          <w:rStyle w:val="StringTok"/>
-        </w:rPr>
-        <w:t xml:space="preserve">"Wind Position"</w:t>
-      </w:r>
-      <w:r>
-        <w:rPr>
-          <w:rStyle w:val="NormalTok"/>
-        </w:rPr>
-        <w:t xml:space="preserve">) </w:t>
-      </w:r>
-      <w:r>
-        <w:rPr>
-          <w:rStyle w:val="SpecialCharTok"/>
-        </w:rPr>
-        <w:t xml:space="preserve">+</w:t>
-      </w:r>
-      <w:r>
-        <w:br/>
-      </w:r>
-      <w:r>
-        <w:br/>
-      </w:r>
-      <w:r>
-        <w:rPr>
-          <w:rStyle w:val="NormalTok"/>
-        </w:rPr>
-        <w:t xml:space="preserve">  </w:t>
-      </w:r>
-      <w:r>
-        <w:rPr>
-          <w:rStyle w:val="FunctionTok"/>
-        </w:rPr>
-        <w:t xml:space="preserve">scale_fill_manual</w:t>
-      </w:r>
-      <w:r>
-        <w:rPr>
-          <w:rStyle w:val="NormalTok"/>
-        </w:rPr>
-        <w:t xml:space="preserve">(</w:t>
-      </w:r>
-      <w:r>
-        <w:rPr>
-          <w:rStyle w:val="AttributeTok"/>
-        </w:rPr>
-        <w:t xml:space="preserve">values =</w:t>
-      </w:r>
-      <w:r>
-        <w:rPr>
-          <w:rStyle w:val="NormalTok"/>
-        </w:rPr>
-        <w:t xml:space="preserve"> </w:t>
-      </w:r>
-      <w:r>
-        <w:rPr>
-          <w:rStyle w:val="FunctionTok"/>
-        </w:rPr>
-        <w:t xml:space="preserve">c</w:t>
-      </w:r>
-      <w:r>
-        <w:rPr>
-          <w:rStyle w:val="NormalTok"/>
-        </w:rPr>
-        <w:t xml:space="preserve">(</w:t>
-      </w:r>
-      <w:r>
-        <w:rPr>
-          <w:rStyle w:val="StringTok"/>
-        </w:rPr>
-        <w:t xml:space="preserve">"lee"</w:t>
-      </w:r>
-      <w:r>
-        <w:rPr>
-          <w:rStyle w:val="NormalTok"/>
-        </w:rPr>
-        <w:t xml:space="preserve"> </w:t>
-      </w:r>
-      <w:r>
-        <w:rPr>
-          <w:rStyle w:val="OtherTok"/>
-        </w:rPr>
-        <w:t xml:space="preserve">=</w:t>
-      </w:r>
-      <w:r>
-        <w:rPr>
-          <w:rStyle w:val="NormalTok"/>
-        </w:rPr>
-        <w:t xml:space="preserve"> </w:t>
-      </w:r>
-      <w:r>
-        <w:rPr>
-          <w:rStyle w:val="StringTok"/>
-        </w:rPr>
-        <w:t xml:space="preserve">"forestgreen"</w:t>
-      </w:r>
-      <w:r>
-        <w:rPr>
-          <w:rStyle w:val="NormalTok"/>
-        </w:rPr>
-        <w:t xml:space="preserve">, </w:t>
-      </w:r>
-      <w:r>
-        <w:rPr>
-          <w:rStyle w:val="StringTok"/>
-        </w:rPr>
-        <w:t xml:space="preserve">"wind"</w:t>
-      </w:r>
-      <w:r>
-        <w:rPr>
-          <w:rStyle w:val="NormalTok"/>
-        </w:rPr>
-        <w:t xml:space="preserve"> </w:t>
-      </w:r>
-      <w:r>
-        <w:rPr>
-          <w:rStyle w:val="OtherTok"/>
-        </w:rPr>
-        <w:t xml:space="preserve">=</w:t>
-      </w:r>
-      <w:r>
-        <w:rPr>
-          <w:rStyle w:val="NormalTok"/>
-        </w:rPr>
-        <w:t xml:space="preserve"> </w:t>
-      </w:r>
-      <w:r>
-        <w:rPr>
-          <w:rStyle w:val="StringTok"/>
-        </w:rPr>
-        <w:t xml:space="preserve">"skyblue"</w:t>
-      </w:r>
-      <w:r>
-        <w:rPr>
-          <w:rStyle w:val="NormalTok"/>
-        </w:rPr>
-        <w:t xml:space="preserve">),</w:t>
-      </w:r>
-      <w:r>
-        <w:br/>
-      </w:r>
-      <w:r>
-        <w:rPr>
-          <w:rStyle w:val="NormalTok"/>
-        </w:rPr>
-        <w:t xml:space="preserve">                   </w:t>
-      </w:r>
-      <w:r>
-        <w:rPr>
-          <w:rStyle w:val="AttributeTok"/>
-        </w:rPr>
-        <w:t xml:space="preserve">labels =</w:t>
-      </w:r>
-      <w:r>
-        <w:rPr>
-          <w:rStyle w:val="NormalTok"/>
-        </w:rPr>
-        <w:t xml:space="preserve"> </w:t>
-      </w:r>
-      <w:r>
-        <w:rPr>
-          <w:rStyle w:val="FunctionTok"/>
-        </w:rPr>
-        <w:t xml:space="preserve">c</w:t>
-      </w:r>
-      <w:r>
-        <w:rPr>
-          <w:rStyle w:val="NormalTok"/>
-        </w:rPr>
-        <w:t xml:space="preserve">(</w:t>
-      </w:r>
-      <w:r>
-        <w:rPr>
-          <w:rStyle w:val="StringTok"/>
-        </w:rPr>
-        <w:t xml:space="preserve">"lee"</w:t>
-      </w:r>
-      <w:r>
-        <w:rPr>
-          <w:rStyle w:val="NormalTok"/>
-        </w:rPr>
-        <w:t xml:space="preserve"> </w:t>
-      </w:r>
-      <w:r>
-        <w:rPr>
-          <w:rStyle w:val="OtherTok"/>
-        </w:rPr>
-        <w:t xml:space="preserve">=</w:t>
-      </w:r>
-      <w:r>
-        <w:rPr>
-          <w:rStyle w:val="NormalTok"/>
-        </w:rPr>
-        <w:t xml:space="preserve"> </w:t>
-      </w:r>
-      <w:r>
-        <w:rPr>
-          <w:rStyle w:val="StringTok"/>
-        </w:rPr>
-        <w:t xml:space="preserve">"Leeward"</w:t>
-      </w:r>
-      <w:r>
-        <w:rPr>
-          <w:rStyle w:val="NormalTok"/>
-        </w:rPr>
-        <w:t xml:space="preserve">, </w:t>
-      </w:r>
-      <w:r>
-        <w:rPr>
-          <w:rStyle w:val="StringTok"/>
-        </w:rPr>
-        <w:t xml:space="preserve">"wind"</w:t>
-      </w:r>
-      <w:r>
-        <w:rPr>
-          <w:rStyle w:val="NormalTok"/>
-        </w:rPr>
-        <w:t xml:space="preserve"> </w:t>
-      </w:r>
-      <w:r>
-        <w:rPr>
-          <w:rStyle w:val="OtherTok"/>
-        </w:rPr>
-        <w:t xml:space="preserve">=</w:t>
-      </w:r>
-      <w:r>
-        <w:rPr>
-          <w:rStyle w:val="NormalTok"/>
-        </w:rPr>
-        <w:t xml:space="preserve"> </w:t>
-      </w:r>
-      <w:r>
-        <w:rPr>
-          <w:rStyle w:val="StringTok"/>
-        </w:rPr>
-        <w:t xml:space="preserve">"Windward"</w:t>
-      </w:r>
-      <w:r>
-        <w:rPr>
-          <w:rStyle w:val="NormalTok"/>
-        </w:rPr>
-        <w:t xml:space="preserve">))</w:t>
-      </w:r>
-    </w:p>
-    <w:p>
-      <w:pPr>
-        <w:pStyle w:val="FirstParagraph"/>
-      </w:pPr>
-      <w:r>
-        <w:drawing>
-          <wp:inline>
-            <wp:extent cx="2743200" cy="2743200"/>
-            <wp:effectExtent b="0" l="0" r="0" t="0"/>
-            <wp:docPr descr="" title="" id="31" name="Picture"/>
-            <a:graphic>
-              <a:graphicData uri="http://schemas.openxmlformats.org/drawingml/2006/picture">
-                <pic:pic>
-                  <pic:nvPicPr>
-                    <pic:cNvPr descr="06_02_class_activity_files/figure-docx/density_dist-1.jpeg" id="32" name="Picture"/>
-                    <pic:cNvPicPr>
-                      <a:picLocks noChangeArrowheads="1" noChangeAspect="1"/>
-                    </pic:cNvPicPr>
-                  </pic:nvPicPr>
-                  <pic:blipFill>
-                    <a:blip r:embed="rId30"/>
-                    <a:stretch>
-                      <a:fillRect/>
-                    </a:stretch>
-                  </pic:blipFill>
-                  <pic:spPr bwMode="auto">
-                    <a:xfrm>
-                      <a:off x="0" y="0"/>
-                      <a:ext cx="2743200" cy="2743200"/>
-                    </a:xfrm>
-                    <a:prstGeom prst="rect">
-                      <a:avLst/>
-                    </a:prstGeom>
-                    <a:noFill/>
-                    <a:ln w="9525">
-                      <a:noFill/>
-                      <a:headEnd/>
-                      <a:tailEnd/>
-                    </a:ln>
-                  </pic:spPr>
-                </pic:pic>
-              </a:graphicData>
-            </a:graphic>
-          </wp:inline>
-        </w:drawing>
-      </w:r>
-    </w:p>
-    <w:bookmarkEnd w:id="33"/>
-    <w:bookmarkStart w:id="37" w:name="X063ea8dc8e3448fd5fefbe5c32c6e77dba1774d"/>
+    <w:bookmarkStart w:id="33" w:name="X063ea8dc8e3448fd5fefbe5c32c6e77dba1774d"/>
     <w:p>
       <w:pPr>
         <w:pStyle w:val="Heading1"/>
@@ -2494,18 +2090,18 @@
                 <wp:inline>
                   <wp:extent cx="152400" cy="152400"/>
                   <wp:effectExtent b="0" l="0" r="0" t="0"/>
-                  <wp:docPr descr="" title="" id="35" name="Picture"/>
+                  <wp:docPr descr="" title="" id="31" name="Picture"/>
                   <a:graphic>
                     <a:graphicData uri="http://schemas.openxmlformats.org/drawingml/2006/picture">
                       <pic:pic>
                         <pic:nvPicPr>
-                          <pic:cNvPr descr="/Applications/RStudio.app/Contents/Resources/app/quarto/share/formats/docx/tip.png" id="36" name="Picture"/>
+                          <pic:cNvPr descr="/Applications/RStudio.app/Contents/Resources/app/quarto/share/formats/docx/tip.png" id="32" name="Picture"/>
                           <pic:cNvPicPr>
                             <a:picLocks noChangeArrowheads="1" noChangeAspect="1"/>
                           </pic:cNvPicPr>
                         </pic:nvPicPr>
                         <pic:blipFill>
-                          <a:blip r:embed="rId34"/>
+                          <a:blip r:embed="rId30"/>
                           <a:stretch>
                             <a:fillRect/>
                           </a:stretch>
@@ -2621,7 +2217,7 @@
               <w:rPr>
                 <w:rStyle w:val="NormalTok"/>
               </w:rPr>
-              <w:t xml:space="preserve">  mean_length[wind </w:t>
+              <w:t xml:space="preserve">  mean_length[side </w:t>
             </w:r>
             <w:r>
               <w:rPr>
@@ -2639,7 +2235,7 @@
               <w:rPr>
                 <w:rStyle w:val="StringTok"/>
               </w:rPr>
-              <w:t xml:space="preserve">"lee"</w:t>
+              <w:t xml:space="preserve">"sunny"</w:t>
             </w:r>
             <w:r>
               <w:rPr>
@@ -2657,7 +2253,7 @@
               <w:rPr>
                 <w:rStyle w:val="NormalTok"/>
               </w:rPr>
-              <w:t xml:space="preserve">mean_length[wind </w:t>
+              <w:t xml:space="preserve">mean_length[side </w:t>
             </w:r>
             <w:r>
               <w:rPr>
@@ -2675,7 +2271,7 @@
               <w:rPr>
                 <w:rStyle w:val="StringTok"/>
               </w:rPr>
-              <w:t xml:space="preserve">"wind"</w:t>
+              <w:t xml:space="preserve">"shady"</w:t>
             </w:r>
             <w:r>
               <w:rPr>
@@ -2719,14 +2315,14 @@
               <w:rPr>
                 <w:rStyle w:val="VerbatimChar"/>
               </w:rPr>
-              <w:t xml:space="preserve">1        5.5</w:t>
+              <w:t xml:space="preserve">1      -1.45</w:t>
             </w:r>
           </w:p>
         </w:tc>
       </w:tr>
     </w:tbl>
-    <w:bookmarkEnd w:id="37"/>
-    <w:bookmarkStart w:id="39" w:name="part-1-two-sample-t-test"/>
+    <w:bookmarkEnd w:id="33"/>
+    <w:bookmarkStart w:id="35" w:name="part-1-two-sample-t-test"/>
     <w:p>
       <w:pPr>
         <w:pStyle w:val="Heading1"/>
@@ -2750,7 +2346,13 @@
         <w:pStyle w:val="FirstParagraph"/>
       </w:pPr>
       <w:r>
-        <w:t xml:space="preserve">Now, let’s compare pine needle lengths between windward and leeward sides of trees.</w:t>
+        <w:t xml:space="preserve">Now, let’s compare pine needle lengths between windward and leeward</w:t>
+      </w:r>
+      <w:r>
+        <w:t xml:space="preserve"> </w:t>
+      </w:r>
+      <w:r>
+        <w:t xml:space="preserve">sides of trees.</w:t>
       </w:r>
     </w:p>
     <w:p>
@@ -2768,7 +2370,21 @@
           <w:b/>
           <w:bCs/>
         </w:rPr>
-        <w:t xml:space="preserve">Is there a significant difference in needle length between the windward and leeward sides?</w:t>
+        <w:t xml:space="preserve">Is there a significant difference in needle length between</w:t>
+      </w:r>
+      <w:r>
+        <w:rPr>
+          <w:b/>
+          <w:bCs/>
+        </w:rPr>
+        <w:t xml:space="preserve"> </w:t>
+      </w:r>
+      <w:r>
+        <w:rPr>
+          <w:b/>
+          <w:bCs/>
+        </w:rPr>
+        <w:t xml:space="preserve">the windward and leeward sides?</w:t>
       </w:r>
     </w:p>
     <w:p>
@@ -2787,7 +2403,7 @@
         <w:t xml:space="preserve">Two-sample t-test compares means from two independent groups.</w:t>
       </w:r>
     </w:p>
-    <w:bookmarkStart w:id="38" w:name="X7662a3cdcadc3763938df42613bafa2189727d7"/>
+    <w:bookmarkStart w:id="34" w:name="X7662a3cdcadc3763938df42613bafa2189727d7"/>
     <w:p>
       <w:pPr>
         <w:pStyle w:val="Heading2"/>
@@ -2948,7 +2564,13 @@
         </w:numPr>
       </w:pPr>
       <w:r>
-        <w:t xml:space="preserve">x̄₁ and x̄₂: These represent the sample means of the two groups you’re comparing </w:t>
+        <w:t xml:space="preserve">x̄₁ and x̄₂: These represent the sample means of the two groups you’re</w:t>
+      </w:r>
+      <w:r>
+        <w:t xml:space="preserve"> </w:t>
+      </w:r>
+      <w:r>
+        <w:t xml:space="preserve">comparing </w:t>
       </w:r>
     </w:p>
     <w:p>
@@ -2960,7 +2582,19 @@
         </w:numPr>
       </w:pPr>
       <w:r>
-        <w:t xml:space="preserve">s²ₚ: This is the pooled variance, calculated as: s²ₚ = [(n₁ - 1)s₁² + (n₂ - 1)s₂²] / (n₁ + n₂ - 2), where s₁² and s₂² are the sample variances of the two groups.</w:t>
+        <w:t xml:space="preserve">s²ₚ: This is the pooled variance, calculated as: s²ₚ = [(n₁ -</w:t>
+      </w:r>
+      <w:r>
+        <w:t xml:space="preserve"> </w:t>
+      </w:r>
+      <w:r>
+        <w:t xml:space="preserve">1)s₁² + (n₂ - 1)s₂²] / (n₁ + n₂ - 2), where s₁² and s₂² are the</w:t>
+      </w:r>
+      <w:r>
+        <w:t xml:space="preserve"> </w:t>
+      </w:r>
+      <w:r>
+        <w:t xml:space="preserve">sample variances of the two groups.</w:t>
       </w:r>
     </w:p>
     <w:p>
@@ -3007,16 +2641,16 @@
         <w:t xml:space="preserve">This represents the pooled standard error.</w:t>
       </w:r>
     </w:p>
-    <w:bookmarkEnd w:id="38"/>
-    <w:bookmarkEnd w:id="39"/>
-    <w:bookmarkStart w:id="40" w:name="section"/>
+    <w:bookmarkEnd w:id="34"/>
+    <w:bookmarkEnd w:id="35"/>
+    <w:bookmarkStart w:id="36" w:name="section"/>
     <w:p>
       <w:pPr>
         <w:pStyle w:val="Heading1"/>
       </w:pPr>
     </w:p>
-    <w:bookmarkEnd w:id="40"/>
-    <w:bookmarkStart w:id="41" w:name="X1d53aa11399957cc2794b09216ee35019116428"/>
+    <w:bookmarkEnd w:id="36"/>
+    <w:bookmarkStart w:id="37" w:name="X1d53aa11399957cc2794b09216ee35019116428"/>
     <w:p>
       <w:pPr>
         <w:pStyle w:val="Heading1"/>
@@ -3123,8 +2757,8 @@
         <w:t xml:space="preserve">Non-parametric alternatives (Mann-Whitney U test)</w:t>
       </w:r>
     </w:p>
-    <w:bookmarkEnd w:id="41"/>
-    <w:bookmarkStart w:id="45" w:name="your-task-1"/>
+    <w:bookmarkEnd w:id="37"/>
+    <w:bookmarkStart w:id="41" w:name="your-task-1"/>
     <w:p>
       <w:pPr>
         <w:pStyle w:val="Heading1"/>
@@ -3153,7 +2787,7 @@
         <w:rPr>
           <w:rStyle w:val="CommentTok"/>
         </w:rPr>
-        <w:t xml:space="preserve">: Test normality of windward pine needle lengths</w:t>
+        <w:t xml:space="preserve">: Test normality of sunny pine needle lengths</w:t>
       </w:r>
       <w:r>
         <w:br/>
@@ -3177,7 +2811,7 @@
         <w:rPr>
           <w:rStyle w:val="NormalTok"/>
         </w:rPr>
-        <w:t xml:space="preserve">(pine_data</w:t>
+        <w:t xml:space="preserve">(ps_sunny_df</w:t>
       </w:r>
       <w:r>
         <w:rPr>
@@ -3267,18 +2901,18 @@
           <wp:inline>
             <wp:extent cx="2743200" cy="2743200"/>
             <wp:effectExtent b="0" l="0" r="0" t="0"/>
-            <wp:docPr descr="" title="" id="43" name="Picture"/>
+            <wp:docPr descr="" title="" id="39" name="Picture"/>
             <a:graphic>
               <a:graphicData uri="http://schemas.openxmlformats.org/drawingml/2006/picture">
                 <pic:pic>
                   <pic:nvPicPr>
-                    <pic:cNvPr descr="06_02_class_activity_files/figure-docx/unnamed-chunk-3-1.jpeg" id="44" name="Picture"/>
+                    <pic:cNvPr descr="06_02_class_activity_files/figure-docx/unnamed-chunk-3-1.jpeg" id="40" name="Picture"/>
                     <pic:cNvPicPr>
                       <a:picLocks noChangeArrowheads="1" noChangeAspect="1"/>
                     </pic:cNvPicPr>
                   </pic:nvPicPr>
                   <pic:blipFill>
-                    <a:blip r:embed="rId42"/>
+                    <a:blip r:embed="rId38"/>
                     <a:stretch>
                       <a:fillRect/>
                     </a:stretch>
@@ -3313,7 +2947,7 @@
         <w:rPr>
           <w:rStyle w:val="VerbatimChar"/>
         </w:rPr>
-        <w:t xml:space="preserve">[1]  4 28</w:t>
+        <w:t xml:space="preserve">[1] 5 4</w:t>
       </w:r>
     </w:p>
     <w:p>
@@ -3333,16 +2967,19 @@
         <w:rPr>
           <w:rStyle w:val="CommentTok"/>
         </w:rPr>
-        <w:t xml:space="preserve"># Leeward group</w:t>
-      </w:r>
-      <w:r>
-        <w:br/>
-      </w:r>
-      <w:r>
-        <w:rPr>
-          <w:rStyle w:val="NormalTok"/>
-        </w:rPr>
-        <w:t xml:space="preserve">lee_data </w:t>
+        <w:t xml:space="preserve"># Sunny group</w:t>
+      </w:r>
+      <w:r>
+        <w:br/>
+      </w:r>
+      <w:r>
+        <w:br/>
+      </w:r>
+      <w:r>
+        <w:rPr>
+          <w:rStyle w:val="NormalTok"/>
+        </w:rPr>
+        <w:t xml:space="preserve">shapiro_lee_sunny</w:t>
       </w:r>
       <w:r>
         <w:rPr>
@@ -3354,49 +2991,503 @@
         <w:rPr>
           <w:rStyle w:val="NormalTok"/>
         </w:rPr>
-        <w:t xml:space="preserve"> pine_data </w:t>
+        <w:t xml:space="preserve"> </w:t>
+      </w:r>
+      <w:r>
+        <w:rPr>
+          <w:rStyle w:val="FunctionTok"/>
+        </w:rPr>
+        <w:t xml:space="preserve">shapiro.test</w:t>
+      </w:r>
+      <w:r>
+        <w:rPr>
+          <w:rStyle w:val="NormalTok"/>
+        </w:rPr>
+        <w:t xml:space="preserve">(ps_sunny_df</w:t>
       </w:r>
       <w:r>
         <w:rPr>
           <w:rStyle w:val="SpecialCharTok"/>
         </w:rPr>
+        <w:t xml:space="preserve">$</w:t>
+      </w:r>
+      <w:r>
+        <w:rPr>
+          <w:rStyle w:val="NormalTok"/>
+        </w:rPr>
+        <w:t xml:space="preserve">length_mm)</w:t>
+      </w:r>
+      <w:r>
+        <w:br/>
+      </w:r>
+      <w:r>
+        <w:br/>
+      </w:r>
+      <w:r>
+        <w:rPr>
+          <w:rStyle w:val="FunctionTok"/>
+        </w:rPr>
+        <w:t xml:space="preserve">print</w:t>
+      </w:r>
+      <w:r>
+        <w:rPr>
+          <w:rStyle w:val="NormalTok"/>
+        </w:rPr>
+        <w:t xml:space="preserve">(shapiro_lee_sunny)</w:t>
+      </w:r>
+    </w:p>
+    <w:p>
+      <w:pPr>
+        <w:pStyle w:val="SourceCode"/>
+      </w:pPr>
+      <w:r>
+        <w:br/>
+      </w:r>
+      <w:r>
+        <w:rPr>
+          <w:rStyle w:val="VerbatimChar"/>
+        </w:rPr>
+        <w:t xml:space="preserve">    Shapiro-Wilk normality test</w:t>
+      </w:r>
+      <w:r>
+        <w:br/>
+      </w:r>
+      <w:r>
+        <w:br/>
+      </w:r>
+      <w:r>
+        <w:rPr>
+          <w:rStyle w:val="VerbatimChar"/>
+        </w:rPr>
+        <w:t xml:space="preserve">data:  ps_sunny_df$length_mm</w:t>
+      </w:r>
+      <w:r>
+        <w:br/>
+      </w:r>
+      <w:r>
+        <w:rPr>
+          <w:rStyle w:val="VerbatimChar"/>
+        </w:rPr>
+        <w:t xml:space="preserve">W = 0.89994, p-value = 0.2886</w:t>
+      </w:r>
+    </w:p>
+    <w:bookmarkEnd w:id="41"/>
+    <w:bookmarkStart w:id="42" w:name="shady-group"/>
+    <w:p>
+      <w:pPr>
+        <w:pStyle w:val="Heading1"/>
+      </w:pPr>
+      <w:r>
+        <w:t xml:space="preserve">shady group</w:t>
+      </w:r>
+    </w:p>
+    <w:p>
+      <w:pPr>
+        <w:pStyle w:val="SourceCode"/>
+      </w:pPr>
+      <w:r>
+        <w:rPr>
+          <w:rStyle w:val="CommentTok"/>
+        </w:rPr>
+        <w:t xml:space="preserve"># Sunny side group</w:t>
+      </w:r>
+      <w:r>
+        <w:br/>
+      </w:r>
+      <w:r>
+        <w:rPr>
+          <w:rStyle w:val="CommentTok"/>
+        </w:rPr>
+        <w:t xml:space="preserve"># YOUR CODE HERE for shady group normality test</w:t>
+      </w:r>
+      <w:r>
+        <w:br/>
+      </w:r>
+      <w:r>
+        <w:rPr>
+          <w:rStyle w:val="CommentTok"/>
+        </w:rPr>
+        <w:t xml:space="preserve"># Sunny group</w:t>
+      </w:r>
+      <w:r>
+        <w:br/>
+      </w:r>
+      <w:r>
+        <w:br/>
+      </w:r>
+      <w:r>
+        <w:rPr>
+          <w:rStyle w:val="NormalTok"/>
+        </w:rPr>
+        <w:t xml:space="preserve">shapiro_lee_shady </w:t>
+      </w:r>
+      <w:r>
+        <w:rPr>
+          <w:rStyle w:val="OtherTok"/>
+        </w:rPr>
+        <w:t xml:space="preserve">&lt;-</w:t>
+      </w:r>
+      <w:r>
+        <w:rPr>
+          <w:rStyle w:val="NormalTok"/>
+        </w:rPr>
+        <w:t xml:space="preserve"> </w:t>
+      </w:r>
+      <w:r>
+        <w:rPr>
+          <w:rStyle w:val="FunctionTok"/>
+        </w:rPr>
+        <w:t xml:space="preserve">shapiro.test</w:t>
+      </w:r>
+      <w:r>
+        <w:rPr>
+          <w:rStyle w:val="NormalTok"/>
+        </w:rPr>
+        <w:t xml:space="preserve">(ps_shady_df</w:t>
+      </w:r>
+      <w:r>
+        <w:rPr>
+          <w:rStyle w:val="SpecialCharTok"/>
+        </w:rPr>
+        <w:t xml:space="preserve">$</w:t>
+      </w:r>
+      <w:r>
+        <w:rPr>
+          <w:rStyle w:val="NormalTok"/>
+        </w:rPr>
+        <w:t xml:space="preserve">length_mm)</w:t>
+      </w:r>
+      <w:r>
+        <w:br/>
+      </w:r>
+      <w:r>
+        <w:br/>
+      </w:r>
+      <w:r>
+        <w:rPr>
+          <w:rStyle w:val="FunctionTok"/>
+        </w:rPr>
+        <w:t xml:space="preserve">print</w:t>
+      </w:r>
+      <w:r>
+        <w:rPr>
+          <w:rStyle w:val="NormalTok"/>
+        </w:rPr>
+        <w:t xml:space="preserve">(shapiro_lee_shady)</w:t>
+      </w:r>
+    </w:p>
+    <w:p>
+      <w:pPr>
+        <w:pStyle w:val="SourceCode"/>
+      </w:pPr>
+      <w:r>
+        <w:br/>
+      </w:r>
+      <w:r>
+        <w:rPr>
+          <w:rStyle w:val="VerbatimChar"/>
+        </w:rPr>
+        <w:t xml:space="preserve">    Shapiro-Wilk normality test</w:t>
+      </w:r>
+      <w:r>
+        <w:br/>
+      </w:r>
+      <w:r>
+        <w:br/>
+      </w:r>
+      <w:r>
+        <w:rPr>
+          <w:rStyle w:val="VerbatimChar"/>
+        </w:rPr>
+        <w:t xml:space="preserve">data:  ps_shady_df$length_mm</w:t>
+      </w:r>
+      <w:r>
+        <w:br/>
+      </w:r>
+      <w:r>
+        <w:rPr>
+          <w:rStyle w:val="VerbatimChar"/>
+        </w:rPr>
+        <w:t xml:space="preserve">W = 0.96639, p-value = 0.8683</w:t>
+      </w:r>
+    </w:p>
+    <w:bookmarkEnd w:id="42"/>
+    <w:bookmarkStart w:id="43" w:name="remember-you-can-always-do-it-in-one-go"/>
+    <w:p>
+      <w:pPr>
+        <w:pStyle w:val="Heading1"/>
+      </w:pPr>
+      <w:r>
+        <w:t xml:space="preserve">Remember you can always do it in one go</w:t>
+      </w:r>
+    </w:p>
+    <w:p>
+      <w:pPr>
+        <w:pStyle w:val="SourceCode"/>
+      </w:pPr>
+      <w:r>
+        <w:rPr>
+          <w:rStyle w:val="CommentTok"/>
+        </w:rPr>
+        <w:t xml:space="preserve"># there are always two ways</w:t>
+      </w:r>
+      <w:r>
+        <w:br/>
+      </w:r>
+      <w:r>
+        <w:rPr>
+          <w:rStyle w:val="CommentTok"/>
+        </w:rPr>
+        <w:t xml:space="preserve"># Test for normality using Shapiro-Wilk test for each side group</w:t>
+      </w:r>
+      <w:r>
+        <w:br/>
+      </w:r>
+      <w:r>
+        <w:rPr>
+          <w:rStyle w:val="CommentTok"/>
+        </w:rPr>
+        <w:t xml:space="preserve"># All in one pipeline using tidyverse approach</w:t>
+      </w:r>
+      <w:r>
+        <w:br/>
+      </w:r>
+      <w:r>
+        <w:rPr>
+          <w:rStyle w:val="NormalTok"/>
+        </w:rPr>
+        <w:t xml:space="preserve">normality_results_both </w:t>
+      </w:r>
+      <w:r>
+        <w:rPr>
+          <w:rStyle w:val="OtherTok"/>
+        </w:rPr>
+        <w:t xml:space="preserve">&lt;-</w:t>
+      </w:r>
+      <w:r>
+        <w:rPr>
+          <w:rStyle w:val="NormalTok"/>
+        </w:rPr>
+        <w:t xml:space="preserve"> ps_df </w:t>
+      </w:r>
+      <w:r>
+        <w:rPr>
+          <w:rStyle w:val="SpecialCharTok"/>
+        </w:rPr>
         <w:t xml:space="preserve">%&gt;%</w:t>
       </w:r>
       <w:r>
-        <w:rPr>
-          <w:rStyle w:val="NormalTok"/>
-        </w:rPr>
-        <w:t xml:space="preserve"> </w:t>
+        <w:br/>
+      </w:r>
+      <w:r>
+        <w:rPr>
+          <w:rStyle w:val="NormalTok"/>
+        </w:rPr>
+        <w:t xml:space="preserve">  </w:t>
       </w:r>
       <w:r>
         <w:rPr>
           <w:rStyle w:val="FunctionTok"/>
         </w:rPr>
-        <w:t xml:space="preserve">filter</w:t>
-      </w:r>
-      <w:r>
-        <w:rPr>
-          <w:rStyle w:val="NormalTok"/>
-        </w:rPr>
-        <w:t xml:space="preserve">(wind </w:t>
+        <w:t xml:space="preserve">group_by</w:t>
+      </w:r>
+      <w:r>
+        <w:rPr>
+          <w:rStyle w:val="NormalTok"/>
+        </w:rPr>
+        <w:t xml:space="preserve">(side) </w:t>
       </w:r>
       <w:r>
         <w:rPr>
           <w:rStyle w:val="SpecialCharTok"/>
         </w:rPr>
-        <w:t xml:space="preserve">==</w:t>
-      </w:r>
-      <w:r>
-        <w:rPr>
-          <w:rStyle w:val="NormalTok"/>
-        </w:rPr>
-        <w:t xml:space="preserve"> </w:t>
+        <w:t xml:space="preserve">%&gt;%</w:t>
+      </w:r>
+      <w:r>
+        <w:br/>
+      </w:r>
+      <w:r>
+        <w:rPr>
+          <w:rStyle w:val="NormalTok"/>
+        </w:rPr>
+        <w:t xml:space="preserve">  </w:t>
+      </w:r>
+      <w:r>
+        <w:rPr>
+          <w:rStyle w:val="FunctionTok"/>
+        </w:rPr>
+        <w:t xml:space="preserve">summarize</w:t>
+      </w:r>
+      <w:r>
+        <w:rPr>
+          <w:rStyle w:val="NormalTok"/>
+        </w:rPr>
+        <w:t xml:space="preserve">(</w:t>
+      </w:r>
+      <w:r>
+        <w:br/>
+      </w:r>
+      <w:r>
+        <w:rPr>
+          <w:rStyle w:val="NormalTok"/>
+        </w:rPr>
+        <w:t xml:space="preserve">    </w:t>
+      </w:r>
+      <w:r>
+        <w:rPr>
+          <w:rStyle w:val="AttributeTok"/>
+        </w:rPr>
+        <w:t xml:space="preserve">shapiro_stat =</w:t>
+      </w:r>
+      <w:r>
+        <w:rPr>
+          <w:rStyle w:val="NormalTok"/>
+        </w:rPr>
+        <w:t xml:space="preserve"> </w:t>
+      </w:r>
+      <w:r>
+        <w:rPr>
+          <w:rStyle w:val="FunctionTok"/>
+        </w:rPr>
+        <w:t xml:space="preserve">shapiro.test</w:t>
+      </w:r>
+      <w:r>
+        <w:rPr>
+          <w:rStyle w:val="NormalTok"/>
+        </w:rPr>
+        <w:t xml:space="preserve">(length_mm)</w:t>
+      </w:r>
+      <w:r>
+        <w:rPr>
+          <w:rStyle w:val="SpecialCharTok"/>
+        </w:rPr>
+        <w:t xml:space="preserve">$</w:t>
+      </w:r>
+      <w:r>
+        <w:rPr>
+          <w:rStyle w:val="NormalTok"/>
+        </w:rPr>
+        <w:t xml:space="preserve">statistic,</w:t>
+      </w:r>
+      <w:r>
+        <w:br/>
+      </w:r>
+      <w:r>
+        <w:rPr>
+          <w:rStyle w:val="NormalTok"/>
+        </w:rPr>
+        <w:t xml:space="preserve">    </w:t>
+      </w:r>
+      <w:r>
+        <w:rPr>
+          <w:rStyle w:val="AttributeTok"/>
+        </w:rPr>
+        <w:t xml:space="preserve">shapiro_p_value =</w:t>
+      </w:r>
+      <w:r>
+        <w:rPr>
+          <w:rStyle w:val="NormalTok"/>
+        </w:rPr>
+        <w:t xml:space="preserve"> </w:t>
+      </w:r>
+      <w:r>
+        <w:rPr>
+          <w:rStyle w:val="FunctionTok"/>
+        </w:rPr>
+        <w:t xml:space="preserve">shapiro.test</w:t>
+      </w:r>
+      <w:r>
+        <w:rPr>
+          <w:rStyle w:val="NormalTok"/>
+        </w:rPr>
+        <w:t xml:space="preserve">(length_mm)</w:t>
+      </w:r>
+      <w:r>
+        <w:rPr>
+          <w:rStyle w:val="SpecialCharTok"/>
+        </w:rPr>
+        <w:t xml:space="preserve">$</w:t>
+      </w:r>
+      <w:r>
+        <w:rPr>
+          <w:rStyle w:val="NormalTok"/>
+        </w:rPr>
+        <w:t xml:space="preserve">p.value,</w:t>
+      </w:r>
+      <w:r>
+        <w:br/>
+      </w:r>
+      <w:r>
+        <w:rPr>
+          <w:rStyle w:val="NormalTok"/>
+        </w:rPr>
+        <w:t xml:space="preserve">    </w:t>
+      </w:r>
+      <w:r>
+        <w:rPr>
+          <w:rStyle w:val="AttributeTok"/>
+        </w:rPr>
+        <w:t xml:space="preserve">normal_distribution =</w:t>
+      </w:r>
+      <w:r>
+        <w:rPr>
+          <w:rStyle w:val="NormalTok"/>
+        </w:rPr>
+        <w:t xml:space="preserve"> </w:t>
+      </w:r>
+      <w:r>
+        <w:rPr>
+          <w:rStyle w:val="FunctionTok"/>
+        </w:rPr>
+        <w:t xml:space="preserve">if_else</w:t>
+      </w:r>
+      <w:r>
+        <w:rPr>
+          <w:rStyle w:val="NormalTok"/>
+        </w:rPr>
+        <w:t xml:space="preserve">(shapiro_p_value </w:t>
+      </w:r>
+      <w:r>
+        <w:rPr>
+          <w:rStyle w:val="SpecialCharTok"/>
+        </w:rPr>
+        <w:t xml:space="preserve">&gt;</w:t>
+      </w:r>
+      <w:r>
+        <w:rPr>
+          <w:rStyle w:val="NormalTok"/>
+        </w:rPr>
+        <w:t xml:space="preserve"> </w:t>
+      </w:r>
+      <w:r>
+        <w:rPr>
+          <w:rStyle w:val="FloatTok"/>
+        </w:rPr>
+        <w:t xml:space="preserve">0.05</w:t>
+      </w:r>
+      <w:r>
+        <w:rPr>
+          <w:rStyle w:val="NormalTok"/>
+        </w:rPr>
+        <w:t xml:space="preserve">, </w:t>
       </w:r>
       <w:r>
         <w:rPr>
           <w:rStyle w:val="StringTok"/>
         </w:rPr>
-        <w:t xml:space="preserve">"lee"</w:t>
+        <w:t xml:space="preserve">"Normal"</w:t>
+      </w:r>
+      <w:r>
+        <w:rPr>
+          <w:rStyle w:val="NormalTok"/>
+        </w:rPr>
+        <w:t xml:space="preserve">, </w:t>
+      </w:r>
+      <w:r>
+        <w:rPr>
+          <w:rStyle w:val="StringTok"/>
+        </w:rPr>
+        <w:t xml:space="preserve">"Non-normal"</w:t>
       </w:r>
       <w:r>
         <w:rPr>
@@ -3411,7 +3502,132 @@
         <w:rPr>
           <w:rStyle w:val="NormalTok"/>
         </w:rPr>
-        <w:t xml:space="preserve">shapiro_lee </w:t>
+        <w:t xml:space="preserve">  )</w:t>
+      </w:r>
+      <w:r>
+        <w:br/>
+      </w:r>
+      <w:r>
+        <w:br/>
+      </w:r>
+      <w:r>
+        <w:rPr>
+          <w:rStyle w:val="CommentTok"/>
+        </w:rPr>
+        <w:t xml:space="preserve"># Print the results</w:t>
+      </w:r>
+      <w:r>
+        <w:br/>
+      </w:r>
+      <w:r>
+        <w:rPr>
+          <w:rStyle w:val="FunctionTok"/>
+        </w:rPr>
+        <w:t xml:space="preserve">print</w:t>
+      </w:r>
+      <w:r>
+        <w:rPr>
+          <w:rStyle w:val="NormalTok"/>
+        </w:rPr>
+        <w:t xml:space="preserve">(normality_results_both)</w:t>
+      </w:r>
+    </w:p>
+    <w:p>
+      <w:pPr>
+        <w:pStyle w:val="SourceCode"/>
+      </w:pPr>
+      <w:r>
+        <w:rPr>
+          <w:rStyle w:val="VerbatimChar"/>
+        </w:rPr>
+        <w:t xml:space="preserve"># A tibble: 2 × 4</w:t>
+      </w:r>
+      <w:r>
+        <w:br/>
+      </w:r>
+      <w:r>
+        <w:rPr>
+          <w:rStyle w:val="VerbatimChar"/>
+        </w:rPr>
+        <w:t xml:space="preserve">  side  shapiro_stat shapiro_p_value normal_distribution</w:t>
+      </w:r>
+      <w:r>
+        <w:br/>
+      </w:r>
+      <w:r>
+        <w:rPr>
+          <w:rStyle w:val="VerbatimChar"/>
+        </w:rPr>
+        <w:t xml:space="preserve">  &lt;chr&gt;        &lt;dbl&gt;           &lt;dbl&gt; &lt;chr&gt;              </w:t>
+      </w:r>
+      <w:r>
+        <w:br/>
+      </w:r>
+      <w:r>
+        <w:rPr>
+          <w:rStyle w:val="VerbatimChar"/>
+        </w:rPr>
+        <w:t xml:space="preserve">1 shady        0.966           0.868 Normal             </w:t>
+      </w:r>
+      <w:r>
+        <w:br/>
+      </w:r>
+      <w:r>
+        <w:rPr>
+          <w:rStyle w:val="VerbatimChar"/>
+        </w:rPr>
+        <w:t xml:space="preserve">2 sunny        0.900           0.289 Normal             </w:t>
+      </w:r>
+    </w:p>
+    <w:bookmarkEnd w:id="43"/>
+    <w:bookmarkStart w:id="44" w:name="conduct-a-levenes-test"/>
+    <w:p>
+      <w:pPr>
+        <w:pStyle w:val="Heading1"/>
+      </w:pPr>
+      <w:r>
+        <w:t xml:space="preserve">Conduct a Levene’s Test</w:t>
+      </w:r>
+    </w:p>
+    <w:p>
+      <w:pPr>
+        <w:pStyle w:val="SourceCode"/>
+      </w:pPr>
+      <w:r>
+        <w:rPr>
+          <w:rStyle w:val="CommentTok"/>
+        </w:rPr>
+        <w:t xml:space="preserve"># Test for equal variances</w:t>
+      </w:r>
+      <w:r>
+        <w:br/>
+      </w:r>
+      <w:r>
+        <w:rPr>
+          <w:rStyle w:val="CommentTok"/>
+        </w:rPr>
+        <w:t xml:space="preserve"># YOUR </w:t>
+      </w:r>
+      <w:r>
+        <w:rPr>
+          <w:rStyle w:val="AlertTok"/>
+        </w:rPr>
+        <w:t xml:space="preserve">TASK</w:t>
+      </w:r>
+      <w:r>
+        <w:rPr>
+          <w:rStyle w:val="CommentTok"/>
+        </w:rPr>
+        <w:t xml:space="preserve">: Conduct Levene's test for equality of variances</w:t>
+      </w:r>
+      <w:r>
+        <w:br/>
+      </w:r>
+      <w:r>
+        <w:rPr>
+          <w:rStyle w:val="NormalTok"/>
+        </w:rPr>
+        <w:t xml:space="preserve">levene_test </w:t>
       </w:r>
       <w:r>
         <w:rPr>
@@ -3429,29 +3645,63 @@
         <w:rPr>
           <w:rStyle w:val="FunctionTok"/>
         </w:rPr>
-        <w:t xml:space="preserve">shapiro.test</w:t>
-      </w:r>
-      <w:r>
-        <w:rPr>
-          <w:rStyle w:val="NormalTok"/>
-        </w:rPr>
-        <w:t xml:space="preserve">(lee_data</w:t>
+        <w:t xml:space="preserve">leveneTest</w:t>
+      </w:r>
+      <w:r>
+        <w:rPr>
+          <w:rStyle w:val="NormalTok"/>
+        </w:rPr>
+        <w:t xml:space="preserve">(length_mm </w:t>
       </w:r>
       <w:r>
         <w:rPr>
           <w:rStyle w:val="SpecialCharTok"/>
         </w:rPr>
-        <w:t xml:space="preserve">$</w:t>
-      </w:r>
-      <w:r>
-        <w:rPr>
-          <w:rStyle w:val="NormalTok"/>
-        </w:rPr>
-        <w:t xml:space="preserve">length_mm)</w:t>
-      </w:r>
-      <w:r>
-        <w:br/>
-      </w:r>
+        <w:t xml:space="preserve">~</w:t>
+      </w:r>
+      <w:r>
+        <w:rPr>
+          <w:rStyle w:val="NormalTok"/>
+        </w:rPr>
+        <w:t xml:space="preserve"> side, </w:t>
+      </w:r>
+      <w:r>
+        <w:rPr>
+          <w:rStyle w:val="AttributeTok"/>
+        </w:rPr>
+        <w:t xml:space="preserve">data =</w:t>
+      </w:r>
+      <w:r>
+        <w:rPr>
+          <w:rStyle w:val="NormalTok"/>
+        </w:rPr>
+        <w:t xml:space="preserve"> ps_df)</w:t>
+      </w:r>
+    </w:p>
+    <w:p>
+      <w:pPr>
+        <w:pStyle w:val="SourceCode"/>
+      </w:pPr>
+      <w:r>
+        <w:rPr>
+          <w:rStyle w:val="VerbatimChar"/>
+        </w:rPr>
+        <w:t xml:space="preserve">Warning in leveneTest.default(y = y, group = group, ...): group coerced to</w:t>
+      </w:r>
+      <w:r>
+        <w:br/>
+      </w:r>
+      <w:r>
+        <w:rPr>
+          <w:rStyle w:val="VerbatimChar"/>
+        </w:rPr>
+        <w:t xml:space="preserve">factor.</w:t>
+      </w:r>
+    </w:p>
+    <w:p>
+      <w:pPr>
+        <w:pStyle w:val="SourceCode"/>
+      </w:pPr>
       <w:r>
         <w:rPr>
           <w:rStyle w:val="FunctionTok"/>
@@ -3462,19 +3712,7 @@
         <w:rPr>
           <w:rStyle w:val="NormalTok"/>
         </w:rPr>
-        <w:t xml:space="preserve">(</w:t>
-      </w:r>
-      <w:r>
-        <w:rPr>
-          <w:rStyle w:val="StringTok"/>
-        </w:rPr>
-        <w:t xml:space="preserve">"Shapiro-Wilk test for leeward data:"</w:t>
-      </w:r>
-      <w:r>
-        <w:rPr>
-          <w:rStyle w:val="NormalTok"/>
-        </w:rPr>
-        <w:t xml:space="preserve">)</w:t>
+        <w:t xml:space="preserve">(levene_test)</w:t>
       </w:r>
     </w:p>
     <w:p>
@@ -3485,30 +3723,8 @@
         <w:rPr>
           <w:rStyle w:val="VerbatimChar"/>
         </w:rPr>
-        <w:t xml:space="preserve">[1] "Shapiro-Wilk test for leeward data:"</w:t>
-      </w:r>
-    </w:p>
-    <w:p>
-      <w:pPr>
-        <w:pStyle w:val="SourceCode"/>
-      </w:pPr>
-      <w:r>
-        <w:rPr>
-          <w:rStyle w:val="FunctionTok"/>
-        </w:rPr>
-        <w:t xml:space="preserve">print</w:t>
-      </w:r>
-      <w:r>
-        <w:rPr>
-          <w:rStyle w:val="NormalTok"/>
-        </w:rPr>
-        <w:t xml:space="preserve">(shapiro_lee)</w:t>
-      </w:r>
-    </w:p>
-    <w:p>
-      <w:pPr>
-        <w:pStyle w:val="SourceCode"/>
-      </w:pPr>
+        <w:t xml:space="preserve">Levene's Test for Homogeneity of Variance (center = median)</w:t>
+      </w:r>
       <w:r>
         <w:br/>
       </w:r>
@@ -3516,10 +3732,7 @@
         <w:rPr>
           <w:rStyle w:val="VerbatimChar"/>
         </w:rPr>
-        <w:t xml:space="preserve">    Shapiro-Wilk normality test</w:t>
-      </w:r>
-      <w:r>
-        <w:br/>
+        <w:t xml:space="preserve">      Df F value Pr(&gt;F)</w:t>
       </w:r>
       <w:r>
         <w:br/>
@@ -3528,7 +3741,7 @@
         <w:rPr>
           <w:rStyle w:val="VerbatimChar"/>
         </w:rPr>
-        <w:t xml:space="preserve">data:  lee_data$length_mm</w:t>
+        <w:t xml:space="preserve">group  1  0.2062 0.6567</w:t>
       </w:r>
       <w:r>
         <w:br/>
@@ -3537,603 +3750,11 @@
         <w:rPr>
           <w:rStyle w:val="VerbatimChar"/>
         </w:rPr>
-        <w:t xml:space="preserve">W = 0.95477, p-value = 0.3425</w:t>
-      </w:r>
-    </w:p>
-    <w:bookmarkEnd w:id="45"/>
-    <w:bookmarkStart w:id="46" w:name="windward-group"/>
-    <w:p>
-      <w:pPr>
-        <w:pStyle w:val="Heading1"/>
-      </w:pPr>
-      <w:r>
-        <w:t xml:space="preserve">windward group</w:t>
-      </w:r>
-    </w:p>
-    <w:p>
-      <w:pPr>
-        <w:pStyle w:val="SourceCode"/>
-      </w:pPr>
-      <w:r>
-        <w:rPr>
-          <w:rStyle w:val="CommentTok"/>
-        </w:rPr>
-        <w:t xml:space="preserve"># Windward group</w:t>
-      </w:r>
-      <w:r>
-        <w:br/>
-      </w:r>
-      <w:r>
-        <w:rPr>
-          <w:rStyle w:val="CommentTok"/>
-        </w:rPr>
-        <w:t xml:space="preserve"># YOUR CODE HERE for windward group normality test</w:t>
-      </w:r>
-    </w:p>
-    <w:bookmarkEnd w:id="46"/>
-    <w:bookmarkStart w:id="47" w:name="remember-you-can-always-do-it-in-one-go"/>
-    <w:p>
-      <w:pPr>
-        <w:pStyle w:val="Heading1"/>
-      </w:pPr>
-      <w:r>
-        <w:t xml:space="preserve">Remember you can always do it in one go</w:t>
-      </w:r>
-    </w:p>
-    <w:p>
-      <w:pPr>
-        <w:pStyle w:val="SourceCode"/>
-      </w:pPr>
-      <w:r>
-        <w:rPr>
-          <w:rStyle w:val="CommentTok"/>
-        </w:rPr>
-        <w:t xml:space="preserve"># there are always two ways</w:t>
-      </w:r>
-      <w:r>
-        <w:br/>
-      </w:r>
-      <w:r>
-        <w:rPr>
-          <w:rStyle w:val="CommentTok"/>
-        </w:rPr>
-        <w:t xml:space="preserve"># Test for normality using Shapiro-Wilk test for each wind group</w:t>
-      </w:r>
-      <w:r>
-        <w:br/>
-      </w:r>
-      <w:r>
-        <w:rPr>
-          <w:rStyle w:val="CommentTok"/>
-        </w:rPr>
-        <w:t xml:space="preserve"># All in one pipeline using tidyverse approach</w:t>
-      </w:r>
-      <w:r>
-        <w:br/>
-      </w:r>
-      <w:r>
-        <w:rPr>
-          <w:rStyle w:val="NormalTok"/>
-        </w:rPr>
-        <w:t xml:space="preserve">normality_results </w:t>
-      </w:r>
-      <w:r>
-        <w:rPr>
-          <w:rStyle w:val="OtherTok"/>
-        </w:rPr>
-        <w:t xml:space="preserve">&lt;-</w:t>
-      </w:r>
-      <w:r>
-        <w:rPr>
-          <w:rStyle w:val="NormalTok"/>
-        </w:rPr>
-        <w:t xml:space="preserve"> pine_data </w:t>
-      </w:r>
-      <w:r>
-        <w:rPr>
-          <w:rStyle w:val="SpecialCharTok"/>
-        </w:rPr>
-        <w:t xml:space="preserve">%&gt;%</w:t>
-      </w:r>
-      <w:r>
-        <w:br/>
-      </w:r>
-      <w:r>
-        <w:rPr>
-          <w:rStyle w:val="NormalTok"/>
-        </w:rPr>
-        <w:t xml:space="preserve">  </w:t>
-      </w:r>
-      <w:r>
-        <w:rPr>
-          <w:rStyle w:val="FunctionTok"/>
-        </w:rPr>
-        <w:t xml:space="preserve">group_by</w:t>
-      </w:r>
-      <w:r>
-        <w:rPr>
-          <w:rStyle w:val="NormalTok"/>
-        </w:rPr>
-        <w:t xml:space="preserve">(wind) </w:t>
-      </w:r>
-      <w:r>
-        <w:rPr>
-          <w:rStyle w:val="SpecialCharTok"/>
-        </w:rPr>
-        <w:t xml:space="preserve">%&gt;%</w:t>
-      </w:r>
-      <w:r>
-        <w:br/>
-      </w:r>
-      <w:r>
-        <w:rPr>
-          <w:rStyle w:val="NormalTok"/>
-        </w:rPr>
-        <w:t xml:space="preserve">  </w:t>
-      </w:r>
-      <w:r>
-        <w:rPr>
-          <w:rStyle w:val="FunctionTok"/>
-        </w:rPr>
-        <w:t xml:space="preserve">summarize</w:t>
-      </w:r>
-      <w:r>
-        <w:rPr>
-          <w:rStyle w:val="NormalTok"/>
-        </w:rPr>
-        <w:t xml:space="preserve">(</w:t>
-      </w:r>
-      <w:r>
-        <w:br/>
-      </w:r>
-      <w:r>
-        <w:rPr>
-          <w:rStyle w:val="NormalTok"/>
-        </w:rPr>
-        <w:t xml:space="preserve">    </w:t>
-      </w:r>
-      <w:r>
-        <w:rPr>
-          <w:rStyle w:val="AttributeTok"/>
-        </w:rPr>
-        <w:t xml:space="preserve">shapiro_stat =</w:t>
-      </w:r>
-      <w:r>
-        <w:rPr>
-          <w:rStyle w:val="NormalTok"/>
-        </w:rPr>
-        <w:t xml:space="preserve"> </w:t>
-      </w:r>
-      <w:r>
-        <w:rPr>
-          <w:rStyle w:val="FunctionTok"/>
-        </w:rPr>
-        <w:t xml:space="preserve">shapiro.test</w:t>
-      </w:r>
-      <w:r>
-        <w:rPr>
-          <w:rStyle w:val="NormalTok"/>
-        </w:rPr>
-        <w:t xml:space="preserve">(length_mm)</w:t>
-      </w:r>
-      <w:r>
-        <w:rPr>
-          <w:rStyle w:val="SpecialCharTok"/>
-        </w:rPr>
-        <w:t xml:space="preserve">$</w:t>
-      </w:r>
-      <w:r>
-        <w:rPr>
-          <w:rStyle w:val="NormalTok"/>
-        </w:rPr>
-        <w:t xml:space="preserve">statistic,</w:t>
-      </w:r>
-      <w:r>
-        <w:br/>
-      </w:r>
-      <w:r>
-        <w:rPr>
-          <w:rStyle w:val="NormalTok"/>
-        </w:rPr>
-        <w:t xml:space="preserve">    </w:t>
-      </w:r>
-      <w:r>
-        <w:rPr>
-          <w:rStyle w:val="AttributeTok"/>
-        </w:rPr>
-        <w:t xml:space="preserve">shapiro_p_value =</w:t>
-      </w:r>
-      <w:r>
-        <w:rPr>
-          <w:rStyle w:val="NormalTok"/>
-        </w:rPr>
-        <w:t xml:space="preserve"> </w:t>
-      </w:r>
-      <w:r>
-        <w:rPr>
-          <w:rStyle w:val="FunctionTok"/>
-        </w:rPr>
-        <w:t xml:space="preserve">shapiro.test</w:t>
-      </w:r>
-      <w:r>
-        <w:rPr>
-          <w:rStyle w:val="NormalTok"/>
-        </w:rPr>
-        <w:t xml:space="preserve">(length_mm)</w:t>
-      </w:r>
-      <w:r>
-        <w:rPr>
-          <w:rStyle w:val="SpecialCharTok"/>
-        </w:rPr>
-        <w:t xml:space="preserve">$</w:t>
-      </w:r>
-      <w:r>
-        <w:rPr>
-          <w:rStyle w:val="NormalTok"/>
-        </w:rPr>
-        <w:t xml:space="preserve">p.value,</w:t>
-      </w:r>
-      <w:r>
-        <w:br/>
-      </w:r>
-      <w:r>
-        <w:rPr>
-          <w:rStyle w:val="NormalTok"/>
-        </w:rPr>
-        <w:t xml:space="preserve">    </w:t>
-      </w:r>
-      <w:r>
-        <w:rPr>
-          <w:rStyle w:val="AttributeTok"/>
-        </w:rPr>
-        <w:t xml:space="preserve">normal_distribution =</w:t>
-      </w:r>
-      <w:r>
-        <w:rPr>
-          <w:rStyle w:val="NormalTok"/>
-        </w:rPr>
-        <w:t xml:space="preserve"> </w:t>
-      </w:r>
-      <w:r>
-        <w:rPr>
-          <w:rStyle w:val="FunctionTok"/>
-        </w:rPr>
-        <w:t xml:space="preserve">if_else</w:t>
-      </w:r>
-      <w:r>
-        <w:rPr>
-          <w:rStyle w:val="NormalTok"/>
-        </w:rPr>
-        <w:t xml:space="preserve">(shapiro_p_value </w:t>
-      </w:r>
-      <w:r>
-        <w:rPr>
-          <w:rStyle w:val="SpecialCharTok"/>
-        </w:rPr>
-        <w:t xml:space="preserve">&gt;</w:t>
-      </w:r>
-      <w:r>
-        <w:rPr>
-          <w:rStyle w:val="NormalTok"/>
-        </w:rPr>
-        <w:t xml:space="preserve"> </w:t>
-      </w:r>
-      <w:r>
-        <w:rPr>
-          <w:rStyle w:val="FloatTok"/>
-        </w:rPr>
-        <w:t xml:space="preserve">0.05</w:t>
-      </w:r>
-      <w:r>
-        <w:rPr>
-          <w:rStyle w:val="NormalTok"/>
-        </w:rPr>
-        <w:t xml:space="preserve">, </w:t>
-      </w:r>
-      <w:r>
-        <w:rPr>
-          <w:rStyle w:val="StringTok"/>
-        </w:rPr>
-        <w:t xml:space="preserve">"Normal"</w:t>
-      </w:r>
-      <w:r>
-        <w:rPr>
-          <w:rStyle w:val="NormalTok"/>
-        </w:rPr>
-        <w:t xml:space="preserve">, </w:t>
-      </w:r>
-      <w:r>
-        <w:rPr>
-          <w:rStyle w:val="StringTok"/>
-        </w:rPr>
-        <w:t xml:space="preserve">"Non-normal"</w:t>
-      </w:r>
-      <w:r>
-        <w:rPr>
-          <w:rStyle w:val="NormalTok"/>
-        </w:rPr>
-        <w:t xml:space="preserve">)</w:t>
-      </w:r>
-      <w:r>
-        <w:br/>
-      </w:r>
-      <w:r>
-        <w:rPr>
-          <w:rStyle w:val="NormalTok"/>
-        </w:rPr>
-        <w:t xml:space="preserve">  )</w:t>
-      </w:r>
-      <w:r>
-        <w:br/>
-      </w:r>
-      <w:r>
-        <w:br/>
-      </w:r>
-      <w:r>
-        <w:rPr>
-          <w:rStyle w:val="CommentTok"/>
-        </w:rPr>
-        <w:t xml:space="preserve"># Print the results</w:t>
-      </w:r>
-      <w:r>
-        <w:br/>
-      </w:r>
-      <w:r>
-        <w:rPr>
-          <w:rStyle w:val="FunctionTok"/>
-        </w:rPr>
-        <w:t xml:space="preserve">print</w:t>
-      </w:r>
-      <w:r>
-        <w:rPr>
-          <w:rStyle w:val="NormalTok"/>
-        </w:rPr>
-        <w:t xml:space="preserve">(normality_results)</w:t>
-      </w:r>
-    </w:p>
-    <w:p>
-      <w:pPr>
-        <w:pStyle w:val="SourceCode"/>
-      </w:pPr>
-      <w:r>
-        <w:rPr>
-          <w:rStyle w:val="VerbatimChar"/>
-        </w:rPr>
-        <w:t xml:space="preserve"># A tibble: 2 × 4</w:t>
-      </w:r>
-      <w:r>
-        <w:br/>
-      </w:r>
-      <w:r>
-        <w:rPr>
-          <w:rStyle w:val="VerbatimChar"/>
-        </w:rPr>
-        <w:t xml:space="preserve">  wind  shapiro_stat shapiro_p_value normal_distribution</w:t>
-      </w:r>
-      <w:r>
-        <w:br/>
-      </w:r>
-      <w:r>
-        <w:rPr>
-          <w:rStyle w:val="VerbatimChar"/>
-        </w:rPr>
-        <w:t xml:space="preserve">  &lt;chr&gt;        &lt;dbl&gt;           &lt;dbl&gt; &lt;chr&gt;              </w:t>
-      </w:r>
-      <w:r>
-        <w:br/>
-      </w:r>
-      <w:r>
-        <w:rPr>
-          <w:rStyle w:val="VerbatimChar"/>
-        </w:rPr>
-        <w:t xml:space="preserve">1 lee          0.955           0.343 Normal             </w:t>
-      </w:r>
-      <w:r>
-        <w:br/>
-      </w:r>
-      <w:r>
-        <w:rPr>
-          <w:rStyle w:val="VerbatimChar"/>
-        </w:rPr>
-        <w:t xml:space="preserve">2 wind         0.961           0.451 Normal             </w:t>
-      </w:r>
-    </w:p>
-    <w:bookmarkEnd w:id="47"/>
-    <w:bookmarkStart w:id="48" w:name="conduct-a-levenes-test"/>
-    <w:p>
-      <w:pPr>
-        <w:pStyle w:val="Heading1"/>
-      </w:pPr>
-      <w:r>
-        <w:t xml:space="preserve">Conduct a Levene’s Test</w:t>
-      </w:r>
-    </w:p>
-    <w:p>
-      <w:pPr>
-        <w:pStyle w:val="SourceCode"/>
-      </w:pPr>
-      <w:r>
-        <w:rPr>
-          <w:rStyle w:val="CommentTok"/>
-        </w:rPr>
-        <w:t xml:space="preserve"># Test for equal variances</w:t>
-      </w:r>
-      <w:r>
-        <w:br/>
-      </w:r>
-      <w:r>
-        <w:rPr>
-          <w:rStyle w:val="CommentTok"/>
-        </w:rPr>
-        <w:t xml:space="preserve"># YOUR </w:t>
-      </w:r>
-      <w:r>
-        <w:rPr>
-          <w:rStyle w:val="AlertTok"/>
-        </w:rPr>
-        <w:t xml:space="preserve">TASK</w:t>
-      </w:r>
-      <w:r>
-        <w:rPr>
-          <w:rStyle w:val="CommentTok"/>
-        </w:rPr>
-        <w:t xml:space="preserve">: Conduct Levene's test for equality of variances</w:t>
-      </w:r>
-      <w:r>
-        <w:br/>
-      </w:r>
-      <w:r>
-        <w:rPr>
-          <w:rStyle w:val="NormalTok"/>
-        </w:rPr>
-        <w:t xml:space="preserve">levene_test </w:t>
-      </w:r>
-      <w:r>
-        <w:rPr>
-          <w:rStyle w:val="OtherTok"/>
-        </w:rPr>
-        <w:t xml:space="preserve">&lt;-</w:t>
-      </w:r>
-      <w:r>
-        <w:rPr>
-          <w:rStyle w:val="NormalTok"/>
-        </w:rPr>
-        <w:t xml:space="preserve"> </w:t>
-      </w:r>
-      <w:r>
-        <w:rPr>
-          <w:rStyle w:val="FunctionTok"/>
-        </w:rPr>
-        <w:t xml:space="preserve">leveneTest</w:t>
-      </w:r>
-      <w:r>
-        <w:rPr>
-          <w:rStyle w:val="NormalTok"/>
-        </w:rPr>
-        <w:t xml:space="preserve">(length_mm </w:t>
-      </w:r>
-      <w:r>
-        <w:rPr>
-          <w:rStyle w:val="SpecialCharTok"/>
-        </w:rPr>
-        <w:t xml:space="preserve">~</w:t>
-      </w:r>
-      <w:r>
-        <w:rPr>
-          <w:rStyle w:val="NormalTok"/>
-        </w:rPr>
-        <w:t xml:space="preserve"> wind, </w:t>
-      </w:r>
-      <w:r>
-        <w:rPr>
-          <w:rStyle w:val="AttributeTok"/>
-        </w:rPr>
-        <w:t xml:space="preserve">data =</w:t>
-      </w:r>
-      <w:r>
-        <w:rPr>
-          <w:rStyle w:val="NormalTok"/>
-        </w:rPr>
-        <w:t xml:space="preserve"> pine_data)</w:t>
-      </w:r>
-    </w:p>
-    <w:p>
-      <w:pPr>
-        <w:pStyle w:val="SourceCode"/>
-      </w:pPr>
-      <w:r>
-        <w:rPr>
-          <w:rStyle w:val="VerbatimChar"/>
-        </w:rPr>
-        <w:t xml:space="preserve">Warning in leveneTest.default(y = y, group = group, ...): group coerced to</w:t>
-      </w:r>
-      <w:r>
-        <w:br/>
-      </w:r>
-      <w:r>
-        <w:rPr>
-          <w:rStyle w:val="VerbatimChar"/>
-        </w:rPr>
-        <w:t xml:space="preserve">factor.</w:t>
-      </w:r>
-    </w:p>
-    <w:p>
-      <w:pPr>
-        <w:pStyle w:val="SourceCode"/>
-      </w:pPr>
-      <w:r>
-        <w:rPr>
-          <w:rStyle w:val="FunctionTok"/>
-        </w:rPr>
-        <w:t xml:space="preserve">print</w:t>
-      </w:r>
-      <w:r>
-        <w:rPr>
-          <w:rStyle w:val="NormalTok"/>
-        </w:rPr>
-        <w:t xml:space="preserve">(levene_test)</w:t>
-      </w:r>
-    </w:p>
-    <w:p>
-      <w:pPr>
-        <w:pStyle w:val="SourceCode"/>
-      </w:pPr>
-      <w:r>
-        <w:rPr>
-          <w:rStyle w:val="VerbatimChar"/>
-        </w:rPr>
-        <w:t xml:space="preserve">Levene's Test for Homogeneity of Variance (center = median)</w:t>
-      </w:r>
-      <w:r>
-        <w:br/>
-      </w:r>
-      <w:r>
-        <w:rPr>
-          <w:rStyle w:val="VerbatimChar"/>
-        </w:rPr>
-        <w:t xml:space="preserve">      Df F value Pr(&gt;F)</w:t>
-      </w:r>
-      <w:r>
-        <w:br/>
-      </w:r>
-      <w:r>
-        <w:rPr>
-          <w:rStyle w:val="VerbatimChar"/>
-        </w:rPr>
-        <w:t xml:space="preserve">group  1  1.2004 0.2789</w:t>
-      </w:r>
-      <w:r>
-        <w:br/>
-      </w:r>
-      <w:r>
-        <w:rPr>
-          <w:rStyle w:val="VerbatimChar"/>
-        </w:rPr>
-        <w:t xml:space="preserve">      46               </w:t>
-      </w:r>
-    </w:p>
-    <w:p>
-      <w:pPr>
-        <w:pStyle w:val="SourceCode"/>
-      </w:pPr>
-      <w:r>
-        <w:rPr>
-          <w:rStyle w:val="CommentTok"/>
-        </w:rPr>
-        <w:t xml:space="preserve"># Visual check for normality with QQ plots</w:t>
-      </w:r>
-      <w:r>
-        <w:br/>
-      </w:r>
-      <w:r>
-        <w:rPr>
-          <w:rStyle w:val="CommentTok"/>
-        </w:rPr>
-        <w:t xml:space="preserve"># YOUR CODE HERE</w:t>
-      </w:r>
-    </w:p>
-    <w:bookmarkEnd w:id="48"/>
-    <w:bookmarkStart w:id="49" w:name="part-2-conducting-the-two-sample-t-test"/>
+        <w:t xml:space="preserve">      14               </w:t>
+      </w:r>
+    </w:p>
+    <w:bookmarkEnd w:id="44"/>
+    <w:bookmarkStart w:id="45" w:name="part-2-conducting-the-two-sample-t-test"/>
     <w:p>
       <w:pPr>
         <w:pStyle w:val="Heading1"/>
@@ -4169,7 +3790,13 @@
         <w:pStyle w:val="BodyText"/>
       </w:pPr>
       <w:r>
-        <w:t xml:space="preserve">Now we can compare the mean pine needle lengths between windward and leeward sides.</w:t>
+        <w:t xml:space="preserve">Now we can compare the mean pine needle lengths between sunny and</w:t>
+      </w:r>
+      <w:r>
+        <w:t xml:space="preserve"> </w:t>
+      </w:r>
+      <w:r>
+        <w:t xml:space="preserve">shady sides.</w:t>
       </w:r>
     </w:p>
     <w:p>
@@ -4220,8 +3847,8 @@
         <w:t xml:space="preserve">Welch’s t-test (unequal variances)</w:t>
       </w:r>
     </w:p>
-    <w:bookmarkEnd w:id="49"/>
-    <w:bookmarkStart w:id="50" w:name="based-on-our-levenes-test-result."/>
+    <w:bookmarkEnd w:id="45"/>
+    <w:bookmarkStart w:id="46" w:name="based-on-our-levenes-test-result."/>
     <w:p>
       <w:pPr>
         <w:pStyle w:val="Heading1"/>
@@ -4316,7 +3943,7 @@
         <w:rPr>
           <w:rStyle w:val="NormalTok"/>
         </w:rPr>
-        <w:t xml:space="preserve"> wind, </w:t>
+        <w:t xml:space="preserve"> side, </w:t>
       </w:r>
       <w:r>
         <w:rPr>
@@ -4328,7 +3955,7 @@
         <w:rPr>
           <w:rStyle w:val="NormalTok"/>
         </w:rPr>
-        <w:t xml:space="preserve"> pine_data, </w:t>
+        <w:t xml:space="preserve"> ps_df, </w:t>
       </w:r>
       <w:r>
         <w:rPr>
@@ -4433,7 +4060,7 @@
         <w:rPr>
           <w:rStyle w:val="VerbatimChar"/>
         </w:rPr>
-        <w:t xml:space="preserve">data:  length_mm by wind</w:t>
+        <w:t xml:space="preserve">data:  length_mm by side</w:t>
       </w:r>
       <w:r>
         <w:br/>
@@ -4442,7 +4069,7 @@
         <w:rPr>
           <w:rStyle w:val="VerbatimChar"/>
         </w:rPr>
-        <w:t xml:space="preserve">t = 8.6792, df = 46, p-value = 3.01e-11</w:t>
+        <w:t xml:space="preserve">t = 1.1279, df = 14, p-value = 0.2783</w:t>
       </w:r>
       <w:r>
         <w:br/>
@@ -4451,7 +4078,7 @@
         <w:rPr>
           <w:rStyle w:val="VerbatimChar"/>
         </w:rPr>
-        <w:t xml:space="preserve">alternative hypothesis: true difference in means between group lee and group wind is not equal to 0</w:t>
+        <w:t xml:space="preserve">alternative hypothesis: true difference in means between group shady and group sunny is not equal to 0</w:t>
       </w:r>
       <w:r>
         <w:br/>
@@ -4469,7 +4096,7 @@
         <w:rPr>
           <w:rStyle w:val="VerbatimChar"/>
         </w:rPr>
-        <w:t xml:space="preserve"> 4.224437 6.775563</w:t>
+        <w:t xml:space="preserve"> -1.309330  4.214005</w:t>
       </w:r>
       <w:r>
         <w:br/>
@@ -4487,7 +4114,7 @@
         <w:rPr>
           <w:rStyle w:val="VerbatimChar"/>
         </w:rPr>
-        <w:t xml:space="preserve"> mean in group lee mean in group wind </w:t>
+        <w:t xml:space="preserve">mean in group shady mean in group sunny </w:t>
       </w:r>
       <w:r>
         <w:br/>
@@ -4496,7 +4123,7 @@
         <w:rPr>
           <w:rStyle w:val="VerbatimChar"/>
         </w:rPr>
-        <w:t xml:space="preserve">          20.41667           14.91667 </w:t>
+        <w:t xml:space="preserve">           17.60561            16.15328 </w:t>
       </w:r>
     </w:p>
     <w:p>
@@ -4519,8 +4146,8 @@
         <w:t xml:space="preserve"># YOUR CODE HERE: t = (mean1 - mean2) / sqrt((s1^2/n1) + (s2^2/n2))</w:t>
       </w:r>
     </w:p>
-    <w:bookmarkEnd w:id="50"/>
-    <w:bookmarkStart w:id="54" w:name="Xbcffa8fb362ecef04ad46058ba1cb4ba5097129"/>
+    <w:bookmarkEnd w:id="46"/>
+    <w:bookmarkStart w:id="50" w:name="Xbcffa8fb362ecef04ad46058ba1cb4ba5097129"/>
     <w:p>
       <w:pPr>
         <w:pStyle w:val="Heading1"/>
@@ -4556,7 +4183,13 @@
         <w:pStyle w:val="BodyText"/>
       </w:pPr>
       <w:r>
-        <w:t xml:space="preserve">What can we conclude about the needle lengths on windward vs. leeward sides?</w:t>
+        <w:t xml:space="preserve">What can we conclude about the needle lengths on windward vs. leeward</w:t>
+      </w:r>
+      <w:r>
+        <w:t xml:space="preserve"> </w:t>
+      </w:r>
+      <w:r>
+        <w:t xml:space="preserve">sides?</w:t>
       </w:r>
     </w:p>
     <w:p>
@@ -4576,7 +4209,25 @@
         <w:pStyle w:val="BodyText"/>
       </w:pPr>
       <w:r>
-        <w:t xml:space="preserve">“A two-tailed, two-sample t-test at α=0.05 showed [a significant/no significant] difference in needle length between windward (M = …, SD = …) and leeward (M = …, SD = …) sides of pine trees, t(…) = …, p = ….”</w:t>
+        <w:t xml:space="preserve">“A two-tailed, two-sample t-test at α=0.05 showed [a significant/no</w:t>
+      </w:r>
+      <w:r>
+        <w:t xml:space="preserve"> </w:t>
+      </w:r>
+      <w:r>
+        <w:t xml:space="preserve">significant] difference in needle length between windward (M = …, SD</w:t>
+      </w:r>
+      <w:r>
+        <w:t xml:space="preserve"> </w:t>
+      </w:r>
+      <w:r>
+        <w:t xml:space="preserve">= …) and leeward (M = …, SD = …) sides of pine trees, t(…) =</w:t>
+      </w:r>
+      <w:r>
+        <w:t xml:space="preserve"> </w:t>
+      </w:r>
+      <w:r>
+        <w:t xml:space="preserve">…, p = ….”</w:t>
       </w:r>
     </w:p>
     <w:p>
@@ -4588,18 +4239,18 @@
           <wp:inline>
             <wp:extent cx="3333750" cy="1977648"/>
             <wp:effectExtent b="0" l="0" r="0" t="0"/>
-            <wp:docPr descr="" title="" id="52" name="Picture"/>
+            <wp:docPr descr="" title="" id="48" name="Picture"/>
             <a:graphic>
               <a:graphicData uri="http://schemas.openxmlformats.org/drawingml/2006/picture">
                 <pic:pic>
                   <pic:nvPicPr>
-                    <pic:cNvPr descr="images/clipboard-3575593369.png" id="53" name="Picture"/>
+                    <pic:cNvPr descr="images/clipboard-3575593369.png" id="49" name="Picture"/>
                     <pic:cNvPicPr>
                       <a:picLocks noChangeArrowheads="1" noChangeAspect="1"/>
                     </pic:cNvPicPr>
                   </pic:nvPicPr>
                   <pic:blipFill>
-                    <a:blip r:embed="rId51"/>
+                    <a:blip r:embed="rId47"/>
                     <a:stretch>
                       <a:fillRect/>
                     </a:stretch>
@@ -4626,8 +4277,8 @@
         </w:drawing>
       </w:r>
     </w:p>
-    <w:bookmarkEnd w:id="54"/>
-    <w:bookmarkStart w:id="55" w:name="what-is-power"/>
+    <w:bookmarkEnd w:id="50"/>
+    <w:bookmarkStart w:id="51" w:name="what-is-power"/>
     <w:p>
       <w:pPr>
         <w:pStyle w:val="Heading1"/>
@@ -4641,7 +4292,31 @@
         <w:pStyle w:val="FirstParagraph"/>
       </w:pPr>
       <w:r>
-        <w:t xml:space="preserve">Statistical power represents the probability of detecting a true effect (rejecting the null hypothesis when it is false). In this case, with a power of 97%, there’s a 97% chance of detecting a true difference of 30 units between the means of the two groups if such a difference actually exists.</w:t>
+        <w:t xml:space="preserve">Statistical power represents the probability of detecting a true effect</w:t>
+      </w:r>
+      <w:r>
+        <w:t xml:space="preserve"> </w:t>
+      </w:r>
+      <w:r>
+        <w:t xml:space="preserve">(rejecting the null hypothesis when it is false). In this case, with a</w:t>
+      </w:r>
+      <w:r>
+        <w:t xml:space="preserve"> </w:t>
+      </w:r>
+      <w:r>
+        <w:t xml:space="preserve">power of 97%, there’s a 97% chance of detecting a true difference of 30</w:t>
+      </w:r>
+      <w:r>
+        <w:t xml:space="preserve"> </w:t>
+      </w:r>
+      <w:r>
+        <w:t xml:space="preserve">units between the means of the two groups if such a difference actually</w:t>
+      </w:r>
+      <w:r>
+        <w:t xml:space="preserve"> </w:t>
+      </w:r>
+      <w:r>
+        <w:t xml:space="preserve">exists.</w:t>
       </w:r>
     </w:p>
     <w:p>
@@ -4685,7 +4360,13 @@
         </w:numPr>
       </w:pPr>
       <w:r>
-        <w:t xml:space="preserve">To determine the minimum detectable effect size with the given sample</w:t>
+        <w:t xml:space="preserve">To determine the minimum detectable effect size with the given</w:t>
+      </w:r>
+      <w:r>
+        <w:t xml:space="preserve"> </w:t>
+      </w:r>
+      <w:r>
+        <w:t xml:space="preserve">sample</w:t>
       </w:r>
     </w:p>
     <w:p>
@@ -4693,7 +4374,13 @@
         <w:pStyle w:val="FirstParagraph"/>
       </w:pPr>
       <w:r>
-        <w:t xml:space="preserve">With 97% power, this test has excellent ability to detect the specified effect size. Generally,</w:t>
+        <w:t xml:space="preserve">With 97% power, this test has excellent ability to detect the specified</w:t>
+      </w:r>
+      <w:r>
+        <w:t xml:space="preserve"> </w:t>
+      </w:r>
+      <w:r>
+        <w:t xml:space="preserve">effect size. Generally,</w:t>
       </w:r>
       <w:r>
         <w:t xml:space="preserve"> </w:t>
@@ -4706,7 +4393,19 @@
         <w:t xml:space="preserve">80% power is considered acceptable</w:t>
       </w:r>
       <w:r>
-        <w:t xml:space="preserve">, so 97% indicates a very well-powered study for detecting a difference of 30mm between the groups.</w:t>
+        <w:t xml:space="preserve">, so 97%</w:t>
+      </w:r>
+      <w:r>
+        <w:t xml:space="preserve"> </w:t>
+      </w:r>
+      <w:r>
+        <w:t xml:space="preserve">indicates a very well-powered study for detecting a difference of 30mm</w:t>
+      </w:r>
+      <w:r>
+        <w:t xml:space="preserve"> </w:t>
+      </w:r>
+      <w:r>
+        <w:t xml:space="preserve">between the groups.</w:t>
       </w:r>
     </w:p>
     <w:p>
@@ -4715,9 +4414,18 @@
       </w:pPr>
       <w:r>
         <w:rPr>
-          <w:rStyle w:val="NormalTok"/>
-        </w:rPr>
-        <w:t xml:space="preserve">lee_df </w:t>
+          <w:rStyle w:val="CommentTok"/>
+        </w:rPr>
+        <w:t xml:space="preserve"># Calculate power for detecting a 1 mm difference</w:t>
+      </w:r>
+      <w:r>
+        <w:br/>
+      </w:r>
+      <w:r>
+        <w:rPr>
+          <w:rStyle w:val="NormalTok"/>
+        </w:rPr>
+        <w:t xml:space="preserve">side_diff </w:t>
       </w:r>
       <w:r>
         <w:rPr>
@@ -4729,12 +4437,1204 @@
         <w:rPr>
           <w:rStyle w:val="NormalTok"/>
         </w:rPr>
-        <w:t xml:space="preserve"> pine_data </w:t>
+        <w:t xml:space="preserve"> </w:t>
+      </w:r>
+      <w:r>
+        <w:rPr>
+          <w:rStyle w:val="DecValTok"/>
+        </w:rPr>
+        <w:t xml:space="preserve">1</w:t>
+      </w:r>
+      <w:r>
+        <w:br/>
+      </w:r>
+      <w:r>
+        <w:br/>
+      </w:r>
+      <w:r>
+        <w:rPr>
+          <w:rStyle w:val="CommentTok"/>
+        </w:rPr>
+        <w:t xml:space="preserve"># Get sample sizes</w:t>
+      </w:r>
+      <w:r>
+        <w:br/>
+      </w:r>
+      <w:r>
+        <w:rPr>
+          <w:rStyle w:val="NormalTok"/>
+        </w:rPr>
+        <w:t xml:space="preserve">sunny_n </w:t>
+      </w:r>
+      <w:r>
+        <w:rPr>
+          <w:rStyle w:val="OtherTok"/>
+        </w:rPr>
+        <w:t xml:space="preserve">&lt;-</w:t>
+      </w:r>
+      <w:r>
+        <w:rPr>
+          <w:rStyle w:val="NormalTok"/>
+        </w:rPr>
+        <w:t xml:space="preserve"> </w:t>
+      </w:r>
+      <w:r>
+        <w:rPr>
+          <w:rStyle w:val="FunctionTok"/>
+        </w:rPr>
+        <w:t xml:space="preserve">nrow</w:t>
+      </w:r>
+      <w:r>
+        <w:rPr>
+          <w:rStyle w:val="NormalTok"/>
+        </w:rPr>
+        <w:t xml:space="preserve">(ps_sunny_df)</w:t>
+      </w:r>
+      <w:r>
+        <w:br/>
+      </w:r>
+      <w:r>
+        <w:rPr>
+          <w:rStyle w:val="NormalTok"/>
+        </w:rPr>
+        <w:t xml:space="preserve">shady_n </w:t>
+      </w:r>
+      <w:r>
+        <w:rPr>
+          <w:rStyle w:val="OtherTok"/>
+        </w:rPr>
+        <w:t xml:space="preserve">&lt;-</w:t>
+      </w:r>
+      <w:r>
+        <w:rPr>
+          <w:rStyle w:val="NormalTok"/>
+        </w:rPr>
+        <w:t xml:space="preserve"> </w:t>
+      </w:r>
+      <w:r>
+        <w:rPr>
+          <w:rStyle w:val="FunctionTok"/>
+        </w:rPr>
+        <w:t xml:space="preserve">nrow</w:t>
+      </w:r>
+      <w:r>
+        <w:rPr>
+          <w:rStyle w:val="NormalTok"/>
+        </w:rPr>
+        <w:t xml:space="preserve">(ps_shady_df)</w:t>
+      </w:r>
+      <w:r>
+        <w:br/>
+      </w:r>
+      <w:r>
+        <w:br/>
+      </w:r>
+      <w:r>
+        <w:rPr>
+          <w:rStyle w:val="CommentTok"/>
+        </w:rPr>
+        <w:t xml:space="preserve"># Calculate pooled standard deviation (fixed syntax)</w:t>
+      </w:r>
+      <w:r>
+        <w:br/>
+      </w:r>
+      <w:r>
+        <w:rPr>
+          <w:rStyle w:val="NormalTok"/>
+        </w:rPr>
+        <w:t xml:space="preserve">sun_sd_pooled </w:t>
+      </w:r>
+      <w:r>
+        <w:rPr>
+          <w:rStyle w:val="OtherTok"/>
+        </w:rPr>
+        <w:t xml:space="preserve">&lt;-</w:t>
+      </w:r>
+      <w:r>
+        <w:rPr>
+          <w:rStyle w:val="NormalTok"/>
+        </w:rPr>
+        <w:t xml:space="preserve"> </w:t>
+      </w:r>
+      <w:r>
+        <w:rPr>
+          <w:rStyle w:val="FunctionTok"/>
+        </w:rPr>
+        <w:t xml:space="preserve">sqrt</w:t>
+      </w:r>
+      <w:r>
+        <w:rPr>
+          <w:rStyle w:val="NormalTok"/>
+        </w:rPr>
+        <w:t xml:space="preserve">((</w:t>
+      </w:r>
+      <w:r>
+        <w:rPr>
+          <w:rStyle w:val="FunctionTok"/>
+        </w:rPr>
+        <w:t xml:space="preserve">var</w:t>
+      </w:r>
+      <w:r>
+        <w:rPr>
+          <w:rStyle w:val="NormalTok"/>
+        </w:rPr>
+        <w:t xml:space="preserve">(ps_sunny_df</w:t>
       </w:r>
       <w:r>
         <w:rPr>
           <w:rStyle w:val="SpecialCharTok"/>
         </w:rPr>
+        <w:t xml:space="preserve">$</w:t>
+      </w:r>
+      <w:r>
+        <w:rPr>
+          <w:rStyle w:val="NormalTok"/>
+        </w:rPr>
+        <w:t xml:space="preserve">length_mm) </w:t>
+      </w:r>
+      <w:r>
+        <w:rPr>
+          <w:rStyle w:val="SpecialCharTok"/>
+        </w:rPr>
+        <w:t xml:space="preserve">*</w:t>
+      </w:r>
+      <w:r>
+        <w:rPr>
+          <w:rStyle w:val="NormalTok"/>
+        </w:rPr>
+        <w:t xml:space="preserve"> (sunny_n </w:t>
+      </w:r>
+      <w:r>
+        <w:rPr>
+          <w:rStyle w:val="SpecialCharTok"/>
+        </w:rPr>
+        <w:t xml:space="preserve">-</w:t>
+      </w:r>
+      <w:r>
+        <w:rPr>
+          <w:rStyle w:val="NormalTok"/>
+        </w:rPr>
+        <w:t xml:space="preserve"> </w:t>
+      </w:r>
+      <w:r>
+        <w:rPr>
+          <w:rStyle w:val="DecValTok"/>
+        </w:rPr>
+        <w:t xml:space="preserve">1</w:t>
+      </w:r>
+      <w:r>
+        <w:rPr>
+          <w:rStyle w:val="NormalTok"/>
+        </w:rPr>
+        <w:t xml:space="preserve">) </w:t>
+      </w:r>
+      <w:r>
+        <w:rPr>
+          <w:rStyle w:val="SpecialCharTok"/>
+        </w:rPr>
+        <w:t xml:space="preserve">+</w:t>
+      </w:r>
+      <w:r>
+        <w:rPr>
+          <w:rStyle w:val="NormalTok"/>
+        </w:rPr>
+        <w:t xml:space="preserve"> </w:t>
+      </w:r>
+      <w:r>
+        <w:br/>
+      </w:r>
+      <w:r>
+        <w:rPr>
+          <w:rStyle w:val="NormalTok"/>
+        </w:rPr>
+        <w:t xml:space="preserve">                      </w:t>
+      </w:r>
+      <w:r>
+        <w:rPr>
+          <w:rStyle w:val="FunctionTok"/>
+        </w:rPr>
+        <w:t xml:space="preserve">var</w:t>
+      </w:r>
+      <w:r>
+        <w:rPr>
+          <w:rStyle w:val="NormalTok"/>
+        </w:rPr>
+        <w:t xml:space="preserve">(ps_shady_df</w:t>
+      </w:r>
+      <w:r>
+        <w:rPr>
+          <w:rStyle w:val="SpecialCharTok"/>
+        </w:rPr>
+        <w:t xml:space="preserve">$</w:t>
+      </w:r>
+      <w:r>
+        <w:rPr>
+          <w:rStyle w:val="NormalTok"/>
+        </w:rPr>
+        <w:t xml:space="preserve">length_mm) </w:t>
+      </w:r>
+      <w:r>
+        <w:rPr>
+          <w:rStyle w:val="SpecialCharTok"/>
+        </w:rPr>
+        <w:t xml:space="preserve">*</w:t>
+      </w:r>
+      <w:r>
+        <w:rPr>
+          <w:rStyle w:val="NormalTok"/>
+        </w:rPr>
+        <w:t xml:space="preserve"> (shady_n </w:t>
+      </w:r>
+      <w:r>
+        <w:rPr>
+          <w:rStyle w:val="SpecialCharTok"/>
+        </w:rPr>
+        <w:t xml:space="preserve">-</w:t>
+      </w:r>
+      <w:r>
+        <w:rPr>
+          <w:rStyle w:val="NormalTok"/>
+        </w:rPr>
+        <w:t xml:space="preserve"> </w:t>
+      </w:r>
+      <w:r>
+        <w:rPr>
+          <w:rStyle w:val="DecValTok"/>
+        </w:rPr>
+        <w:t xml:space="preserve">1</w:t>
+      </w:r>
+      <w:r>
+        <w:rPr>
+          <w:rStyle w:val="NormalTok"/>
+        </w:rPr>
+        <w:t xml:space="preserve">)) </w:t>
+      </w:r>
+      <w:r>
+        <w:rPr>
+          <w:rStyle w:val="SpecialCharTok"/>
+        </w:rPr>
+        <w:t xml:space="preserve">/</w:t>
+      </w:r>
+      <w:r>
+        <w:rPr>
+          <w:rStyle w:val="NormalTok"/>
+        </w:rPr>
+        <w:t xml:space="preserve"> </w:t>
+      </w:r>
+      <w:r>
+        <w:br/>
+      </w:r>
+      <w:r>
+        <w:rPr>
+          <w:rStyle w:val="NormalTok"/>
+        </w:rPr>
+        <w:t xml:space="preserve">                      (sunny_n </w:t>
+      </w:r>
+      <w:r>
+        <w:rPr>
+          <w:rStyle w:val="SpecialCharTok"/>
+        </w:rPr>
+        <w:t xml:space="preserve">+</w:t>
+      </w:r>
+      <w:r>
+        <w:rPr>
+          <w:rStyle w:val="NormalTok"/>
+        </w:rPr>
+        <w:t xml:space="preserve"> shady_n </w:t>
+      </w:r>
+      <w:r>
+        <w:rPr>
+          <w:rStyle w:val="SpecialCharTok"/>
+        </w:rPr>
+        <w:t xml:space="preserve">-</w:t>
+      </w:r>
+      <w:r>
+        <w:rPr>
+          <w:rStyle w:val="NormalTok"/>
+        </w:rPr>
+        <w:t xml:space="preserve"> </w:t>
+      </w:r>
+      <w:r>
+        <w:rPr>
+          <w:rStyle w:val="DecValTok"/>
+        </w:rPr>
+        <w:t xml:space="preserve">2</w:t>
+      </w:r>
+      <w:r>
+        <w:rPr>
+          <w:rStyle w:val="NormalTok"/>
+        </w:rPr>
+        <w:t xml:space="preserve">))</w:t>
+      </w:r>
+      <w:r>
+        <w:br/>
+      </w:r>
+      <w:r>
+        <w:br/>
+      </w:r>
+      <w:r>
+        <w:rPr>
+          <w:rStyle w:val="CommentTok"/>
+        </w:rPr>
+        <w:t xml:space="preserve"># Calculate Cohen's d effect size</w:t>
+      </w:r>
+      <w:r>
+        <w:br/>
+      </w:r>
+      <w:r>
+        <w:rPr>
+          <w:rStyle w:val="NormalTok"/>
+        </w:rPr>
+        <w:t xml:space="preserve">sun_effect_size </w:t>
+      </w:r>
+      <w:r>
+        <w:rPr>
+          <w:rStyle w:val="OtherTok"/>
+        </w:rPr>
+        <w:t xml:space="preserve">&lt;-</w:t>
+      </w:r>
+      <w:r>
+        <w:rPr>
+          <w:rStyle w:val="NormalTok"/>
+        </w:rPr>
+        <w:t xml:space="preserve"> side_diff </w:t>
+      </w:r>
+      <w:r>
+        <w:rPr>
+          <w:rStyle w:val="SpecialCharTok"/>
+        </w:rPr>
+        <w:t xml:space="preserve">/</w:t>
+      </w:r>
+      <w:r>
+        <w:rPr>
+          <w:rStyle w:val="NormalTok"/>
+        </w:rPr>
+        <w:t xml:space="preserve"> sun_sd_pooled</w:t>
+      </w:r>
+      <w:r>
+        <w:br/>
+      </w:r>
+      <w:r>
+        <w:br/>
+      </w:r>
+      <w:r>
+        <w:rPr>
+          <w:rStyle w:val="CommentTok"/>
+        </w:rPr>
+        <w:t xml:space="preserve"># Calculate degrees of freedom</w:t>
+      </w:r>
+      <w:r>
+        <w:br/>
+      </w:r>
+      <w:r>
+        <w:rPr>
+          <w:rStyle w:val="NormalTok"/>
+        </w:rPr>
+        <w:t xml:space="preserve">sun_df </w:t>
+      </w:r>
+      <w:r>
+        <w:rPr>
+          <w:rStyle w:val="OtherTok"/>
+        </w:rPr>
+        <w:t xml:space="preserve">&lt;-</w:t>
+      </w:r>
+      <w:r>
+        <w:rPr>
+          <w:rStyle w:val="NormalTok"/>
+        </w:rPr>
+        <w:t xml:space="preserve"> sunny_n </w:t>
+      </w:r>
+      <w:r>
+        <w:rPr>
+          <w:rStyle w:val="SpecialCharTok"/>
+        </w:rPr>
+        <w:t xml:space="preserve">+</w:t>
+      </w:r>
+      <w:r>
+        <w:rPr>
+          <w:rStyle w:val="NormalTok"/>
+        </w:rPr>
+        <w:t xml:space="preserve"> shady_n </w:t>
+      </w:r>
+      <w:r>
+        <w:rPr>
+          <w:rStyle w:val="SpecialCharTok"/>
+        </w:rPr>
+        <w:t xml:space="preserve">-</w:t>
+      </w:r>
+      <w:r>
+        <w:rPr>
+          <w:rStyle w:val="NormalTok"/>
+        </w:rPr>
+        <w:t xml:space="preserve"> </w:t>
+      </w:r>
+      <w:r>
+        <w:rPr>
+          <w:rStyle w:val="DecValTok"/>
+        </w:rPr>
+        <w:t xml:space="preserve">2</w:t>
+      </w:r>
+      <w:r>
+        <w:br/>
+      </w:r>
+      <w:r>
+        <w:br/>
+      </w:r>
+      <w:r>
+        <w:rPr>
+          <w:rStyle w:val="CommentTok"/>
+        </w:rPr>
+        <w:t xml:space="preserve"># Set significance level</w:t>
+      </w:r>
+      <w:r>
+        <w:br/>
+      </w:r>
+      <w:r>
+        <w:rPr>
+          <w:rStyle w:val="NormalTok"/>
+        </w:rPr>
+        <w:t xml:space="preserve">sun_alpha </w:t>
+      </w:r>
+      <w:r>
+        <w:rPr>
+          <w:rStyle w:val="OtherTok"/>
+        </w:rPr>
+        <w:t xml:space="preserve">&lt;-</w:t>
+      </w:r>
+      <w:r>
+        <w:rPr>
+          <w:rStyle w:val="NormalTok"/>
+        </w:rPr>
+        <w:t xml:space="preserve"> </w:t>
+      </w:r>
+      <w:r>
+        <w:rPr>
+          <w:rStyle w:val="FloatTok"/>
+        </w:rPr>
+        <w:t xml:space="preserve">0.05</w:t>
+      </w:r>
+      <w:r>
+        <w:br/>
+      </w:r>
+      <w:r>
+        <w:br/>
+      </w:r>
+      <w:r>
+        <w:rPr>
+          <w:rStyle w:val="CommentTok"/>
+        </w:rPr>
+        <w:t xml:space="preserve"># Calculate power (fixed parameters)</w:t>
+      </w:r>
+      <w:r>
+        <w:br/>
+      </w:r>
+      <w:r>
+        <w:rPr>
+          <w:rStyle w:val="NormalTok"/>
+        </w:rPr>
+        <w:t xml:space="preserve">sun_power </w:t>
+      </w:r>
+      <w:r>
+        <w:rPr>
+          <w:rStyle w:val="OtherTok"/>
+        </w:rPr>
+        <w:t xml:space="preserve">&lt;-</w:t>
+      </w:r>
+      <w:r>
+        <w:rPr>
+          <w:rStyle w:val="NormalTok"/>
+        </w:rPr>
+        <w:t xml:space="preserve"> </w:t>
+      </w:r>
+      <w:r>
+        <w:rPr>
+          <w:rStyle w:val="FunctionTok"/>
+        </w:rPr>
+        <w:t xml:space="preserve">power.t.test</w:t>
+      </w:r>
+      <w:r>
+        <w:rPr>
+          <w:rStyle w:val="NormalTok"/>
+        </w:rPr>
+        <w:t xml:space="preserve">(</w:t>
+      </w:r>
+      <w:r>
+        <w:rPr>
+          <w:rStyle w:val="AttributeTok"/>
+        </w:rPr>
+        <w:t xml:space="preserve">n =</w:t>
+      </w:r>
+      <w:r>
+        <w:rPr>
+          <w:rStyle w:val="NormalTok"/>
+        </w:rPr>
+        <w:t xml:space="preserve"> </w:t>
+      </w:r>
+      <w:r>
+        <w:rPr>
+          <w:rStyle w:val="FunctionTok"/>
+        </w:rPr>
+        <w:t xml:space="preserve">min</w:t>
+      </w:r>
+      <w:r>
+        <w:rPr>
+          <w:rStyle w:val="NormalTok"/>
+        </w:rPr>
+        <w:t xml:space="preserve">(sunny_n, shady_n), </w:t>
+      </w:r>
+      <w:r>
+        <w:br/>
+      </w:r>
+      <w:r>
+        <w:rPr>
+          <w:rStyle w:val="NormalTok"/>
+        </w:rPr>
+        <w:t xml:space="preserve">                         </w:t>
+      </w:r>
+      <w:r>
+        <w:rPr>
+          <w:rStyle w:val="AttributeTok"/>
+        </w:rPr>
+        <w:t xml:space="preserve">delta =</w:t>
+      </w:r>
+      <w:r>
+        <w:rPr>
+          <w:rStyle w:val="NormalTok"/>
+        </w:rPr>
+        <w:t xml:space="preserve"> side_diff,  </w:t>
+      </w:r>
+      <w:r>
+        <w:rPr>
+          <w:rStyle w:val="CommentTok"/>
+        </w:rPr>
+        <w:t xml:space="preserve"># Raw difference, not effect size</w:t>
+      </w:r>
+      <w:r>
+        <w:br/>
+      </w:r>
+      <w:r>
+        <w:rPr>
+          <w:rStyle w:val="NormalTok"/>
+        </w:rPr>
+        <w:t xml:space="preserve">                         </w:t>
+      </w:r>
+      <w:r>
+        <w:rPr>
+          <w:rStyle w:val="AttributeTok"/>
+        </w:rPr>
+        <w:t xml:space="preserve">sd =</w:t>
+      </w:r>
+      <w:r>
+        <w:rPr>
+          <w:rStyle w:val="NormalTok"/>
+        </w:rPr>
+        <w:t xml:space="preserve"> sun_sd_pooled,  </w:t>
+      </w:r>
+      <w:r>
+        <w:rPr>
+          <w:rStyle w:val="CommentTok"/>
+        </w:rPr>
+        <w:t xml:space="preserve"># Use pooled SD, not side_diff</w:t>
+      </w:r>
+      <w:r>
+        <w:br/>
+      </w:r>
+      <w:r>
+        <w:rPr>
+          <w:rStyle w:val="NormalTok"/>
+        </w:rPr>
+        <w:t xml:space="preserve">                         </w:t>
+      </w:r>
+      <w:r>
+        <w:rPr>
+          <w:rStyle w:val="AttributeTok"/>
+        </w:rPr>
+        <w:t xml:space="preserve">sig.level =</w:t>
+      </w:r>
+      <w:r>
+        <w:rPr>
+          <w:rStyle w:val="NormalTok"/>
+        </w:rPr>
+        <w:t xml:space="preserve"> sun_alpha,  </w:t>
+      </w:r>
+      <w:r>
+        <w:rPr>
+          <w:rStyle w:val="CommentTok"/>
+        </w:rPr>
+        <w:t xml:space="preserve"># Use 0.05, not 0.5</w:t>
+      </w:r>
+      <w:r>
+        <w:br/>
+      </w:r>
+      <w:r>
+        <w:rPr>
+          <w:rStyle w:val="NormalTok"/>
+        </w:rPr>
+        <w:t xml:space="preserve">                         </w:t>
+      </w:r>
+      <w:r>
+        <w:rPr>
+          <w:rStyle w:val="AttributeTok"/>
+        </w:rPr>
+        <w:t xml:space="preserve">type =</w:t>
+      </w:r>
+      <w:r>
+        <w:rPr>
+          <w:rStyle w:val="NormalTok"/>
+        </w:rPr>
+        <w:t xml:space="preserve"> </w:t>
+      </w:r>
+      <w:r>
+        <w:rPr>
+          <w:rStyle w:val="StringTok"/>
+        </w:rPr>
+        <w:t xml:space="preserve">"two.sample"</w:t>
+      </w:r>
+      <w:r>
+        <w:rPr>
+          <w:rStyle w:val="NormalTok"/>
+        </w:rPr>
+        <w:t xml:space="preserve">,</w:t>
+      </w:r>
+      <w:r>
+        <w:br/>
+      </w:r>
+      <w:r>
+        <w:rPr>
+          <w:rStyle w:val="NormalTok"/>
+        </w:rPr>
+        <w:t xml:space="preserve">                         </w:t>
+      </w:r>
+      <w:r>
+        <w:rPr>
+          <w:rStyle w:val="AttributeTok"/>
+        </w:rPr>
+        <w:t xml:space="preserve">alternative =</w:t>
+      </w:r>
+      <w:r>
+        <w:rPr>
+          <w:rStyle w:val="NormalTok"/>
+        </w:rPr>
+        <w:t xml:space="preserve"> </w:t>
+      </w:r>
+      <w:r>
+        <w:rPr>
+          <w:rStyle w:val="StringTok"/>
+        </w:rPr>
+        <w:t xml:space="preserve">"two.sided"</w:t>
+      </w:r>
+      <w:r>
+        <w:rPr>
+          <w:rStyle w:val="NormalTok"/>
+        </w:rPr>
+        <w:t xml:space="preserve">)</w:t>
+      </w:r>
+      <w:r>
+        <w:br/>
+      </w:r>
+      <w:r>
+        <w:br/>
+      </w:r>
+      <w:r>
+        <w:rPr>
+          <w:rStyle w:val="CommentTok"/>
+        </w:rPr>
+        <w:t xml:space="preserve"># Display results</w:t>
+      </w:r>
+      <w:r>
+        <w:br/>
+      </w:r>
+      <w:r>
+        <w:rPr>
+          <w:rStyle w:val="FunctionTok"/>
+        </w:rPr>
+        <w:t xml:space="preserve">print</w:t>
+      </w:r>
+      <w:r>
+        <w:rPr>
+          <w:rStyle w:val="NormalTok"/>
+        </w:rPr>
+        <w:t xml:space="preserve">(</w:t>
+      </w:r>
+      <w:r>
+        <w:rPr>
+          <w:rStyle w:val="StringTok"/>
+        </w:rPr>
+        <w:t xml:space="preserve">"Sample sizes:"</w:t>
+      </w:r>
+      <w:r>
+        <w:rPr>
+          <w:rStyle w:val="NormalTok"/>
+        </w:rPr>
+        <w:t xml:space="preserve">)</w:t>
+      </w:r>
+    </w:p>
+    <w:p>
+      <w:pPr>
+        <w:pStyle w:val="SourceCode"/>
+      </w:pPr>
+      <w:r>
+        <w:rPr>
+          <w:rStyle w:val="VerbatimChar"/>
+        </w:rPr>
+        <w:t xml:space="preserve">[1] "Sample sizes:"</w:t>
+      </w:r>
+    </w:p>
+    <w:p>
+      <w:pPr>
+        <w:pStyle w:val="SourceCode"/>
+      </w:pPr>
+      <w:r>
+        <w:rPr>
+          <w:rStyle w:val="FunctionTok"/>
+        </w:rPr>
+        <w:t xml:space="preserve">print</w:t>
+      </w:r>
+      <w:r>
+        <w:rPr>
+          <w:rStyle w:val="NormalTok"/>
+        </w:rPr>
+        <w:t xml:space="preserve">(</w:t>
+      </w:r>
+      <w:r>
+        <w:rPr>
+          <w:rStyle w:val="FunctionTok"/>
+        </w:rPr>
+        <w:t xml:space="preserve">paste</w:t>
+      </w:r>
+      <w:r>
+        <w:rPr>
+          <w:rStyle w:val="NormalTok"/>
+        </w:rPr>
+        <w:t xml:space="preserve">(</w:t>
+      </w:r>
+      <w:r>
+        <w:rPr>
+          <w:rStyle w:val="StringTok"/>
+        </w:rPr>
+        <w:t xml:space="preserve">"Sunny:"</w:t>
+      </w:r>
+      <w:r>
+        <w:rPr>
+          <w:rStyle w:val="NormalTok"/>
+        </w:rPr>
+        <w:t xml:space="preserve">, sunny_n, </w:t>
+      </w:r>
+      <w:r>
+        <w:rPr>
+          <w:rStyle w:val="StringTok"/>
+        </w:rPr>
+        <w:t xml:space="preserve">"Shady:"</w:t>
+      </w:r>
+      <w:r>
+        <w:rPr>
+          <w:rStyle w:val="NormalTok"/>
+        </w:rPr>
+        <w:t xml:space="preserve">, shady_n))</w:t>
+      </w:r>
+    </w:p>
+    <w:p>
+      <w:pPr>
+        <w:pStyle w:val="SourceCode"/>
+      </w:pPr>
+      <w:r>
+        <w:rPr>
+          <w:rStyle w:val="VerbatimChar"/>
+        </w:rPr>
+        <w:t xml:space="preserve">[1] "Sunny: 8 Shady: 8"</w:t>
+      </w:r>
+    </w:p>
+    <w:p>
+      <w:pPr>
+        <w:pStyle w:val="SourceCode"/>
+      </w:pPr>
+      <w:r>
+        <w:rPr>
+          <w:rStyle w:val="FunctionTok"/>
+        </w:rPr>
+        <w:t xml:space="preserve">print</w:t>
+      </w:r>
+      <w:r>
+        <w:rPr>
+          <w:rStyle w:val="NormalTok"/>
+        </w:rPr>
+        <w:t xml:space="preserve">(</w:t>
+      </w:r>
+      <w:r>
+        <w:rPr>
+          <w:rStyle w:val="FunctionTok"/>
+        </w:rPr>
+        <w:t xml:space="preserve">paste</w:t>
+      </w:r>
+      <w:r>
+        <w:rPr>
+          <w:rStyle w:val="NormalTok"/>
+        </w:rPr>
+        <w:t xml:space="preserve">(</w:t>
+      </w:r>
+      <w:r>
+        <w:rPr>
+          <w:rStyle w:val="StringTok"/>
+        </w:rPr>
+        <w:t xml:space="preserve">"Pooled SD:"</w:t>
+      </w:r>
+      <w:r>
+        <w:rPr>
+          <w:rStyle w:val="NormalTok"/>
+        </w:rPr>
+        <w:t xml:space="preserve">, </w:t>
+      </w:r>
+      <w:r>
+        <w:rPr>
+          <w:rStyle w:val="FunctionTok"/>
+        </w:rPr>
+        <w:t xml:space="preserve">round</w:t>
+      </w:r>
+      <w:r>
+        <w:rPr>
+          <w:rStyle w:val="NormalTok"/>
+        </w:rPr>
+        <w:t xml:space="preserve">(sun_sd_pooled, </w:t>
+      </w:r>
+      <w:r>
+        <w:rPr>
+          <w:rStyle w:val="DecValTok"/>
+        </w:rPr>
+        <w:t xml:space="preserve">3</w:t>
+      </w:r>
+      <w:r>
+        <w:rPr>
+          <w:rStyle w:val="NormalTok"/>
+        </w:rPr>
+        <w:t xml:space="preserve">)))</w:t>
+      </w:r>
+    </w:p>
+    <w:p>
+      <w:pPr>
+        <w:pStyle w:val="SourceCode"/>
+      </w:pPr>
+      <w:r>
+        <w:rPr>
+          <w:rStyle w:val="VerbatimChar"/>
+        </w:rPr>
+        <w:t xml:space="preserve">[1] "Pooled SD: 2.575"</w:t>
+      </w:r>
+    </w:p>
+    <w:p>
+      <w:pPr>
+        <w:pStyle w:val="SourceCode"/>
+      </w:pPr>
+      <w:r>
+        <w:rPr>
+          <w:rStyle w:val="FunctionTok"/>
+        </w:rPr>
+        <w:t xml:space="preserve">print</w:t>
+      </w:r>
+      <w:r>
+        <w:rPr>
+          <w:rStyle w:val="NormalTok"/>
+        </w:rPr>
+        <w:t xml:space="preserve">(</w:t>
+      </w:r>
+      <w:r>
+        <w:rPr>
+          <w:rStyle w:val="FunctionTok"/>
+        </w:rPr>
+        <w:t xml:space="preserve">paste</w:t>
+      </w:r>
+      <w:r>
+        <w:rPr>
+          <w:rStyle w:val="NormalTok"/>
+        </w:rPr>
+        <w:t xml:space="preserve">(</w:t>
+      </w:r>
+      <w:r>
+        <w:rPr>
+          <w:rStyle w:val="StringTok"/>
+        </w:rPr>
+        <w:t xml:space="preserve">"Effect size (Cohen's d):"</w:t>
+      </w:r>
+      <w:r>
+        <w:rPr>
+          <w:rStyle w:val="NormalTok"/>
+        </w:rPr>
+        <w:t xml:space="preserve">, </w:t>
+      </w:r>
+      <w:r>
+        <w:rPr>
+          <w:rStyle w:val="FunctionTok"/>
+        </w:rPr>
+        <w:t xml:space="preserve">round</w:t>
+      </w:r>
+      <w:r>
+        <w:rPr>
+          <w:rStyle w:val="NormalTok"/>
+        </w:rPr>
+        <w:t xml:space="preserve">(sun_effect_size, </w:t>
+      </w:r>
+      <w:r>
+        <w:rPr>
+          <w:rStyle w:val="DecValTok"/>
+        </w:rPr>
+        <w:t xml:space="preserve">3</w:t>
+      </w:r>
+      <w:r>
+        <w:rPr>
+          <w:rStyle w:val="NormalTok"/>
+        </w:rPr>
+        <w:t xml:space="preserve">)))</w:t>
+      </w:r>
+    </w:p>
+    <w:p>
+      <w:pPr>
+        <w:pStyle w:val="SourceCode"/>
+      </w:pPr>
+      <w:r>
+        <w:rPr>
+          <w:rStyle w:val="VerbatimChar"/>
+        </w:rPr>
+        <w:t xml:space="preserve">[1] "Effect size (Cohen's d): 0.388"</w:t>
+      </w:r>
+    </w:p>
+    <w:p>
+      <w:pPr>
+        <w:pStyle w:val="SourceCode"/>
+      </w:pPr>
+      <w:r>
+        <w:rPr>
+          <w:rStyle w:val="FunctionTok"/>
+        </w:rPr>
+        <w:t xml:space="preserve">print</w:t>
+      </w:r>
+      <w:r>
+        <w:rPr>
+          <w:rStyle w:val="NormalTok"/>
+        </w:rPr>
+        <w:t xml:space="preserve">(</w:t>
+      </w:r>
+      <w:r>
+        <w:rPr>
+          <w:rStyle w:val="StringTok"/>
+        </w:rPr>
+        <w:t xml:space="preserve">""</w:t>
+      </w:r>
+      <w:r>
+        <w:rPr>
+          <w:rStyle w:val="NormalTok"/>
+        </w:rPr>
+        <w:t xml:space="preserve">)</w:t>
+      </w:r>
+    </w:p>
+    <w:p>
+      <w:pPr>
+        <w:pStyle w:val="SourceCode"/>
+      </w:pPr>
+      <w:r>
+        <w:rPr>
+          <w:rStyle w:val="VerbatimChar"/>
+        </w:rPr>
+        <w:t xml:space="preserve">[1] ""</w:t>
+      </w:r>
+    </w:p>
+    <w:p>
+      <w:pPr>
+        <w:pStyle w:val="SourceCode"/>
+      </w:pPr>
+      <w:r>
+        <w:rPr>
+          <w:rStyle w:val="FunctionTok"/>
+        </w:rPr>
+        <w:t xml:space="preserve">print</w:t>
+      </w:r>
+      <w:r>
+        <w:rPr>
+          <w:rStyle w:val="NormalTok"/>
+        </w:rPr>
+        <w:t xml:space="preserve">(</w:t>
+      </w:r>
+      <w:r>
+        <w:rPr>
+          <w:rStyle w:val="StringTok"/>
+        </w:rPr>
+        <w:t xml:space="preserve">"Power analysis results:"</w:t>
+      </w:r>
+      <w:r>
+        <w:rPr>
+          <w:rStyle w:val="NormalTok"/>
+        </w:rPr>
+        <w:t xml:space="preserve">)</w:t>
+      </w:r>
+    </w:p>
+    <w:p>
+      <w:pPr>
+        <w:pStyle w:val="SourceCode"/>
+      </w:pPr>
+      <w:r>
+        <w:rPr>
+          <w:rStyle w:val="VerbatimChar"/>
+        </w:rPr>
+        <w:t xml:space="preserve">[1] "Power analysis results:"</w:t>
+      </w:r>
+    </w:p>
+    <w:p>
+      <w:pPr>
+        <w:pStyle w:val="SourceCode"/>
+      </w:pPr>
+      <w:r>
+        <w:rPr>
+          <w:rStyle w:val="FunctionTok"/>
+        </w:rPr>
+        <w:t xml:space="preserve">print</w:t>
+      </w:r>
+      <w:r>
+        <w:rPr>
+          <w:rStyle w:val="NormalTok"/>
+        </w:rPr>
+        <w:t xml:space="preserve">(sun_power)</w:t>
+      </w:r>
+    </w:p>
+    <w:p>
+      <w:pPr>
+        <w:pStyle w:val="SourceCode"/>
+      </w:pPr>
+      <w:r>
+        <w:br/>
+      </w:r>
+      <w:r>
+        <w:rPr>
+          <w:rStyle w:val="VerbatimChar"/>
+        </w:rPr>
+        <w:t xml:space="preserve">     Two-sample t test power calculation </w:t>
+      </w:r>
+      <w:r>
+        <w:br/>
+      </w:r>
+      <w:r>
+        <w:br/>
+      </w:r>
+      <w:r>
+        <w:rPr>
+          <w:rStyle w:val="VerbatimChar"/>
+        </w:rPr>
+        <w:t xml:space="preserve">              n = 8</w:t>
+      </w:r>
+      <w:r>
+        <w:br/>
+      </w:r>
+      <w:r>
+        <w:rPr>
+          <w:rStyle w:val="VerbatimChar"/>
+        </w:rPr>
+        <w:t xml:space="preserve">          delta = 1</w:t>
+      </w:r>
+      <w:r>
+        <w:br/>
+      </w:r>
+      <w:r>
+        <w:rPr>
+          <w:rStyle w:val="VerbatimChar"/>
+        </w:rPr>
+        <w:t xml:space="preserve">             sd = 2.575237</w:t>
+      </w:r>
+      <w:r>
+        <w:br/>
+      </w:r>
+      <w:r>
+        <w:rPr>
+          <w:rStyle w:val="VerbatimChar"/>
+        </w:rPr>
+        <w:t xml:space="preserve">      sig.level = 0.05</w:t>
+      </w:r>
+      <w:r>
+        <w:br/>
+      </w:r>
+      <w:r>
+        <w:rPr>
+          <w:rStyle w:val="VerbatimChar"/>
+        </w:rPr>
+        <w:t xml:space="preserve">          power = 0.1083557</w:t>
+      </w:r>
+      <w:r>
+        <w:br/>
+      </w:r>
+      <w:r>
+        <w:rPr>
+          <w:rStyle w:val="VerbatimChar"/>
+        </w:rPr>
+        <w:t xml:space="preserve">    alternative = two.sided</w:t>
+      </w:r>
+      <w:r>
+        <w:br/>
+      </w:r>
+      <w:r>
+        <w:br/>
+      </w:r>
+      <w:r>
+        <w:rPr>
+          <w:rStyle w:val="VerbatimChar"/>
+        </w:rPr>
+        <w:t xml:space="preserve">NOTE: n is number in *each* group</w:t>
+      </w:r>
+    </w:p>
+    <w:bookmarkEnd w:id="51"/>
+    <w:bookmarkStart w:id="56" w:name="now-to-make-a-final-plot"/>
+    <w:p>
+      <w:pPr>
+        <w:pStyle w:val="Heading1"/>
+      </w:pPr>
+      <w:r>
+        <w:t xml:space="preserve">Now to make a final plot</w:t>
+      </w:r>
+    </w:p>
+    <w:p>
+      <w:pPr>
+        <w:pStyle w:val="FirstParagraph"/>
+      </w:pPr>
+      <w:r>
+        <w:t xml:space="preserve">Typically we will make a plot that has the mean and standard error on it</w:t>
+      </w:r>
+      <w:r>
+        <w:t xml:space="preserve"> </w:t>
+      </w:r>
+      <w:r>
+        <w:t xml:space="preserve">to represent the data</w:t>
+      </w:r>
+    </w:p>
+    <w:bookmarkStart w:id="55" w:name="your-task-is-to-make-this-plot"/>
+    <w:p>
+      <w:pPr>
+        <w:pStyle w:val="Heading2"/>
+      </w:pPr>
+      <w:r>
+        <w:t xml:space="preserve">your Task is to make this plot</w:t>
+      </w:r>
+    </w:p>
+    <w:p>
+      <w:pPr>
+        <w:pStyle w:val="SourceCode"/>
+      </w:pPr>
+      <w:r>
+        <w:rPr>
+          <w:rStyle w:val="NormalTok"/>
+        </w:rPr>
+        <w:t xml:space="preserve">pine_mean_se </w:t>
+      </w:r>
+      <w:r>
+        <w:rPr>
+          <w:rStyle w:val="OtherTok"/>
+        </w:rPr>
+        <w:t xml:space="preserve">&lt;-</w:t>
+      </w:r>
+      <w:r>
+        <w:rPr>
+          <w:rStyle w:val="NormalTok"/>
+        </w:rPr>
+        <w:t xml:space="preserve"> ps_df </w:t>
+      </w:r>
+      <w:r>
+        <w:rPr>
+          <w:rStyle w:val="SpecialCharTok"/>
+        </w:rPr>
         <w:t xml:space="preserve">%&gt;%</w:t>
       </w:r>
       <w:r>
@@ -4744,980 +5644,49 @@
         <w:t xml:space="preserve"> </w:t>
       </w:r>
       <w:r>
+        <w:br/>
+      </w:r>
+      <w:r>
+        <w:rPr>
+          <w:rStyle w:val="NormalTok"/>
+        </w:rPr>
+        <w:t xml:space="preserve">  </w:t>
+      </w:r>
+      <w:r>
         <w:rPr>
           <w:rStyle w:val="FunctionTok"/>
         </w:rPr>
-        <w:t xml:space="preserve">filter</w:t>
-      </w:r>
-      <w:r>
-        <w:rPr>
-          <w:rStyle w:val="NormalTok"/>
-        </w:rPr>
-        <w:t xml:space="preserve">(wind </w:t>
-      </w:r>
-      <w:r>
-        <w:rPr>
-          <w:rStyle w:val="SpecialCharTok"/>
-        </w:rPr>
-        <w:t xml:space="preserve">==</w:t>
-      </w:r>
-      <w:r>
-        <w:rPr>
-          <w:rStyle w:val="NormalTok"/>
-        </w:rPr>
-        <w:t xml:space="preserve"> </w:t>
-      </w:r>
-      <w:r>
-        <w:rPr>
-          <w:rStyle w:val="StringTok"/>
-        </w:rPr>
-        <w:t xml:space="preserve">"lee"</w:t>
-      </w:r>
-      <w:r>
-        <w:rPr>
-          <w:rStyle w:val="NormalTok"/>
-        </w:rPr>
-        <w:t xml:space="preserve">)</w:t>
-      </w:r>
-      <w:r>
-        <w:br/>
-      </w:r>
-      <w:r>
-        <w:rPr>
-          <w:rStyle w:val="NormalTok"/>
-        </w:rPr>
-        <w:t xml:space="preserve">wind_df </w:t>
-      </w:r>
-      <w:r>
-        <w:rPr>
-          <w:rStyle w:val="OtherTok"/>
-        </w:rPr>
-        <w:t xml:space="preserve">&lt;-</w:t>
-      </w:r>
-      <w:r>
-        <w:rPr>
-          <w:rStyle w:val="NormalTok"/>
-        </w:rPr>
-        <w:t xml:space="preserve"> pine_data </w:t>
-      </w:r>
-      <w:r>
-        <w:rPr>
-          <w:rStyle w:val="SpecialCharTok"/>
-        </w:rPr>
-        <w:t xml:space="preserve">%&gt;%</w:t>
-      </w:r>
-      <w:r>
-        <w:rPr>
-          <w:rStyle w:val="NormalTok"/>
-        </w:rPr>
-        <w:t xml:space="preserve"> </w:t>
+        <w:t xml:space="preserve">ggplot</w:t>
+      </w:r>
+      <w:r>
+        <w:rPr>
+          <w:rStyle w:val="NormalTok"/>
+        </w:rPr>
+        <w:t xml:space="preserve">(</w:t>
       </w:r>
       <w:r>
         <w:rPr>
           <w:rStyle w:val="FunctionTok"/>
         </w:rPr>
-        <w:t xml:space="preserve">filter</w:t>
-      </w:r>
-      <w:r>
-        <w:rPr>
-          <w:rStyle w:val="NormalTok"/>
-        </w:rPr>
-        <w:t xml:space="preserve">(wind </w:t>
-      </w:r>
-      <w:r>
-        <w:rPr>
-          <w:rStyle w:val="SpecialCharTok"/>
-        </w:rPr>
-        <w:t xml:space="preserve">==</w:t>
-      </w:r>
-      <w:r>
-        <w:rPr>
-          <w:rStyle w:val="NormalTok"/>
-        </w:rPr>
-        <w:t xml:space="preserve"> </w:t>
-      </w:r>
-      <w:r>
-        <w:rPr>
-          <w:rStyle w:val="StringTok"/>
-        </w:rPr>
-        <w:t xml:space="preserve">"wind"</w:t>
-      </w:r>
-      <w:r>
-        <w:rPr>
-          <w:rStyle w:val="NormalTok"/>
-        </w:rPr>
-        <w:t xml:space="preserve">)</w:t>
-      </w:r>
-      <w:r>
-        <w:br/>
-      </w:r>
-      <w:r>
-        <w:rPr>
-          <w:rStyle w:val="CommentTok"/>
-        </w:rPr>
-        <w:t xml:space="preserve"># Calculate power for detecting a 1 mm difference</w:t>
-      </w:r>
-      <w:r>
-        <w:br/>
-      </w:r>
-      <w:r>
-        <w:rPr>
-          <w:rStyle w:val="NormalTok"/>
-        </w:rPr>
-        <w:t xml:space="preserve">wind_diff </w:t>
-      </w:r>
-      <w:r>
-        <w:rPr>
-          <w:rStyle w:val="OtherTok"/>
-        </w:rPr>
-        <w:t xml:space="preserve">=</w:t>
-      </w:r>
-      <w:r>
-        <w:rPr>
-          <w:rStyle w:val="NormalTok"/>
-        </w:rPr>
-        <w:t xml:space="preserve"> </w:t>
-      </w:r>
-      <w:r>
-        <w:rPr>
-          <w:rStyle w:val="DecValTok"/>
-        </w:rPr>
-        <w:t xml:space="preserve">1</w:t>
-      </w:r>
-      <w:r>
-        <w:br/>
-      </w:r>
-      <w:r>
-        <w:br/>
-      </w:r>
-      <w:r>
-        <w:rPr>
-          <w:rStyle w:val="NormalTok"/>
-        </w:rPr>
-        <w:t xml:space="preserve">lee_n </w:t>
-      </w:r>
-      <w:r>
-        <w:rPr>
-          <w:rStyle w:val="OtherTok"/>
-        </w:rPr>
-        <w:t xml:space="preserve">&lt;-</w:t>
-      </w:r>
-      <w:r>
-        <w:rPr>
-          <w:rStyle w:val="NormalTok"/>
-        </w:rPr>
-        <w:t xml:space="preserve"> </w:t>
-      </w:r>
-      <w:r>
-        <w:rPr>
-          <w:rStyle w:val="FunctionTok"/>
-        </w:rPr>
-        <w:t xml:space="preserve">nrow</w:t>
-      </w:r>
-      <w:r>
-        <w:rPr>
-          <w:rStyle w:val="NormalTok"/>
-        </w:rPr>
-        <w:t xml:space="preserve">(lee_df)</w:t>
-      </w:r>
-      <w:r>
-        <w:br/>
-      </w:r>
-      <w:r>
-        <w:rPr>
-          <w:rStyle w:val="NormalTok"/>
-        </w:rPr>
-        <w:t xml:space="preserve">wind_n </w:t>
-      </w:r>
-      <w:r>
-        <w:rPr>
-          <w:rStyle w:val="OtherTok"/>
-        </w:rPr>
-        <w:t xml:space="preserve">&lt;-</w:t>
-      </w:r>
-      <w:r>
-        <w:rPr>
-          <w:rStyle w:val="NormalTok"/>
-        </w:rPr>
-        <w:t xml:space="preserve"> </w:t>
-      </w:r>
-      <w:r>
-        <w:rPr>
-          <w:rStyle w:val="FunctionTok"/>
-        </w:rPr>
-        <w:t xml:space="preserve">nrow</w:t>
-      </w:r>
-      <w:r>
-        <w:rPr>
-          <w:rStyle w:val="NormalTok"/>
-        </w:rPr>
-        <w:t xml:space="preserve">(wind_df)</w:t>
-      </w:r>
-      <w:r>
-        <w:br/>
-      </w:r>
-      <w:r>
-        <w:br/>
-      </w:r>
-      <w:r>
-        <w:rPr>
-          <w:rStyle w:val="NormalTok"/>
-        </w:rPr>
-        <w:t xml:space="preserve">wind_sd_pooled </w:t>
-      </w:r>
-      <w:r>
-        <w:rPr>
-          <w:rStyle w:val="OtherTok"/>
-        </w:rPr>
-        <w:t xml:space="preserve">&lt;-</w:t>
-      </w:r>
-      <w:r>
-        <w:rPr>
-          <w:rStyle w:val="NormalTok"/>
-        </w:rPr>
-        <w:t xml:space="preserve"> </w:t>
-      </w:r>
-      <w:r>
-        <w:rPr>
-          <w:rStyle w:val="FunctionTok"/>
-        </w:rPr>
-        <w:t xml:space="preserve">sqrt</w:t>
-      </w:r>
-      <w:r>
-        <w:rPr>
-          <w:rStyle w:val="NormalTok"/>
-        </w:rPr>
-        <w:t xml:space="preserve">((</w:t>
-      </w:r>
-      <w:r>
-        <w:rPr>
-          <w:rStyle w:val="FunctionTok"/>
-        </w:rPr>
-        <w:t xml:space="preserve">var</w:t>
-      </w:r>
-      <w:r>
-        <w:rPr>
-          <w:rStyle w:val="NormalTok"/>
-        </w:rPr>
-        <w:t xml:space="preserve">(lee_df</w:t>
-      </w:r>
-      <w:r>
-        <w:rPr>
-          <w:rStyle w:val="SpecialCharTok"/>
-        </w:rPr>
-        <w:t xml:space="preserve">$</w:t>
-      </w:r>
-      <w:r>
-        <w:rPr>
-          <w:rStyle w:val="NormalTok"/>
-        </w:rPr>
-        <w:t xml:space="preserve">length_mm) </w:t>
-      </w:r>
-      <w:r>
-        <w:rPr>
-          <w:rStyle w:val="SpecialCharTok"/>
-        </w:rPr>
-        <w:t xml:space="preserve">*</w:t>
-      </w:r>
-      <w:r>
-        <w:rPr>
-          <w:rStyle w:val="NormalTok"/>
-        </w:rPr>
-        <w:t xml:space="preserve"> (lee_n</w:t>
-      </w:r>
-      <w:r>
-        <w:rPr>
-          <w:rStyle w:val="DecValTok"/>
-        </w:rPr>
-        <w:t xml:space="preserve">-1</w:t>
-      </w:r>
-      <w:r>
-        <w:rPr>
-          <w:rStyle w:val="NormalTok"/>
-        </w:rPr>
-        <w:t xml:space="preserve">) </w:t>
-      </w:r>
-      <w:r>
-        <w:rPr>
-          <w:rStyle w:val="SpecialCharTok"/>
-        </w:rPr>
-        <w:t xml:space="preserve">+</w:t>
-      </w:r>
-      <w:r>
-        <w:rPr>
-          <w:rStyle w:val="NormalTok"/>
-        </w:rPr>
-        <w:t xml:space="preserve"> </w:t>
-      </w:r>
-      <w:r>
-        <w:br/>
-      </w:r>
-      <w:r>
-        <w:rPr>
-          <w:rStyle w:val="NormalTok"/>
-        </w:rPr>
-        <w:t xml:space="preserve">                  </w:t>
-      </w:r>
-      <w:r>
-        <w:rPr>
-          <w:rStyle w:val="FunctionTok"/>
-        </w:rPr>
-        <w:t xml:space="preserve">var</w:t>
-      </w:r>
-      <w:r>
-        <w:rPr>
-          <w:rStyle w:val="NormalTok"/>
-        </w:rPr>
-        <w:t xml:space="preserve">(wind_df</w:t>
-      </w:r>
-      <w:r>
-        <w:rPr>
-          <w:rStyle w:val="SpecialCharTok"/>
-        </w:rPr>
-        <w:t xml:space="preserve">$</w:t>
-      </w:r>
-      <w:r>
-        <w:rPr>
-          <w:rStyle w:val="NormalTok"/>
-        </w:rPr>
-        <w:t xml:space="preserve">length_mm) </w:t>
-      </w:r>
-      <w:r>
-        <w:rPr>
-          <w:rStyle w:val="SpecialCharTok"/>
-        </w:rPr>
-        <w:t xml:space="preserve">*</w:t>
-      </w:r>
-      <w:r>
-        <w:rPr>
-          <w:rStyle w:val="NormalTok"/>
-        </w:rPr>
-        <w:t xml:space="preserve"> (wind_n</w:t>
-      </w:r>
-      <w:r>
-        <w:rPr>
-          <w:rStyle w:val="DecValTok"/>
-        </w:rPr>
-        <w:t xml:space="preserve">-1</w:t>
-      </w:r>
-      <w:r>
-        <w:rPr>
-          <w:rStyle w:val="NormalTok"/>
-        </w:rPr>
-        <w:t xml:space="preserve">)) </w:t>
-      </w:r>
-      <w:r>
-        <w:rPr>
-          <w:rStyle w:val="SpecialCharTok"/>
-        </w:rPr>
-        <w:t xml:space="preserve">/</w:t>
-      </w:r>
-      <w:r>
-        <w:rPr>
-          <w:rStyle w:val="NormalTok"/>
-        </w:rPr>
-        <w:t xml:space="preserve"> </w:t>
-      </w:r>
-      <w:r>
-        <w:br/>
-      </w:r>
-      <w:r>
-        <w:rPr>
-          <w:rStyle w:val="NormalTok"/>
-        </w:rPr>
-        <w:t xml:space="preserve">                  (lee_n </w:t>
-      </w:r>
-      <w:r>
-        <w:rPr>
-          <w:rStyle w:val="SpecialCharTok"/>
-        </w:rPr>
-        <w:t xml:space="preserve">+</w:t>
-      </w:r>
-      <w:r>
-        <w:rPr>
-          <w:rStyle w:val="NormalTok"/>
-        </w:rPr>
-        <w:t xml:space="preserve"> wind_n </w:t>
-      </w:r>
-      <w:r>
-        <w:rPr>
-          <w:rStyle w:val="SpecialCharTok"/>
-        </w:rPr>
-        <w:t xml:space="preserve">-</w:t>
-      </w:r>
-      <w:r>
-        <w:rPr>
-          <w:rStyle w:val="NormalTok"/>
-        </w:rPr>
-        <w:t xml:space="preserve"> </w:t>
-      </w:r>
-      <w:r>
-        <w:rPr>
-          <w:rStyle w:val="DecValTok"/>
-        </w:rPr>
-        <w:t xml:space="preserve">2</w:t>
-      </w:r>
-      <w:r>
-        <w:rPr>
-          <w:rStyle w:val="NormalTok"/>
-        </w:rPr>
-        <w:t xml:space="preserve">))</w:t>
-      </w:r>
-      <w:r>
-        <w:br/>
-      </w:r>
-      <w:r>
-        <w:br/>
-      </w:r>
-      <w:r>
-        <w:rPr>
-          <w:rStyle w:val="CommentTok"/>
-        </w:rPr>
-        <w:t xml:space="preserve"># Calculate power</w:t>
-      </w:r>
-      <w:r>
-        <w:br/>
-      </w:r>
-      <w:r>
-        <w:rPr>
-          <w:rStyle w:val="NormalTok"/>
-        </w:rPr>
-        <w:t xml:space="preserve">wind_effect_size </w:t>
-      </w:r>
-      <w:r>
-        <w:rPr>
-          <w:rStyle w:val="OtherTok"/>
-        </w:rPr>
-        <w:t xml:space="preserve">&lt;-</w:t>
-      </w:r>
-      <w:r>
-        <w:rPr>
-          <w:rStyle w:val="NormalTok"/>
-        </w:rPr>
-        <w:t xml:space="preserve"> wind_diff </w:t>
-      </w:r>
-      <w:r>
-        <w:rPr>
-          <w:rStyle w:val="SpecialCharTok"/>
-        </w:rPr>
-        <w:t xml:space="preserve">/</w:t>
-      </w:r>
-      <w:r>
-        <w:rPr>
-          <w:rStyle w:val="NormalTok"/>
-        </w:rPr>
-        <w:t xml:space="preserve"> wind_sd_pooled  </w:t>
-      </w:r>
-      <w:r>
-        <w:rPr>
-          <w:rStyle w:val="CommentTok"/>
-        </w:rPr>
-        <w:t xml:space="preserve"># Cohen's d</w:t>
-      </w:r>
-      <w:r>
-        <w:br/>
-      </w:r>
-      <w:r>
-        <w:rPr>
-          <w:rStyle w:val="NormalTok"/>
-        </w:rPr>
-        <w:t xml:space="preserve">wind_df </w:t>
-      </w:r>
-      <w:r>
-        <w:rPr>
-          <w:rStyle w:val="OtherTok"/>
-        </w:rPr>
-        <w:t xml:space="preserve">&lt;-</w:t>
-      </w:r>
-      <w:r>
-        <w:rPr>
-          <w:rStyle w:val="NormalTok"/>
-        </w:rPr>
-        <w:t xml:space="preserve"> lee_n </w:t>
-      </w:r>
-      <w:r>
-        <w:rPr>
-          <w:rStyle w:val="SpecialCharTok"/>
-        </w:rPr>
-        <w:t xml:space="preserve">+</w:t>
-      </w:r>
-      <w:r>
-        <w:rPr>
-          <w:rStyle w:val="NormalTok"/>
-        </w:rPr>
-        <w:t xml:space="preserve"> wind_n </w:t>
-      </w:r>
-      <w:r>
-        <w:rPr>
-          <w:rStyle w:val="SpecialCharTok"/>
-        </w:rPr>
-        <w:t xml:space="preserve">-</w:t>
-      </w:r>
-      <w:r>
-        <w:rPr>
-          <w:rStyle w:val="NormalTok"/>
-        </w:rPr>
-        <w:t xml:space="preserve"> </w:t>
-      </w:r>
-      <w:r>
-        <w:rPr>
-          <w:rStyle w:val="DecValTok"/>
-        </w:rPr>
-        <w:t xml:space="preserve">2</w:t>
-      </w:r>
-      <w:r>
-        <w:br/>
-      </w:r>
-      <w:r>
-        <w:rPr>
-          <w:rStyle w:val="NormalTok"/>
-        </w:rPr>
-        <w:t xml:space="preserve">wind_alpha </w:t>
-      </w:r>
-      <w:r>
-        <w:rPr>
-          <w:rStyle w:val="OtherTok"/>
-        </w:rPr>
-        <w:t xml:space="preserve">&lt;-</w:t>
-      </w:r>
-      <w:r>
-        <w:rPr>
-          <w:rStyle w:val="NormalTok"/>
-        </w:rPr>
-        <w:t xml:space="preserve"> </w:t>
-      </w:r>
-      <w:r>
-        <w:rPr>
-          <w:rStyle w:val="FloatTok"/>
-        </w:rPr>
-        <w:t xml:space="preserve">0.05</w:t>
-      </w:r>
-      <w:r>
-        <w:br/>
-      </w:r>
-      <w:r>
-        <w:rPr>
-          <w:rStyle w:val="NormalTok"/>
-        </w:rPr>
-        <w:t xml:space="preserve">wind_power </w:t>
-      </w:r>
-      <w:r>
-        <w:rPr>
-          <w:rStyle w:val="OtherTok"/>
-        </w:rPr>
-        <w:t xml:space="preserve">&lt;-</w:t>
-      </w:r>
-      <w:r>
-        <w:rPr>
-          <w:rStyle w:val="NormalTok"/>
-        </w:rPr>
-        <w:t xml:space="preserve"> </w:t>
-      </w:r>
-      <w:r>
-        <w:rPr>
-          <w:rStyle w:val="FunctionTok"/>
-        </w:rPr>
-        <w:t xml:space="preserve">power.t.test</w:t>
-      </w:r>
-      <w:r>
-        <w:rPr>
-          <w:rStyle w:val="NormalTok"/>
-        </w:rPr>
-        <w:t xml:space="preserve">(</w:t>
+        <w:t xml:space="preserve">aes</w:t>
+      </w:r>
+      <w:r>
+        <w:rPr>
+          <w:rStyle w:val="NormalTok"/>
+        </w:rPr>
+        <w:t xml:space="preserve">(side, length_mm, </w:t>
       </w:r>
       <w:r>
         <w:rPr>
           <w:rStyle w:val="AttributeTok"/>
         </w:rPr>
-        <w:t xml:space="preserve">n =</w:t>
-      </w:r>
-      <w:r>
-        <w:rPr>
-          <w:rStyle w:val="NormalTok"/>
-        </w:rPr>
-        <w:t xml:space="preserve"> </w:t>
-      </w:r>
-      <w:r>
-        <w:rPr>
-          <w:rStyle w:val="FunctionTok"/>
-        </w:rPr>
-        <w:t xml:space="preserve">min</w:t>
-      </w:r>
-      <w:r>
-        <w:rPr>
-          <w:rStyle w:val="NormalTok"/>
-        </w:rPr>
-        <w:t xml:space="preserve">(lee_n,wind_n), </w:t>
-      </w:r>
-      <w:r>
-        <w:br/>
-      </w:r>
-      <w:r>
-        <w:rPr>
-          <w:rStyle w:val="NormalTok"/>
-        </w:rPr>
-        <w:t xml:space="preserve">                     </w:t>
-      </w:r>
-      <w:r>
-        <w:rPr>
-          <w:rStyle w:val="AttributeTok"/>
-        </w:rPr>
-        <w:t xml:space="preserve">delta =</w:t>
-      </w:r>
-      <w:r>
-        <w:rPr>
-          <w:rStyle w:val="NormalTok"/>
-        </w:rPr>
-        <w:t xml:space="preserve"> wind_effect_size,</w:t>
-      </w:r>
-      <w:r>
-        <w:br/>
-      </w:r>
-      <w:r>
-        <w:rPr>
-          <w:rStyle w:val="NormalTok"/>
-        </w:rPr>
-        <w:t xml:space="preserve">                     </w:t>
-      </w:r>
-      <w:r>
-        <w:rPr>
-          <w:rStyle w:val="AttributeTok"/>
-        </w:rPr>
-        <w:t xml:space="preserve">sd =</w:t>
-      </w:r>
-      <w:r>
-        <w:rPr>
-          <w:rStyle w:val="NormalTok"/>
-        </w:rPr>
-        <w:t xml:space="preserve"> </w:t>
-      </w:r>
-      <w:r>
-        <w:rPr>
-          <w:rStyle w:val="DecValTok"/>
-        </w:rPr>
-        <w:t xml:space="preserve">1</w:t>
-      </w:r>
-      <w:r>
-        <w:rPr>
-          <w:rStyle w:val="NormalTok"/>
-        </w:rPr>
-        <w:t xml:space="preserve">,  </w:t>
-      </w:r>
-      <w:r>
-        <w:rPr>
-          <w:rStyle w:val="CommentTok"/>
-        </w:rPr>
-        <w:t xml:space="preserve"># Using standardized effect size</w:t>
-      </w:r>
-      <w:r>
-        <w:br/>
-      </w:r>
-      <w:r>
-        <w:rPr>
-          <w:rStyle w:val="NormalTok"/>
-        </w:rPr>
-        <w:t xml:space="preserve">                     </w:t>
-      </w:r>
-      <w:r>
-        <w:rPr>
-          <w:rStyle w:val="AttributeTok"/>
-        </w:rPr>
-        <w:t xml:space="preserve">sig.level =</w:t>
-      </w:r>
-      <w:r>
-        <w:rPr>
-          <w:rStyle w:val="NormalTok"/>
-        </w:rPr>
-        <w:t xml:space="preserve"> </w:t>
-      </w:r>
-      <w:r>
-        <w:rPr>
-          <w:rStyle w:val="FloatTok"/>
-        </w:rPr>
-        <w:t xml:space="preserve">0.5</w:t>
-      </w:r>
-      <w:r>
-        <w:rPr>
-          <w:rStyle w:val="NormalTok"/>
-        </w:rPr>
-        <w:t xml:space="preserve">,</w:t>
-      </w:r>
-      <w:r>
-        <w:br/>
-      </w:r>
-      <w:r>
-        <w:rPr>
-          <w:rStyle w:val="NormalTok"/>
-        </w:rPr>
-        <w:t xml:space="preserve">                     </w:t>
-      </w:r>
-      <w:r>
-        <w:rPr>
-          <w:rStyle w:val="AttributeTok"/>
-        </w:rPr>
-        <w:t xml:space="preserve">type =</w:t>
-      </w:r>
-      <w:r>
-        <w:rPr>
-          <w:rStyle w:val="NormalTok"/>
-        </w:rPr>
-        <w:t xml:space="preserve"> </w:t>
-      </w:r>
-      <w:r>
-        <w:rPr>
-          <w:rStyle w:val="StringTok"/>
-        </w:rPr>
-        <w:t xml:space="preserve">"two.sample"</w:t>
-      </w:r>
-      <w:r>
-        <w:rPr>
-          <w:rStyle w:val="NormalTok"/>
-        </w:rPr>
-        <w:t xml:space="preserve">,</w:t>
-      </w:r>
-      <w:r>
-        <w:br/>
-      </w:r>
-      <w:r>
-        <w:rPr>
-          <w:rStyle w:val="NormalTok"/>
-        </w:rPr>
-        <w:t xml:space="preserve">                     </w:t>
-      </w:r>
-      <w:r>
-        <w:rPr>
-          <w:rStyle w:val="AttributeTok"/>
-        </w:rPr>
-        <w:t xml:space="preserve">alternative =</w:t>
-      </w:r>
-      <w:r>
-        <w:rPr>
-          <w:rStyle w:val="NormalTok"/>
-        </w:rPr>
-        <w:t xml:space="preserve"> </w:t>
-      </w:r>
-      <w:r>
-        <w:rPr>
-          <w:rStyle w:val="StringTok"/>
-        </w:rPr>
-        <w:t xml:space="preserve">"two.sided"</w:t>
-      </w:r>
-      <w:r>
-        <w:rPr>
-          <w:rStyle w:val="NormalTok"/>
-        </w:rPr>
-        <w:t xml:space="preserve">)</w:t>
-      </w:r>
-      <w:r>
-        <w:br/>
-      </w:r>
-      <w:r>
-        <w:br/>
-      </w:r>
-      <w:r>
-        <w:rPr>
-          <w:rStyle w:val="CommentTok"/>
-        </w:rPr>
-        <w:t xml:space="preserve"># Display results</w:t>
-      </w:r>
-      <w:r>
-        <w:br/>
-      </w:r>
-      <w:r>
-        <w:rPr>
-          <w:rStyle w:val="NormalTok"/>
-        </w:rPr>
-        <w:t xml:space="preserve">wind_power</w:t>
-      </w:r>
-    </w:p>
-    <w:p>
-      <w:pPr>
-        <w:pStyle w:val="SourceCode"/>
-      </w:pPr>
-      <w:r>
-        <w:br/>
-      </w:r>
-      <w:r>
-        <w:rPr>
-          <w:rStyle w:val="VerbatimChar"/>
-        </w:rPr>
-        <w:t xml:space="preserve">     Two-sample t test power calculation </w:t>
-      </w:r>
-      <w:r>
-        <w:br/>
-      </w:r>
-      <w:r>
-        <w:br/>
-      </w:r>
-      <w:r>
-        <w:rPr>
-          <w:rStyle w:val="VerbatimChar"/>
-        </w:rPr>
-        <w:t xml:space="preserve">              n = 24</w:t>
-      </w:r>
-      <w:r>
-        <w:br/>
-      </w:r>
-      <w:r>
-        <w:rPr>
-          <w:rStyle w:val="VerbatimChar"/>
-        </w:rPr>
-        <w:t xml:space="preserve">          delta = 0.4555423</w:t>
-      </w:r>
-      <w:r>
-        <w:br/>
-      </w:r>
-      <w:r>
-        <w:rPr>
-          <w:rStyle w:val="VerbatimChar"/>
-        </w:rPr>
-        <w:t xml:space="preserve">             sd = 1</w:t>
-      </w:r>
-      <w:r>
-        <w:br/>
-      </w:r>
-      <w:r>
-        <w:rPr>
-          <w:rStyle w:val="VerbatimChar"/>
-        </w:rPr>
-        <w:t xml:space="preserve">      sig.level = 0.5</w:t>
-      </w:r>
-      <w:r>
-        <w:br/>
-      </w:r>
-      <w:r>
-        <w:rPr>
-          <w:rStyle w:val="VerbatimChar"/>
-        </w:rPr>
-        <w:t xml:space="preserve">          power = 0.8158402</w:t>
-      </w:r>
-      <w:r>
-        <w:br/>
-      </w:r>
-      <w:r>
-        <w:rPr>
-          <w:rStyle w:val="VerbatimChar"/>
-        </w:rPr>
-        <w:t xml:space="preserve">    alternative = two.sided</w:t>
-      </w:r>
-      <w:r>
-        <w:br/>
-      </w:r>
-      <w:r>
-        <w:br/>
-      </w:r>
-      <w:r>
-        <w:rPr>
-          <w:rStyle w:val="VerbatimChar"/>
-        </w:rPr>
-        <w:t xml:space="preserve">NOTE: n is number in *each* group</w:t>
-      </w:r>
-    </w:p>
-    <w:bookmarkEnd w:id="55"/>
-    <w:bookmarkStart w:id="60" w:name="now-to-make-a-final-plot"/>
-    <w:p>
-      <w:pPr>
-        <w:pStyle w:val="Heading1"/>
-      </w:pPr>
-      <w:r>
-        <w:t xml:space="preserve">Now to make a final plot</w:t>
-      </w:r>
-    </w:p>
-    <w:p>
-      <w:pPr>
-        <w:pStyle w:val="FirstParagraph"/>
-      </w:pPr>
-      <w:r>
-        <w:t xml:space="preserve">Typically we will make a plot that has the mean and standard error on it to represent the data</w:t>
-      </w:r>
-    </w:p>
-    <w:bookmarkStart w:id="59" w:name="your-task-is-to-make-this-plot"/>
-    <w:p>
-      <w:pPr>
-        <w:pStyle w:val="Heading2"/>
-      </w:pPr>
-      <w:r>
-        <w:t xml:space="preserve">your Task is to make this plot</w:t>
-      </w:r>
-    </w:p>
-    <w:p>
-      <w:pPr>
-        <w:pStyle w:val="SourceCode"/>
-      </w:pPr>
-      <w:r>
-        <w:rPr>
-          <w:rStyle w:val="NormalTok"/>
-        </w:rPr>
-        <w:t xml:space="preserve">pine_mean_se </w:t>
-      </w:r>
-      <w:r>
-        <w:rPr>
-          <w:rStyle w:val="OtherTok"/>
-        </w:rPr>
-        <w:t xml:space="preserve">&lt;-</w:t>
-      </w:r>
-      <w:r>
-        <w:rPr>
-          <w:rStyle w:val="NormalTok"/>
-        </w:rPr>
-        <w:t xml:space="preserve"> pine_data </w:t>
-      </w:r>
-      <w:r>
-        <w:rPr>
-          <w:rStyle w:val="SpecialCharTok"/>
-        </w:rPr>
-        <w:t xml:space="preserve">%&gt;%</w:t>
-      </w:r>
-      <w:r>
-        <w:rPr>
-          <w:rStyle w:val="NormalTok"/>
-        </w:rPr>
-        <w:t xml:space="preserve"> </w:t>
-      </w:r>
-      <w:r>
-        <w:br/>
-      </w:r>
-      <w:r>
-        <w:rPr>
-          <w:rStyle w:val="NormalTok"/>
-        </w:rPr>
-        <w:t xml:space="preserve">  </w:t>
-      </w:r>
-      <w:r>
-        <w:rPr>
-          <w:rStyle w:val="FunctionTok"/>
-        </w:rPr>
-        <w:t xml:space="preserve">ggplot</w:t>
-      </w:r>
-      <w:r>
-        <w:rPr>
-          <w:rStyle w:val="NormalTok"/>
-        </w:rPr>
-        <w:t xml:space="preserve">(</w:t>
-      </w:r>
-      <w:r>
-        <w:rPr>
-          <w:rStyle w:val="FunctionTok"/>
-        </w:rPr>
-        <w:t xml:space="preserve">aes</w:t>
-      </w:r>
-      <w:r>
-        <w:rPr>
-          <w:rStyle w:val="NormalTok"/>
-        </w:rPr>
-        <w:t xml:space="preserve">(wind, length_mm, </w:t>
-      </w:r>
-      <w:r>
-        <w:rPr>
-          <w:rStyle w:val="AttributeTok"/>
-        </w:rPr>
         <w:t xml:space="preserve">color =</w:t>
       </w:r>
       <w:r>
         <w:rPr>
           <w:rStyle w:val="NormalTok"/>
         </w:rPr>
-        <w:t xml:space="preserve"> wind))</w:t>
+        <w:t xml:space="preserve"> side))</w:t>
       </w:r>
       <w:r>
         <w:rPr>
@@ -5951,18 +5920,18 @@
           <wp:inline>
             <wp:extent cx="2743200" cy="2743200"/>
             <wp:effectExtent b="0" l="0" r="0" t="0"/>
-            <wp:docPr descr="" title="" id="57" name="Picture"/>
+            <wp:docPr descr="" title="" id="53" name="Picture"/>
             <a:graphic>
               <a:graphicData uri="http://schemas.openxmlformats.org/drawingml/2006/picture">
                 <pic:pic>
                   <pic:nvPicPr>
-                    <pic:cNvPr descr="06_02_class_activity_files/figure-docx/unnamed-chunk-9-1.jpeg" id="58" name="Picture"/>
+                    <pic:cNvPr descr="06_02_class_activity_files/figure-docx/unnamed-chunk-8-1.jpeg" id="54" name="Picture"/>
                     <pic:cNvPicPr>
                       <a:picLocks noChangeArrowheads="1" noChangeAspect="1"/>
                     </pic:cNvPicPr>
                   </pic:nvPicPr>
                   <pic:blipFill>
-                    <a:blip r:embed="rId56"/>
+                    <a:blip r:embed="rId52"/>
                     <a:stretch>
                       <a:fillRect/>
                     </a:stretch>
@@ -5989,9 +5958,9 @@
         </w:drawing>
       </w:r>
     </w:p>
-    <w:bookmarkEnd w:id="59"/>
-    <w:bookmarkEnd w:id="60"/>
-    <w:bookmarkStart w:id="61" w:name="summary-and-conclusions"/>
+    <w:bookmarkEnd w:id="55"/>
+    <w:bookmarkEnd w:id="56"/>
+    <w:bookmarkStart w:id="57" w:name="summary-and-conclusions"/>
     <w:p>
       <w:pPr>
         <w:pStyle w:val="Heading1"/>
@@ -6132,8 +6101,8 @@
         <w:t xml:space="preserve">Consider alternatives when assumptions are violated</w:t>
       </w:r>
     </w:p>
-    <w:bookmarkEnd w:id="61"/>
-    <w:bookmarkStart w:id="62" w:name="reflection-questions"/>
+    <w:bookmarkEnd w:id="57"/>
+    <w:bookmarkStart w:id="58" w:name="reflection-questions"/>
     <w:p>
       <w:pPr>
         <w:pStyle w:val="Heading1"/>
@@ -6147,7 +6116,13 @@
         <w:pStyle w:val="FirstParagraph"/>
       </w:pPr>
       <w:r>
-        <w:t xml:space="preserve">After completing the activities, discuss these questions with your group:</w:t>
+        <w:t xml:space="preserve">After completing the activities, discuss these questions with your</w:t>
+      </w:r>
+      <w:r>
+        <w:t xml:space="preserve"> </w:t>
+      </w:r>
+      <w:r>
+        <w:t xml:space="preserve">group:</w:t>
       </w:r>
     </w:p>
     <w:p>
@@ -6159,7 +6134,13 @@
         </w:numPr>
       </w:pPr>
       <w:r>
-        <w:t xml:space="preserve">How does sample size affect our confidence in estimating the population mean?</w:t>
+        <w:t xml:space="preserve">How does sample size affect our confidence in estimating the</w:t>
+      </w:r>
+      <w:r>
+        <w:t xml:space="preserve"> </w:t>
+      </w:r>
+      <w:r>
+        <w:t xml:space="preserve">population mean?</w:t>
       </w:r>
     </w:p>
     <w:p>
@@ -6171,7 +6152,13 @@
         </w:numPr>
       </w:pPr>
       <w:r>
-        <w:t xml:space="preserve">Why is the t-distribution more appropriate than the normal distribution when working with small samples?</w:t>
+        <w:t xml:space="preserve">Why is the t-distribution more appropriate than the normal</w:t>
+      </w:r>
+      <w:r>
+        <w:t xml:space="preserve"> </w:t>
+      </w:r>
+      <w:r>
+        <w:t xml:space="preserve">distribution when working with small samples?</w:t>
       </w:r>
     </w:p>
     <w:p>
@@ -6183,7 +6170,13 @@
         </w:numPr>
       </w:pPr>
       <w:r>
-        <w:t xml:space="preserve">When comparing two populations, what can we learn from looking at confidence intervals versus performing a t-test?</w:t>
+        <w:t xml:space="preserve">When comparing two populations, what can we learn from looking at</w:t>
+      </w:r>
+      <w:r>
+        <w:t xml:space="preserve"> </w:t>
+      </w:r>
+      <w:r>
+        <w:t xml:space="preserve">confidence intervals versus performing a t-test?</w:t>
       </w:r>
     </w:p>
     <w:p>
@@ -6195,7 +6188,13 @@
         </w:numPr>
       </w:pPr>
       <w:r>
-        <w:t xml:space="preserve">How would you explain the concept of statistical significance to someone who has never taken a statistics course?</w:t>
+        <w:t xml:space="preserve">How would you explain the concept of statistical significance to</w:t>
+      </w:r>
+      <w:r>
+        <w:t xml:space="preserve"> </w:t>
+      </w:r>
+      <w:r>
+        <w:t xml:space="preserve">someone who has never taken a statistics course?</w:t>
       </w:r>
     </w:p>
     <w:p>
@@ -6210,7 +6209,7 @@
         <w:t xml:space="preserve">What do we do if assumptions FAIL!!!</w:t>
       </w:r>
     </w:p>
-    <w:bookmarkEnd w:id="62"/>
+    <w:bookmarkEnd w:id="58"/>
     <w:sectPr>
       <w:pgSz w:h="15840" w:w="12240"/>
       <w:pgMar w:bottom="720" w:footer="720" w:gutter="0" w:header="720" w:left="1152" w:right="720" w:top="720"/>

--- a/docs/ecostats_lectures/lecture_06/06_02_class_activity.docx
+++ b/docs/ecostats_lectures/lecture_06/06_02_class_activity.docx
@@ -3790,13 +3790,13 @@
         <w:pStyle w:val="BodyText"/>
       </w:pPr>
       <w:r>
-        <w:t xml:space="preserve">Now we can compare the mean pine needle lengths between sunny and</w:t>
-      </w:r>
-      <w:r>
-        <w:t xml:space="preserve"> </w:t>
-      </w:r>
-      <w:r>
-        <w:t xml:space="preserve">shady sides.</w:t>
+        <w:t xml:space="preserve">Now we can compare the mean pine needle lengths between sunny and shady</w:t>
+      </w:r>
+      <w:r>
+        <w:t xml:space="preserve"> </w:t>
+      </w:r>
+      <w:r>
+        <w:t xml:space="preserve">sides.</w:t>
       </w:r>
     </w:p>
     <w:p>
